--- a/guide/cfbkey-editing-guide.docx
+++ b/guide/cfbkey-editing-guide.docx
@@ -48,7 +48,7 @@
           <w:sz w:val="19"/>
           <w:szCs w:val="19"/>
         </w:rPr>
-        <w:t xml:space="preserve">Working draft, October 2026. For Jess, Amanda and anyone helping with the key.</w:t>
+        <w:t xml:space="preserve">Working draft, October 2026. For Jess, Jim, Amanda and anyone helping with the key.</w:t>
       </w:r>
     </w:p>
     <w:p>
@@ -91,7 +91,39 @@
           <w:sz w:val="21"/>
           <w:szCs w:val="21"/>
         </w:rPr>
-        <w:t xml:space="preserve">, and a script reads all three and writes the whole website in a minute or so. That means you change a fact </w:t>
+        <w:t xml:space="preserve"> (the workbook, the </w:t>
+      </w:r>
+      <w:r>
+        <w:rPr>
+          <w:rFonts w:ascii="Courier New" w:cs="Courier New" w:eastAsia="Courier New" w:hAnsi="Courier New"/>
+          <w:sz w:val="19"/>
+          <w:szCs w:val="19"/>
+        </w:rPr>
+        <w:t xml:space="preserve">content/</w:t>
+      </w:r>
+      <w:r>
+        <w:rPr>
+          <w:rFonts w:ascii="Arial" w:cs="Arial" w:eastAsia="Arial" w:hAnsi="Arial"/>
+          <w:sz w:val="21"/>
+          <w:szCs w:val="21"/>
+        </w:rPr>
+        <w:t xml:space="preserve"> folder, and the pictures in </w:t>
+      </w:r>
+      <w:r>
+        <w:rPr>
+          <w:rFonts w:ascii="Courier New" w:cs="Courier New" w:eastAsia="Courier New" w:hAnsi="Courier New"/>
+          <w:sz w:val="19"/>
+          <w:szCs w:val="19"/>
+        </w:rPr>
+        <w:t xml:space="preserve">cfbkey_local/</w:t>
+      </w:r>
+      <w:r>
+        <w:rPr>
+          <w:rFonts w:ascii="Arial" w:cs="Arial" w:eastAsia="Arial" w:hAnsi="Arial"/>
+          <w:sz w:val="21"/>
+          <w:szCs w:val="21"/>
+        </w:rPr>
+        <w:t xml:space="preserve">), and a script reads all three and writes the whole website in a minute or so. That means you change a fact </w:t>
       </w:r>
       <w:r>
         <w:rPr>
@@ -320,7 +352,7 @@
                 <w:sz w:val="17"/>
                 <w:szCs w:val="17"/>
               </w:rPr>
-              <w:t xml:space="preserve">cfbkey_workbook.xlsx</w:t>
+              <w:t xml:space="preserve">data/cfbkey_workbook.xlsx</w:t>
             </w:r>
           </w:p>
         </w:tc>
@@ -386,7 +418,7 @@
                 <w:sz w:val="19"/>
                 <w:szCs w:val="19"/>
               </w:rPr>
-              <w:t xml:space="preserve">Amanda, students, Jess</w:t>
+              <w:t xml:space="preserve">Jim, Amanda, students, Jess</w:t>
             </w:r>
           </w:p>
         </w:tc>
@@ -916,7 +948,7 @@
                 <w:sz w:val="17"/>
                 <w:szCs w:val="17"/>
               </w:rPr>
-              <w:t xml:space="preserve">site/</w:t>
+              <w:t xml:space="preserve">docs/</w:t>
             </w:r>
           </w:p>
         </w:tc>
@@ -949,7 +981,7 @@
                 <w:sz w:val="19"/>
                 <w:szCs w:val="19"/>
               </w:rPr>
-              <w:t xml:space="preserve">The generated website. </w:t>
+              <w:t xml:space="preserve">The generated website, and the folder GitHub Pages publishes. </w:t>
             </w:r>
             <w:r>
               <w:rPr>
@@ -971,7 +1003,7 @@
                 <w:sz w:val="19"/>
                 <w:szCs w:val="19"/>
               </w:rPr>
-              <w:t xml:space="preserve">; it is thrown away and rewritten on every rebuild.</w:t>
+              <w:t xml:space="preserve">; it is rewritten on every rebuild.</w:t>
             </w:r>
           </w:p>
         </w:tc>
@@ -1118,7 +1150,7 @@
         <w:rPr>
           <w:rFonts w:ascii="Arial" w:cs="Arial" w:eastAsia="Arial" w:hAnsi="Arial"/>
         </w:rPr>
-        <w:t xml:space="preserve">2. Is it automatic?</w:t>
+        <w:t xml:space="preserve">2. Basic steps to editing</w:t>
       </w:r>
     </w:p>
     <w:p>
@@ -1133,7 +1165,7 @@
           <w:sz w:val="21"/>
           <w:szCs w:val="21"/>
         </w:rPr>
-        <w:t xml:space="preserve">Not yet.</w:t>
+        <w:t xml:space="preserve">The site is not automatic.</w:t>
       </w:r>
       <w:r>
         <w:rPr>
@@ -1141,25 +1173,35 @@
           <w:sz w:val="21"/>
           <w:szCs w:val="21"/>
         </w:rPr>
-        <w:t xml:space="preserve"> The site updates </w:t>
-      </w:r>
-      <w:r>
-        <w:rPr>
-          <w:rFonts w:ascii="Arial" w:cs="Arial" w:eastAsia="Arial" w:hAnsi="Arial"/>
-          <w:b/>
-          <w:bCs/>
+        <w:t xml:space="preserve"> It is built on one computer and then uploaded. A web server, whether GitHub's or UNH's, only ever hands finished pages to visitors: nothing on the server reads the workbook. So editing the workbook changes nothing that anyone can see until you rebuild and upload.</w:t>
+      </w:r>
+    </w:p>
+    <w:p>
+      <w:pPr>
+        <w:shd w:fill="F0F0F0" w:val="clear"/>
+        <w:spacing w:after="140" w:before="60" w:line="252"/>
+        <w:ind w:left="240" w:right="120"/>
+      </w:pPr>
+      <w:r>
+        <w:rPr>
+          <w:rFonts w:ascii="Courier New" w:cs="Courier New" w:eastAsia="Courier New" w:hAnsi="Courier New"/>
+          <w:sz w:val="18"/>
+          <w:szCs w:val="18"/>
+        </w:rPr>
+        <w:t xml:space="preserve">workbook  --(rebuild)--&gt;  docs/  --(upload)--&gt;  server  ----&gt;  visitor</w:t>
+      </w:r>
+    </w:p>
+    <w:p>
+      <w:pPr>
+        <w:spacing w:after="120" w:line="276"/>
+      </w:pPr>
+      <w:r>
+        <w:rPr>
+          <w:rFonts w:ascii="Arial" w:cs="Arial" w:eastAsia="Arial" w:hAnsi="Arial"/>
           <w:sz w:val="21"/>
           <w:szCs w:val="21"/>
         </w:rPr>
-        <w:t xml:space="preserve">each time you rebuild it</w:t>
-      </w:r>
-      <w:r>
-        <w:rPr>
-          <w:rFonts w:ascii="Arial" w:cs="Arial" w:eastAsia="Arial" w:hAnsi="Arial"/>
-          <w:sz w:val="21"/>
-          <w:szCs w:val="21"/>
-        </w:rPr>
-        <w:t xml:space="preserve">, not the instant you save the workbook. The routine is always:</w:t>
+        <w:t xml:space="preserve">The routine is always these four steps:</w:t>
       </w:r>
     </w:p>
     <w:p>
@@ -1252,6 +1294,120 @@
     </w:p>
     <w:p>
       <w:pPr>
+        <w:pStyle w:val="ListParagraph"/>
+        <w:numPr>
+          <w:ilvl w:val="0"/>
+          <w:numId w:val="2"/>
+        </w:numPr>
+        <w:spacing w:after="80" w:line="264"/>
+      </w:pPr>
+      <w:r>
+        <w:rPr>
+          <w:rFonts w:ascii="Arial" w:cs="Arial" w:eastAsia="Arial" w:hAnsi="Arial"/>
+          <w:sz w:val="21"/>
+          <w:szCs w:val="21"/>
+        </w:rPr>
+        <w:t xml:space="preserve">Upload: push the rebuilt </w:t>
+      </w:r>
+      <w:r>
+        <w:rPr>
+          <w:rFonts w:ascii="Courier New" w:cs="Courier New" w:eastAsia="Courier New" w:hAnsi="Courier New"/>
+          <w:sz w:val="19"/>
+          <w:szCs w:val="19"/>
+        </w:rPr>
+        <w:t xml:space="preserve">docs/</w:t>
+      </w:r>
+      <w:r>
+        <w:rPr>
+          <w:rFonts w:ascii="Arial" w:cs="Arial" w:eastAsia="Arial" w:hAnsi="Arial"/>
+          <w:sz w:val="21"/>
+          <w:szCs w:val="21"/>
+        </w:rPr>
+        <w:t xml:space="preserve"> folder to GitHub, or later to UNH (section 7).</w:t>
+      </w:r>
+    </w:p>
+    <w:p>
+      <w:pPr>
+        <w:spacing w:after="100"/>
+      </w:pPr>
+    </w:p>
+    <w:tbl>
+      <w:tblPr>
+        <w:tblW w:type="dxa" w:w="9360"/>
+        <w:tblBorders>
+          <w:top w:val="single" w:color="auto" w:sz="4"/>
+          <w:left w:val="single" w:color="auto" w:sz="4"/>
+          <w:bottom w:val="single" w:color="auto" w:sz="4"/>
+          <w:right w:val="single" w:color="auto" w:sz="4"/>
+          <w:insideH w:val="single" w:color="auto" w:sz="4"/>
+          <w:insideV w:val="single" w:color="auto" w:sz="4"/>
+        </w:tblBorders>
+      </w:tblPr>
+      <w:tblGrid>
+        <w:gridCol w:w="9360"/>
+      </w:tblGrid>
+      <w:tr>
+        <w:tc>
+          <w:tcPr>
+            <w:tcW w:type="dxa" w:w="9360"/>
+            <w:tcBorders>
+              <w:top w:val="single" w:color="BF9000" w:sz="4"/>
+              <w:left w:val="single" w:color="BF9000" w:sz="12"/>
+              <w:bottom w:val="single" w:color="BF9000" w:sz="4"/>
+              <w:right w:val="single" w:color="BF9000" w:sz="4"/>
+            </w:tcBorders>
+            <w:shd w:fill="FFF2CC" w:val="clear"/>
+            <w:tcMar>
+              <w:top w:type="dxa" w:w="100"/>
+              <w:left w:type="dxa" w:w="160"/>
+              <w:bottom w:type="dxa" w:w="100"/>
+              <w:right w:type="dxa" w:w="160"/>
+            </w:tcMar>
+          </w:tcPr>
+          <w:p>
+            <w:pPr>
+              <w:spacing w:after="60"/>
+            </w:pPr>
+            <w:r>
+              <w:rPr>
+                <w:rFonts w:ascii="Arial" w:cs="Arial" w:eastAsia="Arial" w:hAnsi="Arial"/>
+                <w:b/>
+                <w:bCs/>
+                <w:sz w:val="21"/>
+                <w:szCs w:val="21"/>
+              </w:rPr>
+              <w:t xml:space="preserve">Uploading only the workbook changes nothing.</w:t>
+            </w:r>
+            <w:r>
+              <w:rPr>
+                <w:rFonts w:ascii="Arial" w:cs="Arial" w:eastAsia="Arial" w:hAnsi="Arial"/>
+                <w:sz w:val="21"/>
+                <w:szCs w:val="21"/>
+              </w:rPr>
+              <w:t xml:space="preserve">  The server would store a new spreadsheet and keep serving the old pages, so the site and the workbook would quietly fall out of step. Always rebuild first, then upload both: </w:t>
+            </w:r>
+            <w:r>
+              <w:rPr>
+                <w:rFonts w:ascii="Courier New" w:cs="Courier New" w:eastAsia="Courier New" w:hAnsi="Courier New"/>
+                <w:sz w:val="19"/>
+                <w:szCs w:val="19"/>
+              </w:rPr>
+              <w:t xml:space="preserve">git add .</w:t>
+            </w:r>
+            <w:r>
+              <w:rPr>
+                <w:rFonts w:ascii="Arial" w:cs="Arial" w:eastAsia="Arial" w:hAnsi="Arial"/>
+                <w:sz w:val="21"/>
+                <w:szCs w:val="21"/>
+              </w:rPr>
+              <w:t xml:space="preserve"> takes the workbook and the rebuilt pages together.</w:t>
+            </w:r>
+          </w:p>
+        </w:tc>
+      </w:tr>
+    </w:tbl>
+    <w:p>
+      <w:pPr>
         <w:spacing w:after="120" w:line="276"/>
       </w:pPr>
       <w:r>
@@ -1280,7 +1436,7 @@
           <w:sz w:val="19"/>
           <w:szCs w:val="19"/>
         </w:rPr>
-        <w:t xml:space="preserve">site/</w:t>
+        <w:t xml:space="preserve">docs/</w:t>
       </w:r>
       <w:r>
         <w:rPr>
@@ -1308,12 +1464,18 @@
       <w:r>
         <w:rPr>
           <w:rFonts w:ascii="Arial" w:cs="Arial" w:eastAsia="Arial" w:hAnsi="Arial"/>
-          <w:b/>
-          <w:bCs/>
           <w:sz w:val="21"/>
           <w:szCs w:val="21"/>
         </w:rPr>
-        <w:t xml:space="preserve">Later:</w:t>
+        <w:t xml:space="preserve">The rebuild is run with the </w:t>
+      </w:r>
+      <w:r>
+        <w:rPr>
+          <w:rFonts w:ascii="Courier New" w:cs="Courier New" w:eastAsia="Courier New" w:hAnsi="Courier New"/>
+          <w:sz w:val="19"/>
+          <w:szCs w:val="19"/>
+        </w:rPr>
+        <w:t xml:space="preserve">rebuild.sh</w:t>
       </w:r>
       <w:r>
         <w:rPr>
@@ -1321,7 +1483,7 @@
           <w:sz w:val="21"/>
           <w:szCs w:val="21"/>
         </w:rPr>
-        <w:t xml:space="preserve"> once the site is published (we plan GitHub Pages), the same rebuild can run automatically whenever the workbook is uploaded. That step is not set up yet; until then the site is built and previewed on Jess's computer.</w:t>
+        <w:t xml:space="preserve"> command on a Mac. On Windows that script does not run as it is; use the Python command inside it instead (section 5), or run it through Git Bash. Only one person needs to be able to rebuild.</w:t>
       </w:r>
     </w:p>
     <w:p>
@@ -3388,7 +3550,7 @@
                 <w:sz w:val="19"/>
                 <w:szCs w:val="19"/>
               </w:rPr>
-              <w:t xml:space="preserve">Replace a picture</w:t>
+              <w:t xml:space="preserve">Change the footer wording, the site title or the citation</w:t>
             </w:r>
           </w:p>
         </w:tc>
@@ -3421,51 +3583,117 @@
                 <w:sz w:val="19"/>
                 <w:szCs w:val="19"/>
               </w:rPr>
-              <w:t xml:space="preserve">Put the new file in </w:t>
-            </w:r>
-            <w:r>
-              <w:rPr>
-                <w:rFonts w:ascii="Courier New" w:cs="Courier New" w:eastAsia="Courier New" w:hAnsi="Courier New"/>
-                <w:b w:val="false"/>
-                <w:bCs w:val="false"/>
-                <w:color w:val="000000"/>
-                <w:sz w:val="17"/>
-                <w:szCs w:val="17"/>
-              </w:rPr>
-              <w:t xml:space="preserve">cfbkey_local</w:t>
-            </w:r>
-            <w:r>
-              <w:rPr>
-                <w:rFonts w:ascii="Arial" w:cs="Arial" w:eastAsia="Arial" w:hAnsi="Arial"/>
-                <w:b w:val="false"/>
-                <w:bCs w:val="false"/>
-                <w:color w:val="000000"/>
-                <w:sz w:val="19"/>
-                <w:szCs w:val="19"/>
-              </w:rPr>
-              <w:t xml:space="preserve"> in the same folder with the </w:t>
-            </w:r>
-            <w:r>
-              <w:rPr>
-                <w:rFonts w:ascii="Arial" w:cs="Arial" w:eastAsia="Arial" w:hAnsi="Arial"/>
-                <w:b/>
-                <w:bCs/>
-                <w:color w:val="000000"/>
-                <w:sz w:val="19"/>
-                <w:szCs w:val="19"/>
-              </w:rPr>
-              <w:t xml:space="preserve">same file name</w:t>
-            </w:r>
-            <w:r>
-              <w:rPr>
-                <w:rFonts w:ascii="Arial" w:cs="Arial" w:eastAsia="Arial" w:hAnsi="Arial"/>
-                <w:b w:val="false"/>
-                <w:bCs w:val="false"/>
-                <w:color w:val="000000"/>
-                <w:sz w:val="19"/>
-                <w:szCs w:val="19"/>
-              </w:rPr>
-              <w:t xml:space="preserve">. Nothing else to change.</w:t>
+              <w:t xml:space="preserve">Workbook, sheet </w:t>
+            </w:r>
+            <w:r>
+              <w:rPr>
+                <w:rFonts w:ascii="Courier New" w:cs="Courier New" w:eastAsia="Courier New" w:hAnsi="Courier New"/>
+                <w:b w:val="false"/>
+                <w:bCs w:val="false"/>
+                <w:color w:val="000000"/>
+                <w:sz w:val="17"/>
+                <w:szCs w:val="17"/>
+              </w:rPr>
+              <w:t xml:space="preserve">settings</w:t>
+            </w:r>
+            <w:r>
+              <w:rPr>
+                <w:rFonts w:ascii="Arial" w:cs="Arial" w:eastAsia="Arial" w:hAnsi="Arial"/>
+                <w:b w:val="false"/>
+                <w:bCs w:val="false"/>
+                <w:color w:val="000000"/>
+                <w:sz w:val="19"/>
+                <w:szCs w:val="19"/>
+              </w:rPr>
+              <w:t xml:space="preserve">: edit the yellow </w:t>
+            </w:r>
+            <w:r>
+              <w:rPr>
+                <w:rFonts w:ascii="Courier New" w:cs="Courier New" w:eastAsia="Courier New" w:hAnsi="Courier New"/>
+                <w:b w:val="false"/>
+                <w:bCs w:val="false"/>
+                <w:color w:val="000000"/>
+                <w:sz w:val="17"/>
+                <w:szCs w:val="17"/>
+              </w:rPr>
+              <w:t xml:space="preserve">value</w:t>
+            </w:r>
+            <w:r>
+              <w:rPr>
+                <w:rFonts w:ascii="Arial" w:cs="Arial" w:eastAsia="Arial" w:hAnsi="Arial"/>
+                <w:b w:val="false"/>
+                <w:bCs w:val="false"/>
+                <w:color w:val="000000"/>
+                <w:sz w:val="19"/>
+                <w:szCs w:val="19"/>
+              </w:rPr>
+              <w:t xml:space="preserve"> cell. Covers the site title, the underlined label, the reference itself, the copyright line and the visitor-counting note. To turn words into a link write them as </w:t>
+            </w:r>
+            <w:r>
+              <w:rPr>
+                <w:rFonts w:ascii="Courier New" w:cs="Courier New" w:eastAsia="Courier New" w:hAnsi="Courier New"/>
+                <w:b w:val="false"/>
+                <w:bCs w:val="false"/>
+                <w:color w:val="000000"/>
+                <w:sz w:val="17"/>
+                <w:szCs w:val="17"/>
+              </w:rPr>
+              <w:t xml:space="preserve">[the words](https://the-address)</w:t>
+            </w:r>
+            <w:r>
+              <w:rPr>
+                <w:rFonts w:ascii="Arial" w:cs="Arial" w:eastAsia="Arial" w:hAnsi="Arial"/>
+                <w:b w:val="false"/>
+                <w:bCs w:val="false"/>
+                <w:color w:val="000000"/>
+                <w:sz w:val="19"/>
+                <w:szCs w:val="19"/>
+              </w:rPr>
+              <w:t xml:space="preserve">; </w:t>
+            </w:r>
+            <w:r>
+              <w:rPr>
+                <w:rFonts w:ascii="Courier New" w:cs="Courier New" w:eastAsia="Courier New" w:hAnsi="Courier New"/>
+                <w:b w:val="false"/>
+                <w:bCs w:val="false"/>
+                <w:color w:val="000000"/>
+                <w:sz w:val="17"/>
+                <w:szCs w:val="17"/>
+              </w:rPr>
+              <w:t xml:space="preserve">*italics*</w:t>
+            </w:r>
+            <w:r>
+              <w:rPr>
+                <w:rFonts w:ascii="Arial" w:cs="Arial" w:eastAsia="Arial" w:hAnsi="Arial"/>
+                <w:b w:val="false"/>
+                <w:bCs w:val="false"/>
+                <w:color w:val="000000"/>
+                <w:sz w:val="19"/>
+                <w:szCs w:val="19"/>
+              </w:rPr>
+              <w:t xml:space="preserve"> and </w:t>
+            </w:r>
+            <w:r>
+              <w:rPr>
+                <w:rFonts w:ascii="Courier New" w:cs="Courier New" w:eastAsia="Courier New" w:hAnsi="Courier New"/>
+                <w:b w:val="false"/>
+                <w:bCs w:val="false"/>
+                <w:color w:val="000000"/>
+                <w:sz w:val="17"/>
+                <w:szCs w:val="17"/>
+              </w:rPr>
+              <w:t xml:space="preserve">**bold**</w:t>
+            </w:r>
+            <w:r>
+              <w:rPr>
+                <w:rFonts w:ascii="Arial" w:cs="Arial" w:eastAsia="Arial" w:hAnsi="Arial"/>
+                <w:b w:val="false"/>
+                <w:bCs w:val="false"/>
+                <w:color w:val="000000"/>
+                <w:sz w:val="19"/>
+                <w:szCs w:val="19"/>
+              </w:rPr>
+              <w:t xml:space="preserve"> work too.</w:t>
             </w:r>
           </w:p>
         </w:tc>
@@ -3503,7 +3731,7 @@
                 <w:sz w:val="19"/>
                 <w:szCs w:val="19"/>
               </w:rPr>
-              <w:t xml:space="preserve">Add a picture to a species</w:t>
+              <w:t xml:space="preserve">Record a new version number</w:t>
             </w:r>
           </w:p>
         </w:tc>
@@ -3536,205 +3764,95 @@
                 <w:sz w:val="19"/>
                 <w:szCs w:val="19"/>
               </w:rPr>
-              <w:t xml:space="preserve">Add a row in </w:t>
-            </w:r>
-            <w:r>
-              <w:rPr>
-                <w:rFonts w:ascii="Courier New" w:cs="Courier New" w:eastAsia="Courier New" w:hAnsi="Courier New"/>
-                <w:b w:val="false"/>
-                <w:bCs w:val="false"/>
-                <w:color w:val="000000"/>
-                <w:sz w:val="17"/>
-                <w:szCs w:val="17"/>
-              </w:rPr>
-              <w:t xml:space="preserve">images</w:t>
-            </w:r>
-            <w:r>
-              <w:rPr>
-                <w:rFonts w:ascii="Arial" w:cs="Arial" w:eastAsia="Arial" w:hAnsi="Arial"/>
-                <w:b w:val="false"/>
-                <w:bCs w:val="false"/>
-                <w:color w:val="000000"/>
-                <w:sz w:val="19"/>
-                <w:szCs w:val="19"/>
-              </w:rPr>
-              <w:t xml:space="preserve">: </w:t>
-            </w:r>
-            <w:r>
-              <w:rPr>
-                <w:rFonts w:ascii="Courier New" w:cs="Courier New" w:eastAsia="Courier New" w:hAnsi="Courier New"/>
-                <w:b w:val="false"/>
-                <w:bCs w:val="false"/>
-                <w:color w:val="000000"/>
-                <w:sz w:val="17"/>
-                <w:szCs w:val="17"/>
-              </w:rPr>
-              <w:t xml:space="preserve">image_id</w:t>
-            </w:r>
-            <w:r>
-              <w:rPr>
-                <w:rFonts w:ascii="Arial" w:cs="Arial" w:eastAsia="Arial" w:hAnsi="Arial"/>
-                <w:b w:val="false"/>
-                <w:bCs w:val="false"/>
-                <w:color w:val="000000"/>
-                <w:sz w:val="19"/>
-                <w:szCs w:val="19"/>
-              </w:rPr>
-              <w:t xml:space="preserve">, </w:t>
-            </w:r>
-            <w:r>
-              <w:rPr>
-                <w:rFonts w:ascii="Courier New" w:cs="Courier New" w:eastAsia="Courier New" w:hAnsi="Courier New"/>
-                <w:b w:val="false"/>
-                <w:bCs w:val="false"/>
-                <w:color w:val="000000"/>
-                <w:sz w:val="17"/>
-                <w:szCs w:val="17"/>
-              </w:rPr>
-              <w:t xml:space="preserve">species_id</w:t>
-            </w:r>
-            <w:r>
-              <w:rPr>
-                <w:rFonts w:ascii="Arial" w:cs="Arial" w:eastAsia="Arial" w:hAnsi="Arial"/>
-                <w:b w:val="false"/>
-                <w:bCs w:val="false"/>
-                <w:color w:val="000000"/>
-                <w:sz w:val="19"/>
-                <w:szCs w:val="19"/>
-              </w:rPr>
-              <w:t xml:space="preserve">, </w:t>
-            </w:r>
-            <w:r>
-              <w:rPr>
-                <w:rFonts w:ascii="Courier New" w:cs="Courier New" w:eastAsia="Courier New" w:hAnsi="Courier New"/>
-                <w:b w:val="false"/>
-                <w:bCs w:val="false"/>
-                <w:color w:val="000000"/>
-                <w:sz w:val="17"/>
-                <w:szCs w:val="17"/>
-              </w:rPr>
-              <w:t xml:space="preserve">file</w:t>
-            </w:r>
-            <w:r>
-              <w:rPr>
-                <w:rFonts w:ascii="Arial" w:cs="Arial" w:eastAsia="Arial" w:hAnsi="Arial"/>
-                <w:b w:val="false"/>
-                <w:bCs w:val="false"/>
-                <w:color w:val="000000"/>
-                <w:sz w:val="19"/>
-                <w:szCs w:val="19"/>
-              </w:rPr>
-              <w:t xml:space="preserve"> (path starting from inside </w:t>
-            </w:r>
-            <w:r>
-              <w:rPr>
-                <w:rFonts w:ascii="Courier New" w:cs="Courier New" w:eastAsia="Courier New" w:hAnsi="Courier New"/>
-                <w:b w:val="false"/>
-                <w:bCs w:val="false"/>
-                <w:color w:val="000000"/>
-                <w:sz w:val="17"/>
-                <w:szCs w:val="17"/>
-              </w:rPr>
-              <w:t xml:space="preserve">cfbkey_local</w:t>
-            </w:r>
-            <w:r>
-              <w:rPr>
-                <w:rFonts w:ascii="Arial" w:cs="Arial" w:eastAsia="Arial" w:hAnsi="Arial"/>
-                <w:b w:val="false"/>
-                <w:bCs w:val="false"/>
-                <w:color w:val="000000"/>
-                <w:sz w:val="19"/>
-                <w:szCs w:val="19"/>
-              </w:rPr>
-              <w:t xml:space="preserve">), </w:t>
-            </w:r>
-            <w:r>
-              <w:rPr>
-                <w:rFonts w:ascii="Courier New" w:cs="Courier New" w:eastAsia="Courier New" w:hAnsi="Courier New"/>
-                <w:b w:val="false"/>
-                <w:bCs w:val="false"/>
-                <w:color w:val="000000"/>
-                <w:sz w:val="17"/>
-                <w:szCs w:val="17"/>
-              </w:rPr>
-              <w:t xml:space="preserve">width</w:t>
-            </w:r>
-            <w:r>
-              <w:rPr>
-                <w:rFonts w:ascii="Arial" w:cs="Arial" w:eastAsia="Arial" w:hAnsi="Arial"/>
-                <w:b w:val="false"/>
-                <w:bCs w:val="false"/>
-                <w:color w:val="000000"/>
-                <w:sz w:val="19"/>
-                <w:szCs w:val="19"/>
-              </w:rPr>
-              <w:t xml:space="preserve">, </w:t>
-            </w:r>
-            <w:r>
-              <w:rPr>
-                <w:rFonts w:ascii="Courier New" w:cs="Courier New" w:eastAsia="Courier New" w:hAnsi="Courier New"/>
-                <w:b w:val="false"/>
-                <w:bCs w:val="false"/>
-                <w:color w:val="000000"/>
-                <w:sz w:val="17"/>
-                <w:szCs w:val="17"/>
-              </w:rPr>
-              <w:t xml:space="preserve">height</w:t>
-            </w:r>
-            <w:r>
-              <w:rPr>
-                <w:rFonts w:ascii="Arial" w:cs="Arial" w:eastAsia="Arial" w:hAnsi="Arial"/>
-                <w:b w:val="false"/>
-                <w:bCs w:val="false"/>
-                <w:color w:val="000000"/>
-                <w:sz w:val="19"/>
-                <w:szCs w:val="19"/>
-              </w:rPr>
-              <w:t xml:space="preserve">, and </w:t>
-            </w:r>
-            <w:r>
-              <w:rPr>
-                <w:rFonts w:ascii="Courier New" w:cs="Courier New" w:eastAsia="Courier New" w:hAnsi="Courier New"/>
-                <w:b w:val="false"/>
-                <w:bCs w:val="false"/>
-                <w:color w:val="000000"/>
-                <w:sz w:val="17"/>
-                <w:szCs w:val="17"/>
-              </w:rPr>
-              <w:t xml:space="preserve">links_to_larger</w:t>
-            </w:r>
-            <w:r>
-              <w:rPr>
-                <w:rFonts w:ascii="Arial" w:cs="Arial" w:eastAsia="Arial" w:hAnsi="Arial"/>
-                <w:b w:val="false"/>
-                <w:bCs w:val="false"/>
-                <w:color w:val="000000"/>
-                <w:sz w:val="19"/>
-                <w:szCs w:val="19"/>
-              </w:rPr>
-              <w:t xml:space="preserve"> if there is a bigger version. For each species the </w:t>
-            </w:r>
-            <w:r>
-              <w:rPr>
-                <w:rFonts w:ascii="Arial" w:cs="Arial" w:eastAsia="Arial" w:hAnsi="Arial"/>
-                <w:b/>
-                <w:bCs/>
-                <w:color w:val="000000"/>
-                <w:sz w:val="19"/>
-                <w:szCs w:val="19"/>
-              </w:rPr>
-              <w:t xml:space="preserve">first row is the large picture, the next two small ones become the thumbnails, and the rest go under Additional pictures</w:t>
-            </w:r>
-            <w:r>
-              <w:rPr>
-                <w:rFonts w:ascii="Arial" w:cs="Arial" w:eastAsia="Arial" w:hAnsi="Arial"/>
-                <w:b w:val="false"/>
-                <w:bCs w:val="false"/>
-                <w:color w:val="000000"/>
-                <w:sz w:val="19"/>
-                <w:szCs w:val="19"/>
-              </w:rPr>
-              <w:t xml:space="preserve">.</w:t>
+              <w:t xml:space="preserve">Workbook, sheet </w:t>
+            </w:r>
+            <w:r>
+              <w:rPr>
+                <w:rFonts w:ascii="Courier New" w:cs="Courier New" w:eastAsia="Courier New" w:hAnsi="Courier New"/>
+                <w:b w:val="false"/>
+                <w:bCs w:val="false"/>
+                <w:color w:val="000000"/>
+                <w:sz w:val="17"/>
+                <w:szCs w:val="17"/>
+              </w:rPr>
+              <w:t xml:space="preserve">settings</w:t>
+            </w:r>
+            <w:r>
+              <w:rPr>
+                <w:rFonts w:ascii="Arial" w:cs="Arial" w:eastAsia="Arial" w:hAnsi="Arial"/>
+                <w:b w:val="false"/>
+                <w:bCs w:val="false"/>
+                <w:color w:val="000000"/>
+                <w:sz w:val="19"/>
+                <w:szCs w:val="19"/>
+              </w:rPr>
+              <w:t xml:space="preserve">, the </w:t>
+            </w:r>
+            <w:r>
+              <w:rPr>
+                <w:rFonts w:ascii="Courier New" w:cs="Courier New" w:eastAsia="Courier New" w:hAnsi="Courier New"/>
+                <w:b w:val="false"/>
+                <w:bCs w:val="false"/>
+                <w:color w:val="000000"/>
+                <w:sz w:val="17"/>
+                <w:szCs w:val="17"/>
+              </w:rPr>
+              <w:t xml:space="preserve">citation</w:t>
+            </w:r>
+            <w:r>
+              <w:rPr>
+                <w:rFonts w:ascii="Arial" w:cs="Arial" w:eastAsia="Arial" w:hAnsi="Arial"/>
+                <w:b w:val="false"/>
+                <w:bCs w:val="false"/>
+                <w:color w:val="000000"/>
+                <w:sz w:val="19"/>
+                <w:szCs w:val="19"/>
+              </w:rPr>
+              <w:t xml:space="preserve"> row: change the version and year there. (The </w:t>
+            </w:r>
+            <w:r>
+              <w:rPr>
+                <w:rFonts w:ascii="Courier New" w:cs="Courier New" w:eastAsia="Courier New" w:hAnsi="Courier New"/>
+                <w:b w:val="false"/>
+                <w:bCs w:val="false"/>
+                <w:color w:val="000000"/>
+                <w:sz w:val="17"/>
+                <w:szCs w:val="17"/>
+              </w:rPr>
+              <w:t xml:space="preserve">VERSION</w:t>
+            </w:r>
+            <w:r>
+              <w:rPr>
+                <w:rFonts w:ascii="Arial" w:cs="Arial" w:eastAsia="Arial" w:hAnsi="Arial"/>
+                <w:b w:val="false"/>
+                <w:bCs w:val="false"/>
+                <w:color w:val="000000"/>
+                <w:sz w:val="19"/>
+                <w:szCs w:val="19"/>
+              </w:rPr>
+              <w:t xml:space="preserve"> line in </w:t>
+            </w:r>
+            <w:r>
+              <w:rPr>
+                <w:rFonts w:ascii="Courier New" w:cs="Courier New" w:eastAsia="Courier New" w:hAnsi="Courier New"/>
+                <w:b w:val="false"/>
+                <w:bCs w:val="false"/>
+                <w:color w:val="000000"/>
+                <w:sz w:val="17"/>
+                <w:szCs w:val="17"/>
+              </w:rPr>
+              <w:t xml:space="preserve">build_site.py</w:t>
+            </w:r>
+            <w:r>
+              <w:rPr>
+                <w:rFonts w:ascii="Arial" w:cs="Arial" w:eastAsia="Arial" w:hAnsi="Arial"/>
+                <w:b w:val="false"/>
+                <w:bCs w:val="false"/>
+                <w:color w:val="000000"/>
+                <w:sz w:val="19"/>
+                <w:szCs w:val="19"/>
+              </w:rPr>
+              <w:t xml:space="preserve"> only feeds the default wording for a brand-new workbook.)</w:t>
             </w:r>
           </w:p>
         </w:tc>
@@ -3772,7 +3890,7 @@
                 <w:sz w:val="19"/>
                 <w:szCs w:val="19"/>
               </w:rPr>
-              <w:t xml:space="preserve">Add a new species</w:t>
+              <w:t xml:space="preserve">Replace a picture</w:t>
             </w:r>
           </w:p>
         </w:tc>
@@ -3805,227 +3923,51 @@
                 <w:sz w:val="19"/>
                 <w:szCs w:val="19"/>
               </w:rPr>
-              <w:t xml:space="preserve">Add a row in </w:t>
-            </w:r>
-            <w:r>
-              <w:rPr>
-                <w:rFonts w:ascii="Courier New" w:cs="Courier New" w:eastAsia="Courier New" w:hAnsi="Courier New"/>
-                <w:b w:val="false"/>
-                <w:bCs w:val="false"/>
-                <w:color w:val="000000"/>
-                <w:sz w:val="17"/>
-                <w:szCs w:val="17"/>
-              </w:rPr>
-              <w:t xml:space="preserve">species</w:t>
-            </w:r>
-            <w:r>
-              <w:rPr>
-                <w:rFonts w:ascii="Arial" w:cs="Arial" w:eastAsia="Arial" w:hAnsi="Arial"/>
-                <w:b w:val="false"/>
-                <w:bCs w:val="false"/>
-                <w:color w:val="000000"/>
-                <w:sz w:val="19"/>
-                <w:szCs w:val="19"/>
-              </w:rPr>
-              <w:t xml:space="preserve"> (a new lowercase-with-hyphens </w:t>
-            </w:r>
-            <w:r>
-              <w:rPr>
-                <w:rFonts w:ascii="Courier New" w:cs="Courier New" w:eastAsia="Courier New" w:hAnsi="Courier New"/>
-                <w:b w:val="false"/>
-                <w:bCs w:val="false"/>
-                <w:color w:val="000000"/>
-                <w:sz w:val="17"/>
-                <w:szCs w:val="17"/>
-              </w:rPr>
-              <w:t xml:space="preserve">species_id</w:t>
-            </w:r>
-            <w:r>
-              <w:rPr>
-                <w:rFonts w:ascii="Arial" w:cs="Arial" w:eastAsia="Arial" w:hAnsi="Arial"/>
-                <w:b w:val="false"/>
-                <w:bCs w:val="false"/>
-                <w:color w:val="000000"/>
-                <w:sz w:val="19"/>
-                <w:szCs w:val="19"/>
-              </w:rPr>
-              <w:t xml:space="preserve">, the </w:t>
-            </w:r>
-            <w:r>
-              <w:rPr>
-                <w:rFonts w:ascii="Courier New" w:cs="Courier New" w:eastAsia="Courier New" w:hAnsi="Courier New"/>
-                <w:b w:val="false"/>
-                <w:bCs w:val="false"/>
-                <w:color w:val="000000"/>
-                <w:sz w:val="17"/>
-                <w:szCs w:val="17"/>
-              </w:rPr>
-              <w:t xml:space="preserve">display_name</w:t>
-            </w:r>
-            <w:r>
-              <w:rPr>
-                <w:rFonts w:ascii="Arial" w:cs="Arial" w:eastAsia="Arial" w:hAnsi="Arial"/>
-                <w:b w:val="false"/>
-                <w:bCs w:val="false"/>
-                <w:color w:val="000000"/>
-                <w:sz w:val="19"/>
-                <w:szCs w:val="19"/>
-              </w:rPr>
-              <w:t xml:space="preserve">, the taxonomy columns), then rows in </w:t>
-            </w:r>
-            <w:r>
-              <w:rPr>
-                <w:rFonts w:ascii="Courier New" w:cs="Courier New" w:eastAsia="Courier New" w:hAnsi="Courier New"/>
-                <w:b w:val="false"/>
-                <w:bCs w:val="false"/>
-                <w:color w:val="000000"/>
-                <w:sz w:val="17"/>
-                <w:szCs w:val="17"/>
-              </w:rPr>
-              <w:t xml:space="preserve">species_sections</w:t>
-            </w:r>
-            <w:r>
-              <w:rPr>
-                <w:rFonts w:ascii="Arial" w:cs="Arial" w:eastAsia="Arial" w:hAnsi="Arial"/>
-                <w:b w:val="false"/>
-                <w:bCs w:val="false"/>
-                <w:color w:val="000000"/>
-                <w:sz w:val="19"/>
-                <w:szCs w:val="19"/>
-              </w:rPr>
-              <w:t xml:space="preserve"> and </w:t>
-            </w:r>
-            <w:r>
-              <w:rPr>
-                <w:rFonts w:ascii="Courier New" w:cs="Courier New" w:eastAsia="Courier New" w:hAnsi="Courier New"/>
-                <w:b w:val="false"/>
-                <w:bCs w:val="false"/>
-                <w:color w:val="000000"/>
-                <w:sz w:val="17"/>
-                <w:szCs w:val="17"/>
-              </w:rPr>
-              <w:t xml:space="preserve">images</w:t>
-            </w:r>
-            <w:r>
-              <w:rPr>
-                <w:rFonts w:ascii="Arial" w:cs="Arial" w:eastAsia="Arial" w:hAnsi="Arial"/>
-                <w:b w:val="false"/>
-                <w:bCs w:val="false"/>
-                <w:color w:val="000000"/>
-                <w:sz w:val="19"/>
-                <w:szCs w:val="19"/>
-              </w:rPr>
-              <w:t xml:space="preserve">. It will not appear in the identification key until a choice that leads to it is added in </w:t>
-            </w:r>
-            <w:r>
-              <w:rPr>
-                <w:rFonts w:ascii="Courier New" w:cs="Courier New" w:eastAsia="Courier New" w:hAnsi="Courier New"/>
-                <w:b w:val="false"/>
-                <w:bCs w:val="false"/>
-                <w:color w:val="000000"/>
-                <w:sz w:val="17"/>
-                <w:szCs w:val="17"/>
-              </w:rPr>
-              <w:t xml:space="preserve">key_steps</w:t>
-            </w:r>
-            <w:r>
-              <w:rPr>
-                <w:rFonts w:ascii="Arial" w:cs="Arial" w:eastAsia="Arial" w:hAnsi="Arial"/>
-                <w:b w:val="false"/>
-                <w:bCs w:val="false"/>
-                <w:color w:val="000000"/>
-                <w:sz w:val="19"/>
-                <w:szCs w:val="19"/>
-              </w:rPr>
-              <w:t xml:space="preserve"> (set </w:t>
-            </w:r>
-            <w:r>
-              <w:rPr>
-                <w:rFonts w:ascii="Courier New" w:cs="Courier New" w:eastAsia="Courier New" w:hAnsi="Courier New"/>
-                <w:b w:val="false"/>
-                <w:bCs w:val="false"/>
-                <w:color w:val="000000"/>
-                <w:sz w:val="17"/>
-                <w:szCs w:val="17"/>
-              </w:rPr>
-              <w:t xml:space="preserve">goes_to_type</w:t>
-            </w:r>
-            <w:r>
-              <w:rPr>
-                <w:rFonts w:ascii="Arial" w:cs="Arial" w:eastAsia="Arial" w:hAnsi="Arial"/>
-                <w:b w:val="false"/>
-                <w:bCs w:val="false"/>
-                <w:color w:val="000000"/>
-                <w:sz w:val="19"/>
-                <w:szCs w:val="19"/>
-              </w:rPr>
-              <w:t xml:space="preserve"> to </w:t>
-            </w:r>
-            <w:r>
-              <w:rPr>
-                <w:rFonts w:ascii="Courier New" w:cs="Courier New" w:eastAsia="Courier New" w:hAnsi="Courier New"/>
-                <w:b w:val="false"/>
-                <w:bCs w:val="false"/>
-                <w:color w:val="000000"/>
-                <w:sz w:val="17"/>
-                <w:szCs w:val="17"/>
-              </w:rPr>
-              <w:t xml:space="preserve">organism_page</w:t>
-            </w:r>
-            <w:r>
-              <w:rPr>
-                <w:rFonts w:ascii="Arial" w:cs="Arial" w:eastAsia="Arial" w:hAnsi="Arial"/>
-                <w:b w:val="false"/>
-                <w:bCs w:val="false"/>
-                <w:color w:val="000000"/>
-                <w:sz w:val="19"/>
-                <w:szCs w:val="19"/>
-              </w:rPr>
-              <w:t xml:space="preserve"> and </w:t>
-            </w:r>
-            <w:r>
-              <w:rPr>
-                <w:rFonts w:ascii="Courier New" w:cs="Courier New" w:eastAsia="Courier New" w:hAnsi="Courier New"/>
-                <w:b w:val="false"/>
-                <w:bCs w:val="false"/>
-                <w:color w:val="000000"/>
-                <w:sz w:val="17"/>
-                <w:szCs w:val="17"/>
-              </w:rPr>
-              <w:t xml:space="preserve">goes_to</w:t>
-            </w:r>
-            <w:r>
-              <w:rPr>
-                <w:rFonts w:ascii="Arial" w:cs="Arial" w:eastAsia="Arial" w:hAnsi="Arial"/>
-                <w:b w:val="false"/>
-                <w:bCs w:val="false"/>
-                <w:color w:val="000000"/>
-                <w:sz w:val="19"/>
-                <w:szCs w:val="19"/>
-              </w:rPr>
-              <w:t xml:space="preserve"> to its </w:t>
-            </w:r>
-            <w:r>
-              <w:rPr>
-                <w:rFonts w:ascii="Courier New" w:cs="Courier New" w:eastAsia="Courier New" w:hAnsi="Courier New"/>
-                <w:b w:val="false"/>
-                <w:bCs w:val="false"/>
-                <w:color w:val="000000"/>
-                <w:sz w:val="17"/>
-                <w:szCs w:val="17"/>
-              </w:rPr>
-              <w:t xml:space="preserve">species_id</w:t>
-            </w:r>
-            <w:r>
-              <w:rPr>
-                <w:rFonts w:ascii="Arial" w:cs="Arial" w:eastAsia="Arial" w:hAnsi="Arial"/>
-                <w:b w:val="false"/>
-                <w:bCs w:val="false"/>
-                <w:color w:val="000000"/>
-                <w:sz w:val="19"/>
-                <w:szCs w:val="19"/>
-              </w:rPr>
-              <w:t xml:space="preserve">).</w:t>
+              <w:t xml:space="preserve">Put the new file in </w:t>
+            </w:r>
+            <w:r>
+              <w:rPr>
+                <w:rFonts w:ascii="Courier New" w:cs="Courier New" w:eastAsia="Courier New" w:hAnsi="Courier New"/>
+                <w:b w:val="false"/>
+                <w:bCs w:val="false"/>
+                <w:color w:val="000000"/>
+                <w:sz w:val="17"/>
+                <w:szCs w:val="17"/>
+              </w:rPr>
+              <w:t xml:space="preserve">cfbkey_local</w:t>
+            </w:r>
+            <w:r>
+              <w:rPr>
+                <w:rFonts w:ascii="Arial" w:cs="Arial" w:eastAsia="Arial" w:hAnsi="Arial"/>
+                <w:b w:val="false"/>
+                <w:bCs w:val="false"/>
+                <w:color w:val="000000"/>
+                <w:sz w:val="19"/>
+                <w:szCs w:val="19"/>
+              </w:rPr>
+              <w:t xml:space="preserve"> in the same folder with the </w:t>
+            </w:r>
+            <w:r>
+              <w:rPr>
+                <w:rFonts w:ascii="Arial" w:cs="Arial" w:eastAsia="Arial" w:hAnsi="Arial"/>
+                <w:b/>
+                <w:bCs/>
+                <w:color w:val="000000"/>
+                <w:sz w:val="19"/>
+                <w:szCs w:val="19"/>
+              </w:rPr>
+              <w:t xml:space="preserve">same file name</w:t>
+            </w:r>
+            <w:r>
+              <w:rPr>
+                <w:rFonts w:ascii="Arial" w:cs="Arial" w:eastAsia="Arial" w:hAnsi="Arial"/>
+                <w:b w:val="false"/>
+                <w:bCs w:val="false"/>
+                <w:color w:val="000000"/>
+                <w:sz w:val="19"/>
+                <w:szCs w:val="19"/>
+              </w:rPr>
+              <w:t xml:space="preserve">. Nothing else to change.</w:t>
             </w:r>
           </w:p>
         </w:tc>
@@ -4063,7 +4005,7 @@
                 <w:sz w:val="19"/>
                 <w:szCs w:val="19"/>
               </w:rPr>
-              <w:t xml:space="preserve">Edit Home, Instructions, History and other text pages</w:t>
+              <w:t xml:space="preserve">Add a picture to a species</w:t>
             </w:r>
           </w:p>
         </w:tc>
@@ -4096,117 +4038,205 @@
                 <w:sz w:val="19"/>
                 <w:szCs w:val="19"/>
               </w:rPr>
-              <w:t xml:space="preserve">The matching file in </w:t>
-            </w:r>
-            <w:r>
-              <w:rPr>
-                <w:rFonts w:ascii="Courier New" w:cs="Courier New" w:eastAsia="Courier New" w:hAnsi="Courier New"/>
-                <w:b w:val="false"/>
-                <w:bCs w:val="false"/>
-                <w:color w:val="000000"/>
-                <w:sz w:val="17"/>
-                <w:szCs w:val="17"/>
-              </w:rPr>
-              <w:t xml:space="preserve">content/</w:t>
-            </w:r>
-            <w:r>
-              <w:rPr>
-                <w:rFonts w:ascii="Arial" w:cs="Arial" w:eastAsia="Arial" w:hAnsi="Arial"/>
-                <w:b w:val="false"/>
-                <w:bCs w:val="false"/>
-                <w:color w:val="000000"/>
-                <w:sz w:val="19"/>
-                <w:szCs w:val="19"/>
-              </w:rPr>
-              <w:t xml:space="preserve"> (for example </w:t>
-            </w:r>
-            <w:r>
-              <w:rPr>
-                <w:rFonts w:ascii="Courier New" w:cs="Courier New" w:eastAsia="Courier New" w:hAnsi="Courier New"/>
-                <w:b w:val="false"/>
-                <w:bCs w:val="false"/>
-                <w:color w:val="000000"/>
-                <w:sz w:val="17"/>
-                <w:szCs w:val="17"/>
-              </w:rPr>
-              <w:t xml:space="preserve">instructions.md</w:t>
-            </w:r>
-            <w:r>
-              <w:rPr>
-                <w:rFonts w:ascii="Arial" w:cs="Arial" w:eastAsia="Arial" w:hAnsi="Arial"/>
-                <w:b w:val="false"/>
-                <w:bCs w:val="false"/>
-                <w:color w:val="000000"/>
-                <w:sz w:val="19"/>
-                <w:szCs w:val="19"/>
-              </w:rPr>
-              <w:t xml:space="preserve">). Plain text with a small header. Links: </w:t>
-            </w:r>
-            <w:r>
-              <w:rPr>
-                <w:rFonts w:ascii="Courier New" w:cs="Courier New" w:eastAsia="Courier New" w:hAnsi="Courier New"/>
-                <w:b w:val="false"/>
-                <w:bCs w:val="false"/>
-                <w:color w:val="000000"/>
-                <w:sz w:val="17"/>
-                <w:szCs w:val="17"/>
-              </w:rPr>
-              <w:t xml:space="preserve">[words](page:contact)</w:t>
-            </w:r>
-            <w:r>
-              <w:rPr>
-                <w:rFonts w:ascii="Arial" w:cs="Arial" w:eastAsia="Arial" w:hAnsi="Arial"/>
-                <w:b w:val="false"/>
-                <w:bCs w:val="false"/>
-                <w:color w:val="000000"/>
-                <w:sz w:val="19"/>
-                <w:szCs w:val="19"/>
-              </w:rPr>
-              <w:t xml:space="preserve"> for another page, </w:t>
-            </w:r>
-            <w:r>
-              <w:rPr>
-                <w:rFonts w:ascii="Courier New" w:cs="Courier New" w:eastAsia="Courier New" w:hAnsi="Courier New"/>
-                <w:b w:val="false"/>
-                <w:bCs w:val="false"/>
-                <w:color w:val="000000"/>
-                <w:sz w:val="17"/>
-                <w:szCs w:val="17"/>
-              </w:rPr>
-              <w:t xml:space="preserve">[words](old:html/begin.html)</w:t>
-            </w:r>
-            <w:r>
-              <w:rPr>
-                <w:rFonts w:ascii="Arial" w:cs="Arial" w:eastAsia="Arial" w:hAnsi="Arial"/>
-                <w:b w:val="false"/>
-                <w:bCs w:val="false"/>
-                <w:color w:val="000000"/>
-                <w:sz w:val="19"/>
-                <w:szCs w:val="19"/>
-              </w:rPr>
-              <w:t xml:space="preserve"> for an old address, </w:t>
-            </w:r>
-            <w:r>
-              <w:rPr>
-                <w:rFonts w:ascii="Courier New" w:cs="Courier New" w:eastAsia="Courier New" w:hAnsi="Courier New"/>
-                <w:b w:val="false"/>
-                <w:bCs w:val="false"/>
-                <w:color w:val="000000"/>
-                <w:sz w:val="17"/>
-                <w:szCs w:val="17"/>
-              </w:rPr>
-              <w:t xml:space="preserve">[words](video:media/folder/clip)</w:t>
-            </w:r>
-            <w:r>
-              <w:rPr>
-                <w:rFonts w:ascii="Arial" w:cs="Arial" w:eastAsia="Arial" w:hAnsi="Arial"/>
-                <w:b w:val="false"/>
-                <w:bCs w:val="false"/>
-                <w:color w:val="000000"/>
-                <w:sz w:val="19"/>
-                <w:szCs w:val="19"/>
-              </w:rPr>
-              <w:t xml:space="preserve"> for a clip.</w:t>
+              <w:t xml:space="preserve">Add a row in </w:t>
+            </w:r>
+            <w:r>
+              <w:rPr>
+                <w:rFonts w:ascii="Courier New" w:cs="Courier New" w:eastAsia="Courier New" w:hAnsi="Courier New"/>
+                <w:b w:val="false"/>
+                <w:bCs w:val="false"/>
+                <w:color w:val="000000"/>
+                <w:sz w:val="17"/>
+                <w:szCs w:val="17"/>
+              </w:rPr>
+              <w:t xml:space="preserve">images</w:t>
+            </w:r>
+            <w:r>
+              <w:rPr>
+                <w:rFonts w:ascii="Arial" w:cs="Arial" w:eastAsia="Arial" w:hAnsi="Arial"/>
+                <w:b w:val="false"/>
+                <w:bCs w:val="false"/>
+                <w:color w:val="000000"/>
+                <w:sz w:val="19"/>
+                <w:szCs w:val="19"/>
+              </w:rPr>
+              <w:t xml:space="preserve">: </w:t>
+            </w:r>
+            <w:r>
+              <w:rPr>
+                <w:rFonts w:ascii="Courier New" w:cs="Courier New" w:eastAsia="Courier New" w:hAnsi="Courier New"/>
+                <w:b w:val="false"/>
+                <w:bCs w:val="false"/>
+                <w:color w:val="000000"/>
+                <w:sz w:val="17"/>
+                <w:szCs w:val="17"/>
+              </w:rPr>
+              <w:t xml:space="preserve">image_id</w:t>
+            </w:r>
+            <w:r>
+              <w:rPr>
+                <w:rFonts w:ascii="Arial" w:cs="Arial" w:eastAsia="Arial" w:hAnsi="Arial"/>
+                <w:b w:val="false"/>
+                <w:bCs w:val="false"/>
+                <w:color w:val="000000"/>
+                <w:sz w:val="19"/>
+                <w:szCs w:val="19"/>
+              </w:rPr>
+              <w:t xml:space="preserve">, </w:t>
+            </w:r>
+            <w:r>
+              <w:rPr>
+                <w:rFonts w:ascii="Courier New" w:cs="Courier New" w:eastAsia="Courier New" w:hAnsi="Courier New"/>
+                <w:b w:val="false"/>
+                <w:bCs w:val="false"/>
+                <w:color w:val="000000"/>
+                <w:sz w:val="17"/>
+                <w:szCs w:val="17"/>
+              </w:rPr>
+              <w:t xml:space="preserve">species_id</w:t>
+            </w:r>
+            <w:r>
+              <w:rPr>
+                <w:rFonts w:ascii="Arial" w:cs="Arial" w:eastAsia="Arial" w:hAnsi="Arial"/>
+                <w:b w:val="false"/>
+                <w:bCs w:val="false"/>
+                <w:color w:val="000000"/>
+                <w:sz w:val="19"/>
+                <w:szCs w:val="19"/>
+              </w:rPr>
+              <w:t xml:space="preserve">, </w:t>
+            </w:r>
+            <w:r>
+              <w:rPr>
+                <w:rFonts w:ascii="Courier New" w:cs="Courier New" w:eastAsia="Courier New" w:hAnsi="Courier New"/>
+                <w:b w:val="false"/>
+                <w:bCs w:val="false"/>
+                <w:color w:val="000000"/>
+                <w:sz w:val="17"/>
+                <w:szCs w:val="17"/>
+              </w:rPr>
+              <w:t xml:space="preserve">file</w:t>
+            </w:r>
+            <w:r>
+              <w:rPr>
+                <w:rFonts w:ascii="Arial" w:cs="Arial" w:eastAsia="Arial" w:hAnsi="Arial"/>
+                <w:b w:val="false"/>
+                <w:bCs w:val="false"/>
+                <w:color w:val="000000"/>
+                <w:sz w:val="19"/>
+                <w:szCs w:val="19"/>
+              </w:rPr>
+              <w:t xml:space="preserve"> (path starting from inside </w:t>
+            </w:r>
+            <w:r>
+              <w:rPr>
+                <w:rFonts w:ascii="Courier New" w:cs="Courier New" w:eastAsia="Courier New" w:hAnsi="Courier New"/>
+                <w:b w:val="false"/>
+                <w:bCs w:val="false"/>
+                <w:color w:val="000000"/>
+                <w:sz w:val="17"/>
+                <w:szCs w:val="17"/>
+              </w:rPr>
+              <w:t xml:space="preserve">cfbkey_local</w:t>
+            </w:r>
+            <w:r>
+              <w:rPr>
+                <w:rFonts w:ascii="Arial" w:cs="Arial" w:eastAsia="Arial" w:hAnsi="Arial"/>
+                <w:b w:val="false"/>
+                <w:bCs w:val="false"/>
+                <w:color w:val="000000"/>
+                <w:sz w:val="19"/>
+                <w:szCs w:val="19"/>
+              </w:rPr>
+              <w:t xml:space="preserve">), </w:t>
+            </w:r>
+            <w:r>
+              <w:rPr>
+                <w:rFonts w:ascii="Courier New" w:cs="Courier New" w:eastAsia="Courier New" w:hAnsi="Courier New"/>
+                <w:b w:val="false"/>
+                <w:bCs w:val="false"/>
+                <w:color w:val="000000"/>
+                <w:sz w:val="17"/>
+                <w:szCs w:val="17"/>
+              </w:rPr>
+              <w:t xml:space="preserve">width</w:t>
+            </w:r>
+            <w:r>
+              <w:rPr>
+                <w:rFonts w:ascii="Arial" w:cs="Arial" w:eastAsia="Arial" w:hAnsi="Arial"/>
+                <w:b w:val="false"/>
+                <w:bCs w:val="false"/>
+                <w:color w:val="000000"/>
+                <w:sz w:val="19"/>
+                <w:szCs w:val="19"/>
+              </w:rPr>
+              <w:t xml:space="preserve">, </w:t>
+            </w:r>
+            <w:r>
+              <w:rPr>
+                <w:rFonts w:ascii="Courier New" w:cs="Courier New" w:eastAsia="Courier New" w:hAnsi="Courier New"/>
+                <w:b w:val="false"/>
+                <w:bCs w:val="false"/>
+                <w:color w:val="000000"/>
+                <w:sz w:val="17"/>
+                <w:szCs w:val="17"/>
+              </w:rPr>
+              <w:t xml:space="preserve">height</w:t>
+            </w:r>
+            <w:r>
+              <w:rPr>
+                <w:rFonts w:ascii="Arial" w:cs="Arial" w:eastAsia="Arial" w:hAnsi="Arial"/>
+                <w:b w:val="false"/>
+                <w:bCs w:val="false"/>
+                <w:color w:val="000000"/>
+                <w:sz w:val="19"/>
+                <w:szCs w:val="19"/>
+              </w:rPr>
+              <w:t xml:space="preserve">, and </w:t>
+            </w:r>
+            <w:r>
+              <w:rPr>
+                <w:rFonts w:ascii="Courier New" w:cs="Courier New" w:eastAsia="Courier New" w:hAnsi="Courier New"/>
+                <w:b w:val="false"/>
+                <w:bCs w:val="false"/>
+                <w:color w:val="000000"/>
+                <w:sz w:val="17"/>
+                <w:szCs w:val="17"/>
+              </w:rPr>
+              <w:t xml:space="preserve">links_to_larger</w:t>
+            </w:r>
+            <w:r>
+              <w:rPr>
+                <w:rFonts w:ascii="Arial" w:cs="Arial" w:eastAsia="Arial" w:hAnsi="Arial"/>
+                <w:b w:val="false"/>
+                <w:bCs w:val="false"/>
+                <w:color w:val="000000"/>
+                <w:sz w:val="19"/>
+                <w:szCs w:val="19"/>
+              </w:rPr>
+              <w:t xml:space="preserve"> if there is a bigger version. For each species the </w:t>
+            </w:r>
+            <w:r>
+              <w:rPr>
+                <w:rFonts w:ascii="Arial" w:cs="Arial" w:eastAsia="Arial" w:hAnsi="Arial"/>
+                <w:b/>
+                <w:bCs/>
+                <w:color w:val="000000"/>
+                <w:sz w:val="19"/>
+                <w:szCs w:val="19"/>
+              </w:rPr>
+              <w:t xml:space="preserve">first row is the large picture, the next two small ones become the thumbnails, and the rest go under Additional pictures</w:t>
+            </w:r>
+            <w:r>
+              <w:rPr>
+                <w:rFonts w:ascii="Arial" w:cs="Arial" w:eastAsia="Arial" w:hAnsi="Arial"/>
+                <w:b w:val="false"/>
+                <w:bCs w:val="false"/>
+                <w:color w:val="000000"/>
+                <w:sz w:val="19"/>
+                <w:szCs w:val="19"/>
+              </w:rPr>
+              <w:t xml:space="preserve">.</w:t>
             </w:r>
           </w:p>
         </w:tc>
@@ -4244,7 +4274,7 @@
                 <w:sz w:val="19"/>
                 <w:szCs w:val="19"/>
               </w:rPr>
-              <w:t xml:space="preserve">Add a new text page</w:t>
+              <w:t xml:space="preserve">Add a new species</w:t>
             </w:r>
           </w:p>
         </w:tc>
@@ -4277,183 +4307,227 @@
                 <w:sz w:val="19"/>
                 <w:szCs w:val="19"/>
               </w:rPr>
-              <w:t xml:space="preserve">Create </w:t>
-            </w:r>
-            <w:r>
-              <w:rPr>
-                <w:rFonts w:ascii="Courier New" w:cs="Courier New" w:eastAsia="Courier New" w:hAnsi="Courier New"/>
-                <w:b w:val="false"/>
-                <w:bCs w:val="false"/>
-                <w:color w:val="000000"/>
-                <w:sz w:val="17"/>
-                <w:szCs w:val="17"/>
-              </w:rPr>
-              <w:t xml:space="preserve">content/my-page.md</w:t>
-            </w:r>
-            <w:r>
-              <w:rPr>
-                <w:rFonts w:ascii="Arial" w:cs="Arial" w:eastAsia="Arial" w:hAnsi="Arial"/>
-                <w:b w:val="false"/>
-                <w:bCs w:val="false"/>
-                <w:color w:val="000000"/>
-                <w:sz w:val="19"/>
-                <w:szCs w:val="19"/>
-              </w:rPr>
-              <w:t xml:space="preserve"> starting with </w:t>
-            </w:r>
-            <w:r>
-              <w:rPr>
-                <w:rFonts w:ascii="Courier New" w:cs="Courier New" w:eastAsia="Courier New" w:hAnsi="Courier New"/>
-                <w:b w:val="false"/>
-                <w:bCs w:val="false"/>
-                <w:color w:val="000000"/>
-                <w:sz w:val="17"/>
-                <w:szCs w:val="17"/>
-              </w:rPr>
-              <w:t xml:space="preserve">---</w:t>
-            </w:r>
-            <w:r>
-              <w:rPr>
-                <w:rFonts w:ascii="Arial" w:cs="Arial" w:eastAsia="Arial" w:hAnsi="Arial"/>
-                <w:b w:val="false"/>
-                <w:bCs w:val="false"/>
-                <w:color w:val="000000"/>
-                <w:sz w:val="19"/>
-                <w:szCs w:val="19"/>
-              </w:rPr>
-              <w:t xml:space="preserve">, </w:t>
-            </w:r>
-            <w:r>
-              <w:rPr>
-                <w:rFonts w:ascii="Courier New" w:cs="Courier New" w:eastAsia="Courier New" w:hAnsi="Courier New"/>
-                <w:b w:val="false"/>
-                <w:bCs w:val="false"/>
-                <w:color w:val="000000"/>
-                <w:sz w:val="17"/>
-                <w:szCs w:val="17"/>
-              </w:rPr>
-              <w:t xml:space="preserve">title: My page</w:t>
-            </w:r>
-            <w:r>
-              <w:rPr>
-                <w:rFonts w:ascii="Arial" w:cs="Arial" w:eastAsia="Arial" w:hAnsi="Arial"/>
-                <w:b w:val="false"/>
-                <w:bCs w:val="false"/>
-                <w:color w:val="000000"/>
-                <w:sz w:val="19"/>
-                <w:szCs w:val="19"/>
-              </w:rPr>
-              <w:t xml:space="preserve">, </w:t>
-            </w:r>
-            <w:r>
-              <w:rPr>
-                <w:rFonts w:ascii="Courier New" w:cs="Courier New" w:eastAsia="Courier New" w:hAnsi="Courier New"/>
-                <w:b w:val="false"/>
-                <w:bCs w:val="false"/>
-                <w:color w:val="000000"/>
-                <w:sz w:val="17"/>
-                <w:szCs w:val="17"/>
-              </w:rPr>
-              <w:t xml:space="preserve">nav: Menu word</w:t>
-            </w:r>
-            <w:r>
-              <w:rPr>
-                <w:rFonts w:ascii="Arial" w:cs="Arial" w:eastAsia="Arial" w:hAnsi="Arial"/>
-                <w:b w:val="false"/>
-                <w:bCs w:val="false"/>
-                <w:color w:val="000000"/>
-                <w:sz w:val="19"/>
-                <w:szCs w:val="19"/>
-              </w:rPr>
-              <w:t xml:space="preserve">, </w:t>
-            </w:r>
-            <w:r>
-              <w:rPr>
-                <w:rFonts w:ascii="Courier New" w:cs="Courier New" w:eastAsia="Courier New" w:hAnsi="Courier New"/>
-                <w:b w:val="false"/>
-                <w:bCs w:val="false"/>
-                <w:color w:val="000000"/>
-                <w:sz w:val="17"/>
-                <w:szCs w:val="17"/>
-              </w:rPr>
-              <w:t xml:space="preserve">---</w:t>
-            </w:r>
-            <w:r>
-              <w:rPr>
-                <w:rFonts w:ascii="Arial" w:cs="Arial" w:eastAsia="Arial" w:hAnsi="Arial"/>
-                <w:b w:val="false"/>
-                <w:bCs w:val="false"/>
-                <w:color w:val="000000"/>
-                <w:sz w:val="19"/>
-                <w:szCs w:val="19"/>
-              </w:rPr>
-              <w:t xml:space="preserve">. Use </w:t>
-            </w:r>
-            <w:r>
-              <w:rPr>
-                <w:rFonts w:ascii="Courier New" w:cs="Courier New" w:eastAsia="Courier New" w:hAnsi="Courier New"/>
-                <w:b w:val="false"/>
-                <w:bCs w:val="false"/>
-                <w:color w:val="000000"/>
-                <w:sz w:val="17"/>
-                <w:szCs w:val="17"/>
-              </w:rPr>
-              <w:t xml:space="preserve">nav:</w:t>
-            </w:r>
-            <w:r>
-              <w:rPr>
-                <w:rFonts w:ascii="Arial" w:cs="Arial" w:eastAsia="Arial" w:hAnsi="Arial"/>
-                <w:b w:val="false"/>
-                <w:bCs w:val="false"/>
-                <w:color w:val="000000"/>
-                <w:sz w:val="19"/>
-                <w:szCs w:val="19"/>
-              </w:rPr>
-              <w:t xml:space="preserve"> to put it in the top menu, or </w:t>
-            </w:r>
-            <w:r>
-              <w:rPr>
-                <w:rFonts w:ascii="Courier New" w:cs="Courier New" w:eastAsia="Courier New" w:hAnsi="Courier New"/>
-                <w:b w:val="false"/>
-                <w:bCs w:val="false"/>
-                <w:color w:val="000000"/>
-                <w:sz w:val="17"/>
-                <w:szCs w:val="17"/>
-              </w:rPr>
-              <w:t xml:space="preserve">footer: yes</w:t>
-            </w:r>
-            <w:r>
-              <w:rPr>
-                <w:rFonts w:ascii="Arial" w:cs="Arial" w:eastAsia="Arial" w:hAnsi="Arial"/>
-                <w:b w:val="false"/>
-                <w:bCs w:val="false"/>
-                <w:color w:val="000000"/>
-                <w:sz w:val="19"/>
-                <w:szCs w:val="19"/>
-              </w:rPr>
-              <w:t xml:space="preserve"> plus </w:t>
-            </w:r>
-            <w:r>
-              <w:rPr>
-                <w:rFonts w:ascii="Courier New" w:cs="Courier New" w:eastAsia="Courier New" w:hAnsi="Courier New"/>
-                <w:b w:val="false"/>
-                <w:bCs w:val="false"/>
-                <w:color w:val="000000"/>
-                <w:sz w:val="17"/>
-                <w:szCs w:val="17"/>
-              </w:rPr>
-              <w:t xml:space="preserve">label: Words</w:t>
-            </w:r>
-            <w:r>
-              <w:rPr>
-                <w:rFonts w:ascii="Arial" w:cs="Arial" w:eastAsia="Arial" w:hAnsi="Arial"/>
-                <w:b w:val="false"/>
-                <w:bCs w:val="false"/>
-                <w:color w:val="000000"/>
-                <w:sz w:val="19"/>
-                <w:szCs w:val="19"/>
-              </w:rPr>
-              <w:t xml:space="preserve"> to put it in the bottom links.</w:t>
+              <w:t xml:space="preserve">Add a row in </w:t>
+            </w:r>
+            <w:r>
+              <w:rPr>
+                <w:rFonts w:ascii="Courier New" w:cs="Courier New" w:eastAsia="Courier New" w:hAnsi="Courier New"/>
+                <w:b w:val="false"/>
+                <w:bCs w:val="false"/>
+                <w:color w:val="000000"/>
+                <w:sz w:val="17"/>
+                <w:szCs w:val="17"/>
+              </w:rPr>
+              <w:t xml:space="preserve">species</w:t>
+            </w:r>
+            <w:r>
+              <w:rPr>
+                <w:rFonts w:ascii="Arial" w:cs="Arial" w:eastAsia="Arial" w:hAnsi="Arial"/>
+                <w:b w:val="false"/>
+                <w:bCs w:val="false"/>
+                <w:color w:val="000000"/>
+                <w:sz w:val="19"/>
+                <w:szCs w:val="19"/>
+              </w:rPr>
+              <w:t xml:space="preserve"> (a new lowercase-with-hyphens </w:t>
+            </w:r>
+            <w:r>
+              <w:rPr>
+                <w:rFonts w:ascii="Courier New" w:cs="Courier New" w:eastAsia="Courier New" w:hAnsi="Courier New"/>
+                <w:b w:val="false"/>
+                <w:bCs w:val="false"/>
+                <w:color w:val="000000"/>
+                <w:sz w:val="17"/>
+                <w:szCs w:val="17"/>
+              </w:rPr>
+              <w:t xml:space="preserve">species_id</w:t>
+            </w:r>
+            <w:r>
+              <w:rPr>
+                <w:rFonts w:ascii="Arial" w:cs="Arial" w:eastAsia="Arial" w:hAnsi="Arial"/>
+                <w:b w:val="false"/>
+                <w:bCs w:val="false"/>
+                <w:color w:val="000000"/>
+                <w:sz w:val="19"/>
+                <w:szCs w:val="19"/>
+              </w:rPr>
+              <w:t xml:space="preserve">, the </w:t>
+            </w:r>
+            <w:r>
+              <w:rPr>
+                <w:rFonts w:ascii="Courier New" w:cs="Courier New" w:eastAsia="Courier New" w:hAnsi="Courier New"/>
+                <w:b w:val="false"/>
+                <w:bCs w:val="false"/>
+                <w:color w:val="000000"/>
+                <w:sz w:val="17"/>
+                <w:szCs w:val="17"/>
+              </w:rPr>
+              <w:t xml:space="preserve">display_name</w:t>
+            </w:r>
+            <w:r>
+              <w:rPr>
+                <w:rFonts w:ascii="Arial" w:cs="Arial" w:eastAsia="Arial" w:hAnsi="Arial"/>
+                <w:b w:val="false"/>
+                <w:bCs w:val="false"/>
+                <w:color w:val="000000"/>
+                <w:sz w:val="19"/>
+                <w:szCs w:val="19"/>
+              </w:rPr>
+              <w:t xml:space="preserve">, the taxonomy columns), then rows in </w:t>
+            </w:r>
+            <w:r>
+              <w:rPr>
+                <w:rFonts w:ascii="Courier New" w:cs="Courier New" w:eastAsia="Courier New" w:hAnsi="Courier New"/>
+                <w:b w:val="false"/>
+                <w:bCs w:val="false"/>
+                <w:color w:val="000000"/>
+                <w:sz w:val="17"/>
+                <w:szCs w:val="17"/>
+              </w:rPr>
+              <w:t xml:space="preserve">species_sections</w:t>
+            </w:r>
+            <w:r>
+              <w:rPr>
+                <w:rFonts w:ascii="Arial" w:cs="Arial" w:eastAsia="Arial" w:hAnsi="Arial"/>
+                <w:b w:val="false"/>
+                <w:bCs w:val="false"/>
+                <w:color w:val="000000"/>
+                <w:sz w:val="19"/>
+                <w:szCs w:val="19"/>
+              </w:rPr>
+              <w:t xml:space="preserve"> and </w:t>
+            </w:r>
+            <w:r>
+              <w:rPr>
+                <w:rFonts w:ascii="Courier New" w:cs="Courier New" w:eastAsia="Courier New" w:hAnsi="Courier New"/>
+                <w:b w:val="false"/>
+                <w:bCs w:val="false"/>
+                <w:color w:val="000000"/>
+                <w:sz w:val="17"/>
+                <w:szCs w:val="17"/>
+              </w:rPr>
+              <w:t xml:space="preserve">images</w:t>
+            </w:r>
+            <w:r>
+              <w:rPr>
+                <w:rFonts w:ascii="Arial" w:cs="Arial" w:eastAsia="Arial" w:hAnsi="Arial"/>
+                <w:b w:val="false"/>
+                <w:bCs w:val="false"/>
+                <w:color w:val="000000"/>
+                <w:sz w:val="19"/>
+                <w:szCs w:val="19"/>
+              </w:rPr>
+              <w:t xml:space="preserve">. It will not appear in the identification key until a choice that leads to it is added in </w:t>
+            </w:r>
+            <w:r>
+              <w:rPr>
+                <w:rFonts w:ascii="Courier New" w:cs="Courier New" w:eastAsia="Courier New" w:hAnsi="Courier New"/>
+                <w:b w:val="false"/>
+                <w:bCs w:val="false"/>
+                <w:color w:val="000000"/>
+                <w:sz w:val="17"/>
+                <w:szCs w:val="17"/>
+              </w:rPr>
+              <w:t xml:space="preserve">key_steps</w:t>
+            </w:r>
+            <w:r>
+              <w:rPr>
+                <w:rFonts w:ascii="Arial" w:cs="Arial" w:eastAsia="Arial" w:hAnsi="Arial"/>
+                <w:b w:val="false"/>
+                <w:bCs w:val="false"/>
+                <w:color w:val="000000"/>
+                <w:sz w:val="19"/>
+                <w:szCs w:val="19"/>
+              </w:rPr>
+              <w:t xml:space="preserve"> (set </w:t>
+            </w:r>
+            <w:r>
+              <w:rPr>
+                <w:rFonts w:ascii="Courier New" w:cs="Courier New" w:eastAsia="Courier New" w:hAnsi="Courier New"/>
+                <w:b w:val="false"/>
+                <w:bCs w:val="false"/>
+                <w:color w:val="000000"/>
+                <w:sz w:val="17"/>
+                <w:szCs w:val="17"/>
+              </w:rPr>
+              <w:t xml:space="preserve">goes_to_type</w:t>
+            </w:r>
+            <w:r>
+              <w:rPr>
+                <w:rFonts w:ascii="Arial" w:cs="Arial" w:eastAsia="Arial" w:hAnsi="Arial"/>
+                <w:b w:val="false"/>
+                <w:bCs w:val="false"/>
+                <w:color w:val="000000"/>
+                <w:sz w:val="19"/>
+                <w:szCs w:val="19"/>
+              </w:rPr>
+              <w:t xml:space="preserve"> to </w:t>
+            </w:r>
+            <w:r>
+              <w:rPr>
+                <w:rFonts w:ascii="Courier New" w:cs="Courier New" w:eastAsia="Courier New" w:hAnsi="Courier New"/>
+                <w:b w:val="false"/>
+                <w:bCs w:val="false"/>
+                <w:color w:val="000000"/>
+                <w:sz w:val="17"/>
+                <w:szCs w:val="17"/>
+              </w:rPr>
+              <w:t xml:space="preserve">organism_page</w:t>
+            </w:r>
+            <w:r>
+              <w:rPr>
+                <w:rFonts w:ascii="Arial" w:cs="Arial" w:eastAsia="Arial" w:hAnsi="Arial"/>
+                <w:b w:val="false"/>
+                <w:bCs w:val="false"/>
+                <w:color w:val="000000"/>
+                <w:sz w:val="19"/>
+                <w:szCs w:val="19"/>
+              </w:rPr>
+              <w:t xml:space="preserve"> and </w:t>
+            </w:r>
+            <w:r>
+              <w:rPr>
+                <w:rFonts w:ascii="Courier New" w:cs="Courier New" w:eastAsia="Courier New" w:hAnsi="Courier New"/>
+                <w:b w:val="false"/>
+                <w:bCs w:val="false"/>
+                <w:color w:val="000000"/>
+                <w:sz w:val="17"/>
+                <w:szCs w:val="17"/>
+              </w:rPr>
+              <w:t xml:space="preserve">goes_to</w:t>
+            </w:r>
+            <w:r>
+              <w:rPr>
+                <w:rFonts w:ascii="Arial" w:cs="Arial" w:eastAsia="Arial" w:hAnsi="Arial"/>
+                <w:b w:val="false"/>
+                <w:bCs w:val="false"/>
+                <w:color w:val="000000"/>
+                <w:sz w:val="19"/>
+                <w:szCs w:val="19"/>
+              </w:rPr>
+              <w:t xml:space="preserve"> to its </w:t>
+            </w:r>
+            <w:r>
+              <w:rPr>
+                <w:rFonts w:ascii="Courier New" w:cs="Courier New" w:eastAsia="Courier New" w:hAnsi="Courier New"/>
+                <w:b w:val="false"/>
+                <w:bCs w:val="false"/>
+                <w:color w:val="000000"/>
+                <w:sz w:val="17"/>
+                <w:szCs w:val="17"/>
+              </w:rPr>
+              <w:t xml:space="preserve">species_id</w:t>
+            </w:r>
+            <w:r>
+              <w:rPr>
+                <w:rFonts w:ascii="Arial" w:cs="Arial" w:eastAsia="Arial" w:hAnsi="Arial"/>
+                <w:b w:val="false"/>
+                <w:bCs w:val="false"/>
+                <w:color w:val="000000"/>
+                <w:sz w:val="19"/>
+                <w:szCs w:val="19"/>
+              </w:rPr>
+              <w:t xml:space="preserve">).</w:t>
             </w:r>
           </w:p>
         </w:tc>
@@ -4491,7 +4565,7 @@
                 <w:sz w:val="19"/>
                 <w:szCs w:val="19"/>
               </w:rPr>
-              <w:t xml:space="preserve">Add a picture to a text page</w:t>
+              <w:t xml:space="preserve">Change the Anatomy page</w:t>
             </w:r>
           </w:p>
         </w:tc>
@@ -4524,51 +4598,227 @@
                 <w:sz w:val="19"/>
                 <w:szCs w:val="19"/>
               </w:rPr>
-              <w:t xml:space="preserve">Put it in </w:t>
-            </w:r>
-            <w:r>
-              <w:rPr>
-                <w:rFonts w:ascii="Courier New" w:cs="Courier New" w:eastAsia="Courier New" w:hAnsi="Courier New"/>
-                <w:b w:val="false"/>
-                <w:bCs w:val="false"/>
-                <w:color w:val="000000"/>
-                <w:sz w:val="17"/>
-                <w:szCs w:val="17"/>
-              </w:rPr>
-              <w:t xml:space="preserve">content/assets/&lt;page-name&gt;/</w:t>
-            </w:r>
-            <w:r>
-              <w:rPr>
-                <w:rFonts w:ascii="Arial" w:cs="Arial" w:eastAsia="Arial" w:hAnsi="Arial"/>
-                <w:b w:val="false"/>
-                <w:bCs w:val="false"/>
-                <w:color w:val="000000"/>
-                <w:sz w:val="19"/>
-                <w:szCs w:val="19"/>
-              </w:rPr>
-              <w:t xml:space="preserve"> and write </w:t>
-            </w:r>
-            <w:r>
-              <w:rPr>
-                <w:rFonts w:ascii="Courier New" w:cs="Courier New" w:eastAsia="Courier New" w:hAnsi="Courier New"/>
-                <w:b w:val="false"/>
-                <w:bCs w:val="false"/>
-                <w:color w:val="000000"/>
-                <w:sz w:val="17"/>
-                <w:szCs w:val="17"/>
-              </w:rPr>
-              <w:t xml:space="preserve">![Description of the picture](assets/&lt;page-name&gt;/file.jpg)</w:t>
-            </w:r>
-            <w:r>
-              <w:rPr>
-                <w:rFonts w:ascii="Arial" w:cs="Arial" w:eastAsia="Arial" w:hAnsi="Arial"/>
-                <w:b w:val="false"/>
-                <w:bCs w:val="false"/>
-                <w:color w:val="000000"/>
-                <w:sz w:val="19"/>
-                <w:szCs w:val="19"/>
-              </w:rPr>
-              <w:t xml:space="preserve">. Always fill in the description; the build report flags empty ones.</w:t>
+              <w:t xml:space="preserve">Workbook, sheet </w:t>
+            </w:r>
+            <w:r>
+              <w:rPr>
+                <w:rFonts w:ascii="Courier New" w:cs="Courier New" w:eastAsia="Courier New" w:hAnsi="Courier New"/>
+                <w:b w:val="false"/>
+                <w:bCs w:val="false"/>
+                <w:color w:val="000000"/>
+                <w:sz w:val="17"/>
+                <w:szCs w:val="17"/>
+              </w:rPr>
+              <w:t xml:space="preserve">anatomy</w:t>
+            </w:r>
+            <w:r>
+              <w:rPr>
+                <w:rFonts w:ascii="Arial" w:cs="Arial" w:eastAsia="Arial" w:hAnsi="Arial"/>
+                <w:b w:val="false"/>
+                <w:bCs w:val="false"/>
+                <w:color w:val="000000"/>
+                <w:sz w:val="19"/>
+                <w:szCs w:val="19"/>
+              </w:rPr>
+              <w:t xml:space="preserve">: the part names (</w:t>
+            </w:r>
+            <w:r>
+              <w:rPr>
+                <w:rFonts w:ascii="Courier New" w:cs="Courier New" w:eastAsia="Courier New" w:hAnsi="Courier New"/>
+                <w:b w:val="false"/>
+                <w:bCs w:val="false"/>
+                <w:color w:val="000000"/>
+                <w:sz w:val="17"/>
+                <w:szCs w:val="17"/>
+              </w:rPr>
+              <w:t xml:space="preserve">label_new</w:t>
+            </w:r>
+            <w:r>
+              <w:rPr>
+                <w:rFonts w:ascii="Arial" w:cs="Arial" w:eastAsia="Arial" w:hAnsi="Arial"/>
+                <w:b w:val="false"/>
+                <w:bCs w:val="false"/>
+                <w:color w:val="000000"/>
+                <w:sz w:val="19"/>
+                <w:szCs w:val="19"/>
+              </w:rPr>
+              <w:t xml:space="preserve">) and the description of each view (</w:t>
+            </w:r>
+            <w:r>
+              <w:rPr>
+                <w:rFonts w:ascii="Courier New" w:cs="Courier New" w:eastAsia="Courier New" w:hAnsi="Courier New"/>
+                <w:b w:val="false"/>
+                <w:bCs w:val="false"/>
+                <w:color w:val="000000"/>
+                <w:sz w:val="17"/>
+                <w:szCs w:val="17"/>
+              </w:rPr>
+              <w:t xml:space="preserve">alt_text_new</w:t>
+            </w:r>
+            <w:r>
+              <w:rPr>
+                <w:rFonts w:ascii="Arial" w:cs="Arial" w:eastAsia="Arial" w:hAnsi="Arial"/>
+                <w:b w:val="false"/>
+                <w:bCs w:val="false"/>
+                <w:color w:val="000000"/>
+                <w:sz w:val="19"/>
+                <w:szCs w:val="19"/>
+              </w:rPr>
+              <w:t xml:space="preserve">). The page itself is generated, so </w:t>
+            </w:r>
+            <w:r>
+              <w:rPr>
+                <w:rFonts w:ascii="Courier New" w:cs="Courier New" w:eastAsia="Courier New" w:hAnsi="Courier New"/>
+                <w:b w:val="false"/>
+                <w:bCs w:val="false"/>
+                <w:color w:val="000000"/>
+                <w:sz w:val="17"/>
+                <w:szCs w:val="17"/>
+              </w:rPr>
+              <w:t xml:space="preserve">content/anatomy.md</w:t>
+            </w:r>
+            <w:r>
+              <w:rPr>
+                <w:rFonts w:ascii="Arial" w:cs="Arial" w:eastAsia="Arial" w:hAnsi="Arial"/>
+                <w:b w:val="false"/>
+                <w:bCs w:val="false"/>
+                <w:color w:val="000000"/>
+                <w:sz w:val="19"/>
+                <w:szCs w:val="19"/>
+              </w:rPr>
+              <w:t xml:space="preserve"> is not used and can be deleted. To change a group's thumbnail, put a picture in </w:t>
+            </w:r>
+            <w:r>
+              <w:rPr>
+                <w:rFonts w:ascii="Courier New" w:cs="Courier New" w:eastAsia="Courier New" w:hAnsi="Courier New"/>
+                <w:b w:val="false"/>
+                <w:bCs w:val="false"/>
+                <w:color w:val="000000"/>
+                <w:sz w:val="17"/>
+                <w:szCs w:val="17"/>
+              </w:rPr>
+              <w:t xml:space="preserve">content/assets/</w:t>
+            </w:r>
+            <w:r>
+              <w:rPr>
+                <w:rFonts w:ascii="Arial" w:cs="Arial" w:eastAsia="Arial" w:hAnsi="Arial"/>
+                <w:b w:val="false"/>
+                <w:bCs w:val="false"/>
+                <w:color w:val="000000"/>
+                <w:sz w:val="19"/>
+                <w:szCs w:val="19"/>
+              </w:rPr>
+              <w:t xml:space="preserve"> whose name contains the group name (</w:t>
+            </w:r>
+            <w:r>
+              <w:rPr>
+                <w:rFonts w:ascii="Courier New" w:cs="Courier New" w:eastAsia="Courier New" w:hAnsi="Courier New"/>
+                <w:b w:val="false"/>
+                <w:bCs w:val="false"/>
+                <w:color w:val="000000"/>
+                <w:sz w:val="17"/>
+                <w:szCs w:val="17"/>
+              </w:rPr>
+              <w:t xml:space="preserve">bosmina</w:t>
+            </w:r>
+            <w:r>
+              <w:rPr>
+                <w:rFonts w:ascii="Arial" w:cs="Arial" w:eastAsia="Arial" w:hAnsi="Arial"/>
+                <w:b w:val="false"/>
+                <w:bCs w:val="false"/>
+                <w:color w:val="000000"/>
+                <w:sz w:val="19"/>
+                <w:szCs w:val="19"/>
+              </w:rPr>
+              <w:t xml:space="preserve">, </w:t>
+            </w:r>
+            <w:r>
+              <w:rPr>
+                <w:rFonts w:ascii="Courier New" w:cs="Courier New" w:eastAsia="Courier New" w:hAnsi="Courier New"/>
+                <w:b w:val="false"/>
+                <w:bCs w:val="false"/>
+                <w:color w:val="000000"/>
+                <w:sz w:val="17"/>
+                <w:szCs w:val="17"/>
+              </w:rPr>
+              <w:t xml:space="preserve">daphnia</w:t>
+            </w:r>
+            <w:r>
+              <w:rPr>
+                <w:rFonts w:ascii="Arial" w:cs="Arial" w:eastAsia="Arial" w:hAnsi="Arial"/>
+                <w:b w:val="false"/>
+                <w:bCs w:val="false"/>
+                <w:color w:val="000000"/>
+                <w:sz w:val="19"/>
+                <w:szCs w:val="19"/>
+              </w:rPr>
+              <w:t xml:space="preserve">, </w:t>
+            </w:r>
+            <w:r>
+              <w:rPr>
+                <w:rFonts w:ascii="Courier New" w:cs="Courier New" w:eastAsia="Courier New" w:hAnsi="Courier New"/>
+                <w:b w:val="false"/>
+                <w:bCs w:val="false"/>
+                <w:color w:val="000000"/>
+                <w:sz w:val="17"/>
+                <w:szCs w:val="17"/>
+              </w:rPr>
+              <w:t xml:space="preserve">copepod</w:t>
+            </w:r>
+            <w:r>
+              <w:rPr>
+                <w:rFonts w:ascii="Arial" w:cs="Arial" w:eastAsia="Arial" w:hAnsi="Arial"/>
+                <w:b w:val="false"/>
+                <w:bCs w:val="false"/>
+                <w:color w:val="000000"/>
+                <w:sz w:val="19"/>
+                <w:szCs w:val="19"/>
+              </w:rPr>
+              <w:t xml:space="preserve">, </w:t>
+            </w:r>
+            <w:r>
+              <w:rPr>
+                <w:rFonts w:ascii="Courier New" w:cs="Courier New" w:eastAsia="Courier New" w:hAnsi="Courier New"/>
+                <w:b w:val="false"/>
+                <w:bCs w:val="false"/>
+                <w:color w:val="000000"/>
+                <w:sz w:val="17"/>
+                <w:szCs w:val="17"/>
+              </w:rPr>
+              <w:t xml:space="preserve">rotiferA</w:t>
+            </w:r>
+            <w:r>
+              <w:rPr>
+                <w:rFonts w:ascii="Arial" w:cs="Arial" w:eastAsia="Arial" w:hAnsi="Arial"/>
+                <w:b w:val="false"/>
+                <w:bCs w:val="false"/>
+                <w:color w:val="000000"/>
+                <w:sz w:val="19"/>
+                <w:szCs w:val="19"/>
+              </w:rPr>
+              <w:t xml:space="preserve">, </w:t>
+            </w:r>
+            <w:r>
+              <w:rPr>
+                <w:rFonts w:ascii="Courier New" w:cs="Courier New" w:eastAsia="Courier New" w:hAnsi="Courier New"/>
+                <w:b w:val="false"/>
+                <w:bCs w:val="false"/>
+                <w:color w:val="000000"/>
+                <w:sz w:val="17"/>
+                <w:szCs w:val="17"/>
+              </w:rPr>
+              <w:t xml:space="preserve">rotiferB</w:t>
+            </w:r>
+            <w:r>
+              <w:rPr>
+                <w:rFonts w:ascii="Arial" w:cs="Arial" w:eastAsia="Arial" w:hAnsi="Arial"/>
+                <w:b w:val="false"/>
+                <w:bCs w:val="false"/>
+                <w:color w:val="000000"/>
+                <w:sz w:val="19"/>
+                <w:szCs w:val="19"/>
+              </w:rPr>
+              <w:t xml:space="preserve">).</w:t>
             </w:r>
           </w:p>
         </w:tc>
@@ -4606,7 +4856,7 @@
                 <w:sz w:val="19"/>
                 <w:szCs w:val="19"/>
               </w:rPr>
-              <w:t xml:space="preserve">Add a new video</w:t>
+              <w:t xml:space="preserve">Edit Home, Instructions, History and other text pages</w:t>
             </w:r>
           </w:p>
         </w:tc>
@@ -4639,161 +4889,117 @@
                 <w:sz w:val="19"/>
                 <w:szCs w:val="19"/>
               </w:rPr>
-              <w:t xml:space="preserve">Convert and upload it (section 5), then add a row to </w:t>
-            </w:r>
-            <w:r>
-              <w:rPr>
-                <w:rFonts w:ascii="Courier New" w:cs="Courier New" w:eastAsia="Courier New" w:hAnsi="Courier New"/>
-                <w:b w:val="false"/>
-                <w:bCs w:val="false"/>
-                <w:color w:val="000000"/>
-                <w:sz w:val="17"/>
-                <w:szCs w:val="17"/>
-              </w:rPr>
-              <w:t xml:space="preserve">videos</w:t>
-            </w:r>
-            <w:r>
-              <w:rPr>
-                <w:rFonts w:ascii="Arial" w:cs="Arial" w:eastAsia="Arial" w:hAnsi="Arial"/>
-                <w:b w:val="false"/>
-                <w:bCs w:val="false"/>
-                <w:color w:val="000000"/>
-                <w:sz w:val="19"/>
-                <w:szCs w:val="19"/>
-              </w:rPr>
-              <w:t xml:space="preserve"> (</w:t>
-            </w:r>
-            <w:r>
-              <w:rPr>
-                <w:rFonts w:ascii="Courier New" w:cs="Courier New" w:eastAsia="Courier New" w:hAnsi="Courier New"/>
-                <w:b w:val="false"/>
-                <w:bCs w:val="false"/>
-                <w:color w:val="000000"/>
-                <w:sz w:val="17"/>
-                <w:szCs w:val="17"/>
-              </w:rPr>
-              <w:t xml:space="preserve">video_id</w:t>
-            </w:r>
-            <w:r>
-              <w:rPr>
-                <w:rFonts w:ascii="Arial" w:cs="Arial" w:eastAsia="Arial" w:hAnsi="Arial"/>
-                <w:b w:val="false"/>
-                <w:bCs w:val="false"/>
-                <w:color w:val="000000"/>
-                <w:sz w:val="19"/>
-                <w:szCs w:val="19"/>
-              </w:rPr>
-              <w:t xml:space="preserve">, </w:t>
-            </w:r>
-            <w:r>
-              <w:rPr>
-                <w:rFonts w:ascii="Courier New" w:cs="Courier New" w:eastAsia="Courier New" w:hAnsi="Courier New"/>
-                <w:b w:val="false"/>
-                <w:bCs w:val="false"/>
-                <w:color w:val="000000"/>
-                <w:sz w:val="17"/>
-                <w:szCs w:val="17"/>
-              </w:rPr>
-              <w:t xml:space="preserve">archive_url</w:t>
-            </w:r>
-            <w:r>
-              <w:rPr>
-                <w:rFonts w:ascii="Arial" w:cs="Arial" w:eastAsia="Arial" w:hAnsi="Arial"/>
-                <w:b w:val="false"/>
-                <w:bCs w:val="false"/>
-                <w:color w:val="000000"/>
-                <w:sz w:val="19"/>
-                <w:szCs w:val="19"/>
-              </w:rPr>
-              <w:t xml:space="preserve"> from </w:t>
-            </w:r>
-            <w:r>
-              <w:rPr>
-                <w:rFonts w:ascii="Courier New" w:cs="Courier New" w:eastAsia="Courier New" w:hAnsi="Courier New"/>
-                <w:b w:val="false"/>
-                <w:bCs w:val="false"/>
-                <w:color w:val="000000"/>
-                <w:sz w:val="17"/>
-                <w:szCs w:val="17"/>
-              </w:rPr>
-              <w:t xml:space="preserve">video_manifest.csv</w:t>
-            </w:r>
-            <w:r>
-              <w:rPr>
-                <w:rFonts w:ascii="Arial" w:cs="Arial" w:eastAsia="Arial" w:hAnsi="Arial"/>
-                <w:b w:val="false"/>
-                <w:bCs w:val="false"/>
-                <w:color w:val="000000"/>
-                <w:sz w:val="19"/>
-                <w:szCs w:val="19"/>
-              </w:rPr>
-              <w:t xml:space="preserve">, </w:t>
-            </w:r>
-            <w:r>
-              <w:rPr>
-                <w:rFonts w:ascii="Courier New" w:cs="Courier New" w:eastAsia="Courier New" w:hAnsi="Courier New"/>
-                <w:b w:val="false"/>
-                <w:bCs w:val="false"/>
-                <w:color w:val="000000"/>
-                <w:sz w:val="17"/>
-                <w:szCs w:val="17"/>
-              </w:rPr>
-              <w:t xml:space="preserve">video_type</w:t>
-            </w:r>
-            <w:r>
-              <w:rPr>
-                <w:rFonts w:ascii="Arial" w:cs="Arial" w:eastAsia="Arial" w:hAnsi="Arial"/>
-                <w:b w:val="false"/>
-                <w:bCs w:val="false"/>
-                <w:color w:val="000000"/>
-                <w:sz w:val="19"/>
-                <w:szCs w:val="19"/>
-              </w:rPr>
-              <w:t xml:space="preserve">, a title and </w:t>
-            </w:r>
-            <w:r>
-              <w:rPr>
-                <w:rFonts w:ascii="Courier New" w:cs="Courier New" w:eastAsia="Courier New" w:hAnsi="Courier New"/>
-                <w:b w:val="false"/>
-                <w:bCs w:val="false"/>
-                <w:color w:val="000000"/>
-                <w:sz w:val="17"/>
-                <w:szCs w:val="17"/>
-              </w:rPr>
-              <w:t xml:space="preserve">description_new</w:t>
-            </w:r>
-            <w:r>
-              <w:rPr>
-                <w:rFonts w:ascii="Arial" w:cs="Arial" w:eastAsia="Arial" w:hAnsi="Arial"/>
-                <w:b w:val="false"/>
-                <w:bCs w:val="false"/>
-                <w:color w:val="000000"/>
-                <w:sz w:val="19"/>
-                <w:szCs w:val="19"/>
-              </w:rPr>
-              <w:t xml:space="preserve">) and a row in </w:t>
-            </w:r>
-            <w:r>
-              <w:rPr>
-                <w:rFonts w:ascii="Courier New" w:cs="Courier New" w:eastAsia="Courier New" w:hAnsi="Courier New"/>
-                <w:b w:val="false"/>
-                <w:bCs w:val="false"/>
-                <w:color w:val="000000"/>
-                <w:sz w:val="17"/>
-                <w:szCs w:val="17"/>
-              </w:rPr>
-              <w:t xml:space="preserve">species_videos</w:t>
-            </w:r>
-            <w:r>
-              <w:rPr>
-                <w:rFonts w:ascii="Arial" w:cs="Arial" w:eastAsia="Arial" w:hAnsi="Arial"/>
-                <w:b w:val="false"/>
-                <w:bCs w:val="false"/>
-                <w:color w:val="000000"/>
-                <w:sz w:val="19"/>
-                <w:szCs w:val="19"/>
-              </w:rPr>
-              <w:t xml:space="preserve"> for each species page that shows it.</w:t>
+              <w:t xml:space="preserve">The matching file in </w:t>
+            </w:r>
+            <w:r>
+              <w:rPr>
+                <w:rFonts w:ascii="Courier New" w:cs="Courier New" w:eastAsia="Courier New" w:hAnsi="Courier New"/>
+                <w:b w:val="false"/>
+                <w:bCs w:val="false"/>
+                <w:color w:val="000000"/>
+                <w:sz w:val="17"/>
+                <w:szCs w:val="17"/>
+              </w:rPr>
+              <w:t xml:space="preserve">content/</w:t>
+            </w:r>
+            <w:r>
+              <w:rPr>
+                <w:rFonts w:ascii="Arial" w:cs="Arial" w:eastAsia="Arial" w:hAnsi="Arial"/>
+                <w:b w:val="false"/>
+                <w:bCs w:val="false"/>
+                <w:color w:val="000000"/>
+                <w:sz w:val="19"/>
+                <w:szCs w:val="19"/>
+              </w:rPr>
+              <w:t xml:space="preserve"> (for example </w:t>
+            </w:r>
+            <w:r>
+              <w:rPr>
+                <w:rFonts w:ascii="Courier New" w:cs="Courier New" w:eastAsia="Courier New" w:hAnsi="Courier New"/>
+                <w:b w:val="false"/>
+                <w:bCs w:val="false"/>
+                <w:color w:val="000000"/>
+                <w:sz w:val="17"/>
+                <w:szCs w:val="17"/>
+              </w:rPr>
+              <w:t xml:space="preserve">instructions.md</w:t>
+            </w:r>
+            <w:r>
+              <w:rPr>
+                <w:rFonts w:ascii="Arial" w:cs="Arial" w:eastAsia="Arial" w:hAnsi="Arial"/>
+                <w:b w:val="false"/>
+                <w:bCs w:val="false"/>
+                <w:color w:val="000000"/>
+                <w:sz w:val="19"/>
+                <w:szCs w:val="19"/>
+              </w:rPr>
+              <w:t xml:space="preserve">). Plain text with a small header. Links: </w:t>
+            </w:r>
+            <w:r>
+              <w:rPr>
+                <w:rFonts w:ascii="Courier New" w:cs="Courier New" w:eastAsia="Courier New" w:hAnsi="Courier New"/>
+                <w:b w:val="false"/>
+                <w:bCs w:val="false"/>
+                <w:color w:val="000000"/>
+                <w:sz w:val="17"/>
+                <w:szCs w:val="17"/>
+              </w:rPr>
+              <w:t xml:space="preserve">[words](page:contact)</w:t>
+            </w:r>
+            <w:r>
+              <w:rPr>
+                <w:rFonts w:ascii="Arial" w:cs="Arial" w:eastAsia="Arial" w:hAnsi="Arial"/>
+                <w:b w:val="false"/>
+                <w:bCs w:val="false"/>
+                <w:color w:val="000000"/>
+                <w:sz w:val="19"/>
+                <w:szCs w:val="19"/>
+              </w:rPr>
+              <w:t xml:space="preserve"> for another page, </w:t>
+            </w:r>
+            <w:r>
+              <w:rPr>
+                <w:rFonts w:ascii="Courier New" w:cs="Courier New" w:eastAsia="Courier New" w:hAnsi="Courier New"/>
+                <w:b w:val="false"/>
+                <w:bCs w:val="false"/>
+                <w:color w:val="000000"/>
+                <w:sz w:val="17"/>
+                <w:szCs w:val="17"/>
+              </w:rPr>
+              <w:t xml:space="preserve">[words](old:html/begin.html)</w:t>
+            </w:r>
+            <w:r>
+              <w:rPr>
+                <w:rFonts w:ascii="Arial" w:cs="Arial" w:eastAsia="Arial" w:hAnsi="Arial"/>
+                <w:b w:val="false"/>
+                <w:bCs w:val="false"/>
+                <w:color w:val="000000"/>
+                <w:sz w:val="19"/>
+                <w:szCs w:val="19"/>
+              </w:rPr>
+              <w:t xml:space="preserve"> for an old address, </w:t>
+            </w:r>
+            <w:r>
+              <w:rPr>
+                <w:rFonts w:ascii="Courier New" w:cs="Courier New" w:eastAsia="Courier New" w:hAnsi="Courier New"/>
+                <w:b w:val="false"/>
+                <w:bCs w:val="false"/>
+                <w:color w:val="000000"/>
+                <w:sz w:val="17"/>
+                <w:szCs w:val="17"/>
+              </w:rPr>
+              <w:t xml:space="preserve">[words](video:media/folder/clip)</w:t>
+            </w:r>
+            <w:r>
+              <w:rPr>
+                <w:rFonts w:ascii="Arial" w:cs="Arial" w:eastAsia="Arial" w:hAnsi="Arial"/>
+                <w:b w:val="false"/>
+                <w:bCs w:val="false"/>
+                <w:color w:val="000000"/>
+                <w:sz w:val="19"/>
+                <w:szCs w:val="19"/>
+              </w:rPr>
+              <w:t xml:space="preserve"> for a clip.</w:t>
             </w:r>
           </w:p>
         </w:tc>
@@ -4831,6 +5037,1048 @@
                 <w:sz w:val="19"/>
                 <w:szCs w:val="19"/>
               </w:rPr>
+              <w:t xml:space="preserve">Add a new text page</w:t>
+            </w:r>
+          </w:p>
+        </w:tc>
+        <w:tc>
+          <w:tcPr>
+            <w:tcW w:type="dxa" w:w="6360"/>
+            <w:tcBorders>
+              <w:top w:val="single" w:color="BFBFBF" w:sz="4"/>
+              <w:left w:val="single" w:color="BFBFBF" w:sz="4"/>
+              <w:bottom w:val="single" w:color="BFBFBF" w:sz="4"/>
+              <w:right w:val="single" w:color="BFBFBF" w:sz="4"/>
+            </w:tcBorders>
+            <w:tcMar>
+              <w:top w:type="dxa" w:w="70"/>
+              <w:left w:type="dxa" w:w="100"/>
+              <w:bottom w:type="dxa" w:w="70"/>
+              <w:right w:type="dxa" w:w="100"/>
+            </w:tcMar>
+          </w:tcPr>
+          <w:p>
+            <w:pPr>
+              <w:spacing w:after="30" w:line="252"/>
+            </w:pPr>
+            <w:r>
+              <w:rPr>
+                <w:rFonts w:ascii="Arial" w:cs="Arial" w:eastAsia="Arial" w:hAnsi="Arial"/>
+                <w:b w:val="false"/>
+                <w:bCs w:val="false"/>
+                <w:color w:val="000000"/>
+                <w:sz w:val="19"/>
+                <w:szCs w:val="19"/>
+              </w:rPr>
+              <w:t xml:space="preserve">Create </w:t>
+            </w:r>
+            <w:r>
+              <w:rPr>
+                <w:rFonts w:ascii="Courier New" w:cs="Courier New" w:eastAsia="Courier New" w:hAnsi="Courier New"/>
+                <w:b w:val="false"/>
+                <w:bCs w:val="false"/>
+                <w:color w:val="000000"/>
+                <w:sz w:val="17"/>
+                <w:szCs w:val="17"/>
+              </w:rPr>
+              <w:t xml:space="preserve">content/my-page.md</w:t>
+            </w:r>
+            <w:r>
+              <w:rPr>
+                <w:rFonts w:ascii="Arial" w:cs="Arial" w:eastAsia="Arial" w:hAnsi="Arial"/>
+                <w:b w:val="false"/>
+                <w:bCs w:val="false"/>
+                <w:color w:val="000000"/>
+                <w:sz w:val="19"/>
+                <w:szCs w:val="19"/>
+              </w:rPr>
+              <w:t xml:space="preserve"> starting with </w:t>
+            </w:r>
+            <w:r>
+              <w:rPr>
+                <w:rFonts w:ascii="Courier New" w:cs="Courier New" w:eastAsia="Courier New" w:hAnsi="Courier New"/>
+                <w:b w:val="false"/>
+                <w:bCs w:val="false"/>
+                <w:color w:val="000000"/>
+                <w:sz w:val="17"/>
+                <w:szCs w:val="17"/>
+              </w:rPr>
+              <w:t xml:space="preserve">---</w:t>
+            </w:r>
+            <w:r>
+              <w:rPr>
+                <w:rFonts w:ascii="Arial" w:cs="Arial" w:eastAsia="Arial" w:hAnsi="Arial"/>
+                <w:b w:val="false"/>
+                <w:bCs w:val="false"/>
+                <w:color w:val="000000"/>
+                <w:sz w:val="19"/>
+                <w:szCs w:val="19"/>
+              </w:rPr>
+              <w:t xml:space="preserve">, </w:t>
+            </w:r>
+            <w:r>
+              <w:rPr>
+                <w:rFonts w:ascii="Courier New" w:cs="Courier New" w:eastAsia="Courier New" w:hAnsi="Courier New"/>
+                <w:b w:val="false"/>
+                <w:bCs w:val="false"/>
+                <w:color w:val="000000"/>
+                <w:sz w:val="17"/>
+                <w:szCs w:val="17"/>
+              </w:rPr>
+              <w:t xml:space="preserve">title: My page</w:t>
+            </w:r>
+            <w:r>
+              <w:rPr>
+                <w:rFonts w:ascii="Arial" w:cs="Arial" w:eastAsia="Arial" w:hAnsi="Arial"/>
+                <w:b w:val="false"/>
+                <w:bCs w:val="false"/>
+                <w:color w:val="000000"/>
+                <w:sz w:val="19"/>
+                <w:szCs w:val="19"/>
+              </w:rPr>
+              <w:t xml:space="preserve">, </w:t>
+            </w:r>
+            <w:r>
+              <w:rPr>
+                <w:rFonts w:ascii="Courier New" w:cs="Courier New" w:eastAsia="Courier New" w:hAnsi="Courier New"/>
+                <w:b w:val="false"/>
+                <w:bCs w:val="false"/>
+                <w:color w:val="000000"/>
+                <w:sz w:val="17"/>
+                <w:szCs w:val="17"/>
+              </w:rPr>
+              <w:t xml:space="preserve">nav: Menu word</w:t>
+            </w:r>
+            <w:r>
+              <w:rPr>
+                <w:rFonts w:ascii="Arial" w:cs="Arial" w:eastAsia="Arial" w:hAnsi="Arial"/>
+                <w:b w:val="false"/>
+                <w:bCs w:val="false"/>
+                <w:color w:val="000000"/>
+                <w:sz w:val="19"/>
+                <w:szCs w:val="19"/>
+              </w:rPr>
+              <w:t xml:space="preserve">, </w:t>
+            </w:r>
+            <w:r>
+              <w:rPr>
+                <w:rFonts w:ascii="Courier New" w:cs="Courier New" w:eastAsia="Courier New" w:hAnsi="Courier New"/>
+                <w:b w:val="false"/>
+                <w:bCs w:val="false"/>
+                <w:color w:val="000000"/>
+                <w:sz w:val="17"/>
+                <w:szCs w:val="17"/>
+              </w:rPr>
+              <w:t xml:space="preserve">---</w:t>
+            </w:r>
+            <w:r>
+              <w:rPr>
+                <w:rFonts w:ascii="Arial" w:cs="Arial" w:eastAsia="Arial" w:hAnsi="Arial"/>
+                <w:b w:val="false"/>
+                <w:bCs w:val="false"/>
+                <w:color w:val="000000"/>
+                <w:sz w:val="19"/>
+                <w:szCs w:val="19"/>
+              </w:rPr>
+              <w:t xml:space="preserve">. Use </w:t>
+            </w:r>
+            <w:r>
+              <w:rPr>
+                <w:rFonts w:ascii="Courier New" w:cs="Courier New" w:eastAsia="Courier New" w:hAnsi="Courier New"/>
+                <w:b w:val="false"/>
+                <w:bCs w:val="false"/>
+                <w:color w:val="000000"/>
+                <w:sz w:val="17"/>
+                <w:szCs w:val="17"/>
+              </w:rPr>
+              <w:t xml:space="preserve">nav:</w:t>
+            </w:r>
+            <w:r>
+              <w:rPr>
+                <w:rFonts w:ascii="Arial" w:cs="Arial" w:eastAsia="Arial" w:hAnsi="Arial"/>
+                <w:b w:val="false"/>
+                <w:bCs w:val="false"/>
+                <w:color w:val="000000"/>
+                <w:sz w:val="19"/>
+                <w:szCs w:val="19"/>
+              </w:rPr>
+              <w:t xml:space="preserve"> to put it in the top menu, or </w:t>
+            </w:r>
+            <w:r>
+              <w:rPr>
+                <w:rFonts w:ascii="Courier New" w:cs="Courier New" w:eastAsia="Courier New" w:hAnsi="Courier New"/>
+                <w:b w:val="false"/>
+                <w:bCs w:val="false"/>
+                <w:color w:val="000000"/>
+                <w:sz w:val="17"/>
+                <w:szCs w:val="17"/>
+              </w:rPr>
+              <w:t xml:space="preserve">footer: yes</w:t>
+            </w:r>
+            <w:r>
+              <w:rPr>
+                <w:rFonts w:ascii="Arial" w:cs="Arial" w:eastAsia="Arial" w:hAnsi="Arial"/>
+                <w:b w:val="false"/>
+                <w:bCs w:val="false"/>
+                <w:color w:val="000000"/>
+                <w:sz w:val="19"/>
+                <w:szCs w:val="19"/>
+              </w:rPr>
+              <w:t xml:space="preserve"> plus </w:t>
+            </w:r>
+            <w:r>
+              <w:rPr>
+                <w:rFonts w:ascii="Courier New" w:cs="Courier New" w:eastAsia="Courier New" w:hAnsi="Courier New"/>
+                <w:b w:val="false"/>
+                <w:bCs w:val="false"/>
+                <w:color w:val="000000"/>
+                <w:sz w:val="17"/>
+                <w:szCs w:val="17"/>
+              </w:rPr>
+              <w:t xml:space="preserve">label: Words</w:t>
+            </w:r>
+            <w:r>
+              <w:rPr>
+                <w:rFonts w:ascii="Arial" w:cs="Arial" w:eastAsia="Arial" w:hAnsi="Arial"/>
+                <w:b w:val="false"/>
+                <w:bCs w:val="false"/>
+                <w:color w:val="000000"/>
+                <w:sz w:val="19"/>
+                <w:szCs w:val="19"/>
+              </w:rPr>
+              <w:t xml:space="preserve"> to put it in the bottom links.</w:t>
+            </w:r>
+          </w:p>
+        </w:tc>
+      </w:tr>
+      <w:tr>
+        <w:trPr>
+          <w:cantSplit/>
+        </w:trPr>
+        <w:tc>
+          <w:tcPr>
+            <w:tcW w:type="dxa" w:w="3000"/>
+            <w:tcBorders>
+              <w:top w:val="single" w:color="BFBFBF" w:sz="4"/>
+              <w:left w:val="single" w:color="BFBFBF" w:sz="4"/>
+              <w:bottom w:val="single" w:color="BFBFBF" w:sz="4"/>
+              <w:right w:val="single" w:color="BFBFBF" w:sz="4"/>
+            </w:tcBorders>
+            <w:tcMar>
+              <w:top w:type="dxa" w:w="70"/>
+              <w:left w:type="dxa" w:w="100"/>
+              <w:bottom w:type="dxa" w:w="70"/>
+              <w:right w:type="dxa" w:w="100"/>
+            </w:tcMar>
+          </w:tcPr>
+          <w:p>
+            <w:pPr>
+              <w:spacing w:after="30" w:line="252"/>
+            </w:pPr>
+            <w:r>
+              <w:rPr>
+                <w:rFonts w:ascii="Arial" w:cs="Arial" w:eastAsia="Arial" w:hAnsi="Arial"/>
+                <w:b w:val="false"/>
+                <w:bCs w:val="false"/>
+                <w:color w:val="000000"/>
+                <w:sz w:val="19"/>
+                <w:szCs w:val="19"/>
+              </w:rPr>
+              <w:t xml:space="preserve">Add a picture to a text page</w:t>
+            </w:r>
+          </w:p>
+        </w:tc>
+        <w:tc>
+          <w:tcPr>
+            <w:tcW w:type="dxa" w:w="6360"/>
+            <w:tcBorders>
+              <w:top w:val="single" w:color="BFBFBF" w:sz="4"/>
+              <w:left w:val="single" w:color="BFBFBF" w:sz="4"/>
+              <w:bottom w:val="single" w:color="BFBFBF" w:sz="4"/>
+              <w:right w:val="single" w:color="BFBFBF" w:sz="4"/>
+            </w:tcBorders>
+            <w:tcMar>
+              <w:top w:type="dxa" w:w="70"/>
+              <w:left w:type="dxa" w:w="100"/>
+              <w:bottom w:type="dxa" w:w="70"/>
+              <w:right w:type="dxa" w:w="100"/>
+            </w:tcMar>
+          </w:tcPr>
+          <w:p>
+            <w:pPr>
+              <w:spacing w:after="30" w:line="252"/>
+            </w:pPr>
+            <w:r>
+              <w:rPr>
+                <w:rFonts w:ascii="Arial" w:cs="Arial" w:eastAsia="Arial" w:hAnsi="Arial"/>
+                <w:b w:val="false"/>
+                <w:bCs w:val="false"/>
+                <w:color w:val="000000"/>
+                <w:sz w:val="19"/>
+                <w:szCs w:val="19"/>
+              </w:rPr>
+              <w:t xml:space="preserve">Put it in </w:t>
+            </w:r>
+            <w:r>
+              <w:rPr>
+                <w:rFonts w:ascii="Courier New" w:cs="Courier New" w:eastAsia="Courier New" w:hAnsi="Courier New"/>
+                <w:b w:val="false"/>
+                <w:bCs w:val="false"/>
+                <w:color w:val="000000"/>
+                <w:sz w:val="17"/>
+                <w:szCs w:val="17"/>
+              </w:rPr>
+              <w:t xml:space="preserve">content/assets/&lt;page-name&gt;/</w:t>
+            </w:r>
+            <w:r>
+              <w:rPr>
+                <w:rFonts w:ascii="Arial" w:cs="Arial" w:eastAsia="Arial" w:hAnsi="Arial"/>
+                <w:b w:val="false"/>
+                <w:bCs w:val="false"/>
+                <w:color w:val="000000"/>
+                <w:sz w:val="19"/>
+                <w:szCs w:val="19"/>
+              </w:rPr>
+              <w:t xml:space="preserve"> and write </w:t>
+            </w:r>
+            <w:r>
+              <w:rPr>
+                <w:rFonts w:ascii="Courier New" w:cs="Courier New" w:eastAsia="Courier New" w:hAnsi="Courier New"/>
+                <w:b w:val="false"/>
+                <w:bCs w:val="false"/>
+                <w:color w:val="000000"/>
+                <w:sz w:val="17"/>
+                <w:szCs w:val="17"/>
+              </w:rPr>
+              <w:t xml:space="preserve">![Description of the picture](assets/&lt;page-name&gt;/file.jpg)</w:t>
+            </w:r>
+            <w:r>
+              <w:rPr>
+                <w:rFonts w:ascii="Arial" w:cs="Arial" w:eastAsia="Arial" w:hAnsi="Arial"/>
+                <w:b w:val="false"/>
+                <w:bCs w:val="false"/>
+                <w:color w:val="000000"/>
+                <w:sz w:val="19"/>
+                <w:szCs w:val="19"/>
+              </w:rPr>
+              <w:t xml:space="preserve">. Always fill in the description; the build report flags empty ones.</w:t>
+            </w:r>
+          </w:p>
+        </w:tc>
+      </w:tr>
+      <w:tr>
+        <w:trPr>
+          <w:cantSplit/>
+        </w:trPr>
+        <w:tc>
+          <w:tcPr>
+            <w:tcW w:type="dxa" w:w="3000"/>
+            <w:tcBorders>
+              <w:top w:val="single" w:color="BFBFBF" w:sz="4"/>
+              <w:left w:val="single" w:color="BFBFBF" w:sz="4"/>
+              <w:bottom w:val="single" w:color="BFBFBF" w:sz="4"/>
+              <w:right w:val="single" w:color="BFBFBF" w:sz="4"/>
+            </w:tcBorders>
+            <w:tcMar>
+              <w:top w:type="dxa" w:w="70"/>
+              <w:left w:type="dxa" w:w="100"/>
+              <w:bottom w:type="dxa" w:w="70"/>
+              <w:right w:type="dxa" w:w="100"/>
+            </w:tcMar>
+          </w:tcPr>
+          <w:p>
+            <w:pPr>
+              <w:spacing w:after="30" w:line="252"/>
+            </w:pPr>
+            <w:r>
+              <w:rPr>
+                <w:rFonts w:ascii="Arial" w:cs="Arial" w:eastAsia="Arial" w:hAnsi="Arial"/>
+                <w:b w:val="false"/>
+                <w:bCs w:val="false"/>
+                <w:color w:val="000000"/>
+                <w:sz w:val="19"/>
+                <w:szCs w:val="19"/>
+              </w:rPr>
+              <w:t xml:space="preserve">Add a new video</w:t>
+            </w:r>
+          </w:p>
+        </w:tc>
+        <w:tc>
+          <w:tcPr>
+            <w:tcW w:type="dxa" w:w="6360"/>
+            <w:tcBorders>
+              <w:top w:val="single" w:color="BFBFBF" w:sz="4"/>
+              <w:left w:val="single" w:color="BFBFBF" w:sz="4"/>
+              <w:bottom w:val="single" w:color="BFBFBF" w:sz="4"/>
+              <w:right w:val="single" w:color="BFBFBF" w:sz="4"/>
+            </w:tcBorders>
+            <w:tcMar>
+              <w:top w:type="dxa" w:w="70"/>
+              <w:left w:type="dxa" w:w="100"/>
+              <w:bottom w:type="dxa" w:w="70"/>
+              <w:right w:type="dxa" w:w="100"/>
+            </w:tcMar>
+          </w:tcPr>
+          <w:p>
+            <w:pPr>
+              <w:spacing w:after="30" w:line="252"/>
+            </w:pPr>
+            <w:r>
+              <w:rPr>
+                <w:rFonts w:ascii="Arial" w:cs="Arial" w:eastAsia="Arial" w:hAnsi="Arial"/>
+                <w:b w:val="false"/>
+                <w:bCs w:val="false"/>
+                <w:color w:val="000000"/>
+                <w:sz w:val="19"/>
+                <w:szCs w:val="19"/>
+              </w:rPr>
+              <w:t xml:space="preserve">Convert and upload it (section 5), then add a row to </w:t>
+            </w:r>
+            <w:r>
+              <w:rPr>
+                <w:rFonts w:ascii="Courier New" w:cs="Courier New" w:eastAsia="Courier New" w:hAnsi="Courier New"/>
+                <w:b w:val="false"/>
+                <w:bCs w:val="false"/>
+                <w:color w:val="000000"/>
+                <w:sz w:val="17"/>
+                <w:szCs w:val="17"/>
+              </w:rPr>
+              <w:t xml:space="preserve">videos</w:t>
+            </w:r>
+            <w:r>
+              <w:rPr>
+                <w:rFonts w:ascii="Arial" w:cs="Arial" w:eastAsia="Arial" w:hAnsi="Arial"/>
+                <w:b w:val="false"/>
+                <w:bCs w:val="false"/>
+                <w:color w:val="000000"/>
+                <w:sz w:val="19"/>
+                <w:szCs w:val="19"/>
+              </w:rPr>
+              <w:t xml:space="preserve"> (</w:t>
+            </w:r>
+            <w:r>
+              <w:rPr>
+                <w:rFonts w:ascii="Courier New" w:cs="Courier New" w:eastAsia="Courier New" w:hAnsi="Courier New"/>
+                <w:b w:val="false"/>
+                <w:bCs w:val="false"/>
+                <w:color w:val="000000"/>
+                <w:sz w:val="17"/>
+                <w:szCs w:val="17"/>
+              </w:rPr>
+              <w:t xml:space="preserve">video_id</w:t>
+            </w:r>
+            <w:r>
+              <w:rPr>
+                <w:rFonts w:ascii="Arial" w:cs="Arial" w:eastAsia="Arial" w:hAnsi="Arial"/>
+                <w:b w:val="false"/>
+                <w:bCs w:val="false"/>
+                <w:color w:val="000000"/>
+                <w:sz w:val="19"/>
+                <w:szCs w:val="19"/>
+              </w:rPr>
+              <w:t xml:space="preserve">, </w:t>
+            </w:r>
+            <w:r>
+              <w:rPr>
+                <w:rFonts w:ascii="Courier New" w:cs="Courier New" w:eastAsia="Courier New" w:hAnsi="Courier New"/>
+                <w:b w:val="false"/>
+                <w:bCs w:val="false"/>
+                <w:color w:val="000000"/>
+                <w:sz w:val="17"/>
+                <w:szCs w:val="17"/>
+              </w:rPr>
+              <w:t xml:space="preserve">archive_url</w:t>
+            </w:r>
+            <w:r>
+              <w:rPr>
+                <w:rFonts w:ascii="Arial" w:cs="Arial" w:eastAsia="Arial" w:hAnsi="Arial"/>
+                <w:b w:val="false"/>
+                <w:bCs w:val="false"/>
+                <w:color w:val="000000"/>
+                <w:sz w:val="19"/>
+                <w:szCs w:val="19"/>
+              </w:rPr>
+              <w:t xml:space="preserve"> from </w:t>
+            </w:r>
+            <w:r>
+              <w:rPr>
+                <w:rFonts w:ascii="Courier New" w:cs="Courier New" w:eastAsia="Courier New" w:hAnsi="Courier New"/>
+                <w:b w:val="false"/>
+                <w:bCs w:val="false"/>
+                <w:color w:val="000000"/>
+                <w:sz w:val="17"/>
+                <w:szCs w:val="17"/>
+              </w:rPr>
+              <w:t xml:space="preserve">video_manifest.csv</w:t>
+            </w:r>
+            <w:r>
+              <w:rPr>
+                <w:rFonts w:ascii="Arial" w:cs="Arial" w:eastAsia="Arial" w:hAnsi="Arial"/>
+                <w:b w:val="false"/>
+                <w:bCs w:val="false"/>
+                <w:color w:val="000000"/>
+                <w:sz w:val="19"/>
+                <w:szCs w:val="19"/>
+              </w:rPr>
+              <w:t xml:space="preserve">, </w:t>
+            </w:r>
+            <w:r>
+              <w:rPr>
+                <w:rFonts w:ascii="Courier New" w:cs="Courier New" w:eastAsia="Courier New" w:hAnsi="Courier New"/>
+                <w:b w:val="false"/>
+                <w:bCs w:val="false"/>
+                <w:color w:val="000000"/>
+                <w:sz w:val="17"/>
+                <w:szCs w:val="17"/>
+              </w:rPr>
+              <w:t xml:space="preserve">video_type</w:t>
+            </w:r>
+            <w:r>
+              <w:rPr>
+                <w:rFonts w:ascii="Arial" w:cs="Arial" w:eastAsia="Arial" w:hAnsi="Arial"/>
+                <w:b w:val="false"/>
+                <w:bCs w:val="false"/>
+                <w:color w:val="000000"/>
+                <w:sz w:val="19"/>
+                <w:szCs w:val="19"/>
+              </w:rPr>
+              <w:t xml:space="preserve">, a title and </w:t>
+            </w:r>
+            <w:r>
+              <w:rPr>
+                <w:rFonts w:ascii="Courier New" w:cs="Courier New" w:eastAsia="Courier New" w:hAnsi="Courier New"/>
+                <w:b w:val="false"/>
+                <w:bCs w:val="false"/>
+                <w:color w:val="000000"/>
+                <w:sz w:val="17"/>
+                <w:szCs w:val="17"/>
+              </w:rPr>
+              <w:t xml:space="preserve">description_new</w:t>
+            </w:r>
+            <w:r>
+              <w:rPr>
+                <w:rFonts w:ascii="Arial" w:cs="Arial" w:eastAsia="Arial" w:hAnsi="Arial"/>
+                <w:b w:val="false"/>
+                <w:bCs w:val="false"/>
+                <w:color w:val="000000"/>
+                <w:sz w:val="19"/>
+                <w:szCs w:val="19"/>
+              </w:rPr>
+              <w:t xml:space="preserve">) and a row in </w:t>
+            </w:r>
+            <w:r>
+              <w:rPr>
+                <w:rFonts w:ascii="Courier New" w:cs="Courier New" w:eastAsia="Courier New" w:hAnsi="Courier New"/>
+                <w:b w:val="false"/>
+                <w:bCs w:val="false"/>
+                <w:color w:val="000000"/>
+                <w:sz w:val="17"/>
+                <w:szCs w:val="17"/>
+              </w:rPr>
+              <w:t xml:space="preserve">species_videos</w:t>
+            </w:r>
+            <w:r>
+              <w:rPr>
+                <w:rFonts w:ascii="Arial" w:cs="Arial" w:eastAsia="Arial" w:hAnsi="Arial"/>
+                <w:b w:val="false"/>
+                <w:bCs w:val="false"/>
+                <w:color w:val="000000"/>
+                <w:sz w:val="19"/>
+                <w:szCs w:val="19"/>
+              </w:rPr>
+              <w:t xml:space="preserve"> for each species page that shows it.</w:t>
+            </w:r>
+          </w:p>
+        </w:tc>
+      </w:tr>
+      <w:tr>
+        <w:trPr>
+          <w:cantSplit/>
+        </w:trPr>
+        <w:tc>
+          <w:tcPr>
+            <w:tcW w:type="dxa" w:w="3000"/>
+            <w:tcBorders>
+              <w:top w:val="single" w:color="BFBFBF" w:sz="4"/>
+              <w:left w:val="single" w:color="BFBFBF" w:sz="4"/>
+              <w:bottom w:val="single" w:color="BFBFBF" w:sz="4"/>
+              <w:right w:val="single" w:color="BFBFBF" w:sz="4"/>
+            </w:tcBorders>
+            <w:tcMar>
+              <w:top w:type="dxa" w:w="70"/>
+              <w:left w:type="dxa" w:w="100"/>
+              <w:bottom w:type="dxa" w:w="70"/>
+              <w:right w:type="dxa" w:w="100"/>
+            </w:tcMar>
+          </w:tcPr>
+          <w:p>
+            <w:pPr>
+              <w:spacing w:after="30" w:line="252"/>
+            </w:pPr>
+            <w:r>
+              <w:rPr>
+                <w:rFonts w:ascii="Arial" w:cs="Arial" w:eastAsia="Arial" w:hAnsi="Arial"/>
+                <w:b w:val="false"/>
+                <w:bCs w:val="false"/>
+                <w:color w:val="000000"/>
+                <w:sz w:val="19"/>
+                <w:szCs w:val="19"/>
+              </w:rPr>
+              <w:t xml:space="preserve">Indent, widen or change the shape of a text page</w:t>
+            </w:r>
+          </w:p>
+        </w:tc>
+        <w:tc>
+          <w:tcPr>
+            <w:tcW w:type="dxa" w:w="6360"/>
+            <w:tcBorders>
+              <w:top w:val="single" w:color="BFBFBF" w:sz="4"/>
+              <w:left w:val="single" w:color="BFBFBF" w:sz="4"/>
+              <w:bottom w:val="single" w:color="BFBFBF" w:sz="4"/>
+              <w:right w:val="single" w:color="BFBFBF" w:sz="4"/>
+            </w:tcBorders>
+            <w:tcMar>
+              <w:top w:type="dxa" w:w="70"/>
+              <w:left w:type="dxa" w:w="100"/>
+              <w:bottom w:type="dxa" w:w="70"/>
+              <w:right w:type="dxa" w:w="100"/>
+            </w:tcMar>
+          </w:tcPr>
+          <w:p>
+            <w:pPr>
+              <w:spacing w:after="30" w:line="252"/>
+            </w:pPr>
+            <w:r>
+              <w:rPr>
+                <w:rFonts w:ascii="Arial" w:cs="Arial" w:eastAsia="Arial" w:hAnsi="Arial"/>
+                <w:b w:val="false"/>
+                <w:bCs w:val="false"/>
+                <w:color w:val="000000"/>
+                <w:sz w:val="19"/>
+                <w:szCs w:val="19"/>
+              </w:rPr>
+              <w:t xml:space="preserve">The lines at the top of that page's file in </w:t>
+            </w:r>
+            <w:r>
+              <w:rPr>
+                <w:rFonts w:ascii="Courier New" w:cs="Courier New" w:eastAsia="Courier New" w:hAnsi="Courier New"/>
+                <w:b w:val="false"/>
+                <w:bCs w:val="false"/>
+                <w:color w:val="000000"/>
+                <w:sz w:val="17"/>
+                <w:szCs w:val="17"/>
+              </w:rPr>
+              <w:t xml:space="preserve">content/</w:t>
+            </w:r>
+            <w:r>
+              <w:rPr>
+                <w:rFonts w:ascii="Arial" w:cs="Arial" w:eastAsia="Arial" w:hAnsi="Arial"/>
+                <w:b w:val="false"/>
+                <w:bCs w:val="false"/>
+                <w:color w:val="000000"/>
+                <w:sz w:val="19"/>
+                <w:szCs w:val="19"/>
+              </w:rPr>
+              <w:t xml:space="preserve">: </w:t>
+            </w:r>
+            <w:r>
+              <w:rPr>
+                <w:rFonts w:ascii="Courier New" w:cs="Courier New" w:eastAsia="Courier New" w:hAnsi="Courier New"/>
+                <w:b w:val="false"/>
+                <w:bCs w:val="false"/>
+                <w:color w:val="000000"/>
+                <w:sz w:val="17"/>
+                <w:szCs w:val="17"/>
+              </w:rPr>
+              <w:t xml:space="preserve">indent: no</w:t>
+            </w:r>
+            <w:r>
+              <w:rPr>
+                <w:rFonts w:ascii="Arial" w:cs="Arial" w:eastAsia="Arial" w:hAnsi="Arial"/>
+                <w:b w:val="false"/>
+                <w:bCs w:val="false"/>
+                <w:color w:val="000000"/>
+                <w:sz w:val="19"/>
+                <w:szCs w:val="19"/>
+              </w:rPr>
+              <w:t xml:space="preserve"> switches off the first-line indent that text pages get by default; </w:t>
+            </w:r>
+            <w:r>
+              <w:rPr>
+                <w:rFonts w:ascii="Courier New" w:cs="Courier New" w:eastAsia="Courier New" w:hAnsi="Courier New"/>
+                <w:b w:val="false"/>
+                <w:bCs w:val="false"/>
+                <w:color w:val="000000"/>
+                <w:sz w:val="17"/>
+                <w:szCs w:val="17"/>
+              </w:rPr>
+              <w:t xml:space="preserve">width: wide</w:t>
+            </w:r>
+            <w:r>
+              <w:rPr>
+                <w:rFonts w:ascii="Arial" w:cs="Arial" w:eastAsia="Arial" w:hAnsi="Arial"/>
+                <w:b w:val="false"/>
+                <w:bCs w:val="false"/>
+                <w:color w:val="000000"/>
+                <w:sz w:val="19"/>
+                <w:szCs w:val="19"/>
+              </w:rPr>
+              <w:t xml:space="preserve"> widens the column for long single-line entries; </w:t>
+            </w:r>
+            <w:r>
+              <w:rPr>
+                <w:rFonts w:ascii="Courier New" w:cs="Courier New" w:eastAsia="Courier New" w:hAnsi="Courier New"/>
+                <w:b w:val="false"/>
+                <w:bCs w:val="false"/>
+                <w:color w:val="000000"/>
+                <w:sz w:val="17"/>
+                <w:szCs w:val="17"/>
+              </w:rPr>
+              <w:t xml:space="preserve">style: references</w:t>
+            </w:r>
+            <w:r>
+              <w:rPr>
+                <w:rFonts w:ascii="Arial" w:cs="Arial" w:eastAsia="Arial" w:hAnsi="Arial"/>
+                <w:b w:val="false"/>
+                <w:bCs w:val="false"/>
+                <w:color w:val="000000"/>
+                <w:sz w:val="19"/>
+                <w:szCs w:val="19"/>
+              </w:rPr>
+              <w:t xml:space="preserve"> indents each reference under its italic sub-heading; </w:t>
+            </w:r>
+            <w:r>
+              <w:rPr>
+                <w:rFonts w:ascii="Courier New" w:cs="Courier New" w:eastAsia="Courier New" w:hAnsi="Courier New"/>
+                <w:b w:val="false"/>
+                <w:bCs w:val="false"/>
+                <w:color w:val="000000"/>
+                <w:sz w:val="17"/>
+                <w:szCs w:val="17"/>
+              </w:rPr>
+              <w:t xml:space="preserve">align: center</w:t>
+            </w:r>
+            <w:r>
+              <w:rPr>
+                <w:rFonts w:ascii="Arial" w:cs="Arial" w:eastAsia="Arial" w:hAnsi="Arial"/>
+                <w:b w:val="false"/>
+                <w:bCs w:val="false"/>
+                <w:color w:val="000000"/>
+                <w:sz w:val="19"/>
+                <w:szCs w:val="19"/>
+              </w:rPr>
+              <w:t xml:space="preserve"> centres everything.</w:t>
+            </w:r>
+          </w:p>
+        </w:tc>
+      </w:tr>
+      <w:tr>
+        <w:trPr>
+          <w:cantSplit/>
+        </w:trPr>
+        <w:tc>
+          <w:tcPr>
+            <w:tcW w:type="dxa" w:w="3000"/>
+            <w:tcBorders>
+              <w:top w:val="single" w:color="BFBFBF" w:sz="4"/>
+              <w:left w:val="single" w:color="BFBFBF" w:sz="4"/>
+              <w:bottom w:val="single" w:color="BFBFBF" w:sz="4"/>
+              <w:right w:val="single" w:color="BFBFBF" w:sz="4"/>
+            </w:tcBorders>
+            <w:tcMar>
+              <w:top w:type="dxa" w:w="70"/>
+              <w:left w:type="dxa" w:w="100"/>
+              <w:bottom w:type="dxa" w:w="70"/>
+              <w:right w:type="dxa" w:w="100"/>
+            </w:tcMar>
+          </w:tcPr>
+          <w:p>
+            <w:pPr>
+              <w:spacing w:after="30" w:line="252"/>
+            </w:pPr>
+            <w:r>
+              <w:rPr>
+                <w:rFonts w:ascii="Arial" w:cs="Arial" w:eastAsia="Arial" w:hAnsi="Arial"/>
+                <w:b w:val="false"/>
+                <w:bCs w:val="false"/>
+                <w:color w:val="000000"/>
+                <w:sz w:val="19"/>
+                <w:szCs w:val="19"/>
+              </w:rPr>
+              <w:t xml:space="preserve">Put the footer links on a page as buttons</w:t>
+            </w:r>
+          </w:p>
+        </w:tc>
+        <w:tc>
+          <w:tcPr>
+            <w:tcW w:type="dxa" w:w="6360"/>
+            <w:tcBorders>
+              <w:top w:val="single" w:color="BFBFBF" w:sz="4"/>
+              <w:left w:val="single" w:color="BFBFBF" w:sz="4"/>
+              <w:bottom w:val="single" w:color="BFBFBF" w:sz="4"/>
+              <w:right w:val="single" w:color="BFBFBF" w:sz="4"/>
+            </w:tcBorders>
+            <w:tcMar>
+              <w:top w:type="dxa" w:w="70"/>
+              <w:left w:type="dxa" w:w="100"/>
+              <w:bottom w:type="dxa" w:w="70"/>
+              <w:right w:type="dxa" w:w="100"/>
+            </w:tcMar>
+          </w:tcPr>
+          <w:p>
+            <w:pPr>
+              <w:spacing w:after="30" w:line="252"/>
+            </w:pPr>
+            <w:r>
+              <w:rPr>
+                <w:rFonts w:ascii="Arial" w:cs="Arial" w:eastAsia="Arial" w:hAnsi="Arial"/>
+                <w:b w:val="false"/>
+                <w:bCs w:val="false"/>
+                <w:color w:val="000000"/>
+                <w:sz w:val="19"/>
+                <w:szCs w:val="19"/>
+              </w:rPr>
+              <w:t xml:space="preserve">Write </w:t>
+            </w:r>
+            <w:r>
+              <w:rPr>
+                <w:rFonts w:ascii="Courier New" w:cs="Courier New" w:eastAsia="Courier New" w:hAnsi="Courier New"/>
+                <w:b w:val="false"/>
+                <w:bCs w:val="false"/>
+                <w:color w:val="000000"/>
+                <w:sz w:val="17"/>
+                <w:szCs w:val="17"/>
+              </w:rPr>
+              <w:t xml:space="preserve">{{aboutlinks}}</w:t>
+            </w:r>
+            <w:r>
+              <w:rPr>
+                <w:rFonts w:ascii="Arial" w:cs="Arial" w:eastAsia="Arial" w:hAnsi="Arial"/>
+                <w:b w:val="false"/>
+                <w:bCs w:val="false"/>
+                <w:color w:val="000000"/>
+                <w:sz w:val="19"/>
+                <w:szCs w:val="19"/>
+              </w:rPr>
+              <w:t xml:space="preserve"> on its own line in that page's file. The small footer row is then left off that page. </w:t>
+            </w:r>
+            <w:r>
+              <w:rPr>
+                <w:rFonts w:ascii="Courier New" w:cs="Courier New" w:eastAsia="Courier New" w:hAnsi="Courier New"/>
+                <w:b w:val="false"/>
+                <w:bCs w:val="false"/>
+                <w:color w:val="000000"/>
+                <w:sz w:val="17"/>
+                <w:szCs w:val="17"/>
+              </w:rPr>
+              <w:t xml:space="preserve">{{banner}}</w:t>
+            </w:r>
+            <w:r>
+              <w:rPr>
+                <w:rFonts w:ascii="Arial" w:cs="Arial" w:eastAsia="Arial" w:hAnsi="Arial"/>
+                <w:b w:val="false"/>
+                <w:bCs w:val="false"/>
+                <w:color w:val="000000"/>
+                <w:sz w:val="19"/>
+                <w:szCs w:val="19"/>
+              </w:rPr>
+              <w:t xml:space="preserve"> likewise places the four group pictures with the Use the key overlay.</w:t>
+            </w:r>
+          </w:p>
+        </w:tc>
+      </w:tr>
+      <w:tr>
+        <w:trPr>
+          <w:cantSplit/>
+        </w:trPr>
+        <w:tc>
+          <w:tcPr>
+            <w:tcW w:type="dxa" w:w="3000"/>
+            <w:tcBorders>
+              <w:top w:val="single" w:color="BFBFBF" w:sz="4"/>
+              <w:left w:val="single" w:color="BFBFBF" w:sz="4"/>
+              <w:bottom w:val="single" w:color="BFBFBF" w:sz="4"/>
+              <w:right w:val="single" w:color="BFBFBF" w:sz="4"/>
+            </w:tcBorders>
+            <w:tcMar>
+              <w:top w:type="dxa" w:w="70"/>
+              <w:left w:type="dxa" w:w="100"/>
+              <w:bottom w:type="dxa" w:w="70"/>
+              <w:right w:type="dxa" w:w="100"/>
+            </w:tcMar>
+          </w:tcPr>
+          <w:p>
+            <w:pPr>
+              <w:spacing w:after="30" w:line="252"/>
+            </w:pPr>
+            <w:r>
+              <w:rPr>
+                <w:rFonts w:ascii="Arial" w:cs="Arial" w:eastAsia="Arial" w:hAnsi="Arial"/>
+                <w:b w:val="false"/>
+                <w:bCs w:val="false"/>
+                <w:color w:val="000000"/>
+                <w:sz w:val="19"/>
+                <w:szCs w:val="19"/>
+              </w:rPr>
+              <w:t xml:space="preserve">Switch visitor counting on or off</w:t>
+            </w:r>
+          </w:p>
+        </w:tc>
+        <w:tc>
+          <w:tcPr>
+            <w:tcW w:type="dxa" w:w="6360"/>
+            <w:tcBorders>
+              <w:top w:val="single" w:color="BFBFBF" w:sz="4"/>
+              <w:left w:val="single" w:color="BFBFBF" w:sz="4"/>
+              <w:bottom w:val="single" w:color="BFBFBF" w:sz="4"/>
+              <w:right w:val="single" w:color="BFBFBF" w:sz="4"/>
+            </w:tcBorders>
+            <w:tcMar>
+              <w:top w:type="dxa" w:w="70"/>
+              <w:left w:type="dxa" w:w="100"/>
+              <w:bottom w:type="dxa" w:w="70"/>
+              <w:right w:type="dxa" w:w="100"/>
+            </w:tcMar>
+          </w:tcPr>
+          <w:p>
+            <w:pPr>
+              <w:spacing w:after="30" w:line="252"/>
+            </w:pPr>
+            <w:r>
+              <w:rPr>
+                <w:rFonts w:ascii="Arial" w:cs="Arial" w:eastAsia="Arial" w:hAnsi="Arial"/>
+                <w:b w:val="false"/>
+                <w:bCs w:val="false"/>
+                <w:color w:val="000000"/>
+                <w:sz w:val="19"/>
+                <w:szCs w:val="19"/>
+              </w:rPr>
+              <w:t xml:space="preserve">The </w:t>
+            </w:r>
+            <w:r>
+              <w:rPr>
+                <w:rFonts w:ascii="Courier New" w:cs="Courier New" w:eastAsia="Courier New" w:hAnsi="Courier New"/>
+                <w:b w:val="false"/>
+                <w:bCs w:val="false"/>
+                <w:color w:val="000000"/>
+                <w:sz w:val="17"/>
+                <w:szCs w:val="17"/>
+              </w:rPr>
+              <w:t xml:space="preserve">ANALYTICS_SNIPPET</w:t>
+            </w:r>
+            <w:r>
+              <w:rPr>
+                <w:rFonts w:ascii="Arial" w:cs="Arial" w:eastAsia="Arial" w:hAnsi="Arial"/>
+                <w:b w:val="false"/>
+                <w:bCs w:val="false"/>
+                <w:color w:val="000000"/>
+                <w:sz w:val="19"/>
+                <w:szCs w:val="19"/>
+              </w:rPr>
+              <w:t xml:space="preserve"> block near the top of </w:t>
+            </w:r>
+            <w:r>
+              <w:rPr>
+                <w:rFonts w:ascii="Courier New" w:cs="Courier New" w:eastAsia="Courier New" w:hAnsi="Courier New"/>
+                <w:b w:val="false"/>
+                <w:bCs w:val="false"/>
+                <w:color w:val="000000"/>
+                <w:sz w:val="17"/>
+                <w:szCs w:val="17"/>
+              </w:rPr>
+              <w:t xml:space="preserve">build_site.py</w:t>
+            </w:r>
+            <w:r>
+              <w:rPr>
+                <w:rFonts w:ascii="Arial" w:cs="Arial" w:eastAsia="Arial" w:hAnsi="Arial"/>
+                <w:b w:val="false"/>
+                <w:bCs w:val="false"/>
+                <w:color w:val="000000"/>
+                <w:sz w:val="19"/>
+                <w:szCs w:val="19"/>
+              </w:rPr>
+              <w:t xml:space="preserve"> holds the GoatCounter snippet. Nothing is counted on a build made with </w:t>
+            </w:r>
+            <w:r>
+              <w:rPr>
+                <w:rFonts w:ascii="Courier New" w:cs="Courier New" w:eastAsia="Courier New" w:hAnsi="Courier New"/>
+                <w:b w:val="false"/>
+                <w:bCs w:val="false"/>
+                <w:color w:val="000000"/>
+                <w:sz w:val="17"/>
+                <w:szCs w:val="17"/>
+              </w:rPr>
+              <w:t xml:space="preserve">--noindex</w:t>
+            </w:r>
+            <w:r>
+              <w:rPr>
+                <w:rFonts w:ascii="Arial" w:cs="Arial" w:eastAsia="Arial" w:hAnsi="Arial"/>
+                <w:b w:val="false"/>
+                <w:bCs w:val="false"/>
+                <w:color w:val="000000"/>
+                <w:sz w:val="19"/>
+                <w:szCs w:val="19"/>
+              </w:rPr>
+              <w:t xml:space="preserve">, which is how the review copy is built, so counting starts when that option is removed from </w:t>
+            </w:r>
+            <w:r>
+              <w:rPr>
+                <w:rFonts w:ascii="Courier New" w:cs="Courier New" w:eastAsia="Courier New" w:hAnsi="Courier New"/>
+                <w:b w:val="false"/>
+                <w:bCs w:val="false"/>
+                <w:color w:val="000000"/>
+                <w:sz w:val="17"/>
+                <w:szCs w:val="17"/>
+              </w:rPr>
+              <w:t xml:space="preserve">rebuild.sh</w:t>
+            </w:r>
+            <w:r>
+              <w:rPr>
+                <w:rFonts w:ascii="Arial" w:cs="Arial" w:eastAsia="Arial" w:hAnsi="Arial"/>
+                <w:b w:val="false"/>
+                <w:bCs w:val="false"/>
+                <w:color w:val="000000"/>
+                <w:sz w:val="19"/>
+                <w:szCs w:val="19"/>
+              </w:rPr>
+              <w:t xml:space="preserve">.</w:t>
+            </w:r>
+          </w:p>
+        </w:tc>
+      </w:tr>
+      <w:tr>
+        <w:trPr>
+          <w:cantSplit/>
+        </w:trPr>
+        <w:tc>
+          <w:tcPr>
+            <w:tcW w:type="dxa" w:w="3000"/>
+            <w:tcBorders>
+              <w:top w:val="single" w:color="BFBFBF" w:sz="4"/>
+              <w:left w:val="single" w:color="BFBFBF" w:sz="4"/>
+              <w:bottom w:val="single" w:color="BFBFBF" w:sz="4"/>
+              <w:right w:val="single" w:color="BFBFBF" w:sz="4"/>
+            </w:tcBorders>
+            <w:tcMar>
+              <w:top w:type="dxa" w:w="70"/>
+              <w:left w:type="dxa" w:w="100"/>
+              <w:bottom w:type="dxa" w:w="70"/>
+              <w:right w:type="dxa" w:w="100"/>
+            </w:tcMar>
+          </w:tcPr>
+          <w:p>
+            <w:pPr>
+              <w:spacing w:after="30" w:line="252"/>
+            </w:pPr>
+            <w:r>
+              <w:rPr>
+                <w:rFonts w:ascii="Arial" w:cs="Arial" w:eastAsia="Arial" w:hAnsi="Arial"/>
+                <w:b w:val="false"/>
+                <w:bCs w:val="false"/>
+                <w:color w:val="000000"/>
+                <w:sz w:val="19"/>
+                <w:szCs w:val="19"/>
+              </w:rPr>
               <w:t xml:space="preserve">Change colors, fonts or layout</w:t>
             </w:r>
           </w:p>
@@ -4930,7 +6178,73 @@
                 <w:sz w:val="19"/>
                 <w:szCs w:val="19"/>
               </w:rPr>
-              <w:t xml:space="preserve"> (colors and spacing) or the HTML templates, then rebuild. Files there override the built-in ones. (Key pages hide the words Choice 1 of 2 and Go to step from the eye but keep them for screen readers; the rule is </w:t>
+              <w:t xml:space="preserve"> (colors and spacing) or the HTML templates, then rebuild. </w:t>
+            </w:r>
+            <w:r>
+              <w:rPr>
+                <w:rFonts w:ascii="Arial" w:cs="Arial" w:eastAsia="Arial" w:hAnsi="Arial"/>
+                <w:b/>
+                <w:bCs/>
+                <w:color w:val="000000"/>
+                <w:sz w:val="19"/>
+                <w:szCs w:val="19"/>
+              </w:rPr>
+              <w:t xml:space="preserve">Once </w:t>
+            </w:r>
+            <w:r>
+              <w:rPr>
+                <w:rFonts w:ascii="Courier New" w:cs="Courier New" w:eastAsia="Courier New" w:hAnsi="Courier New"/>
+                <w:b/>
+                <w:bCs/>
+                <w:color w:val="000000"/>
+                <w:sz w:val="17"/>
+                <w:szCs w:val="17"/>
+              </w:rPr>
+              <w:t xml:space="preserve">site_src</w:t>
+            </w:r>
+            <w:r>
+              <w:rPr>
+                <w:rFonts w:ascii="Arial" w:cs="Arial" w:eastAsia="Arial" w:hAnsi="Arial"/>
+                <w:b/>
+                <w:bCs/>
+                <w:color w:val="000000"/>
+                <w:sz w:val="19"/>
+                <w:szCs w:val="19"/>
+              </w:rPr>
+              <w:t xml:space="preserve"> exists it overrides the built-in templates, so later changes to </w:t>
+            </w:r>
+            <w:r>
+              <w:rPr>
+                <w:rFonts w:ascii="Courier New" w:cs="Courier New" w:eastAsia="Courier New" w:hAnsi="Courier New"/>
+                <w:b/>
+                <w:bCs/>
+                <w:color w:val="000000"/>
+                <w:sz w:val="17"/>
+                <w:szCs w:val="17"/>
+              </w:rPr>
+              <w:t xml:space="preserve">build_site.py</w:t>
+            </w:r>
+            <w:r>
+              <w:rPr>
+                <w:rFonts w:ascii="Arial" w:cs="Arial" w:eastAsia="Arial" w:hAnsi="Arial"/>
+                <w:b/>
+                <w:bCs/>
+                <w:color w:val="000000"/>
+                <w:sz w:val="19"/>
+                <w:szCs w:val="19"/>
+              </w:rPr>
+              <w:t xml:space="preserve"> stop appearing: delete the folder to go back.</w:t>
+            </w:r>
+            <w:r>
+              <w:rPr>
+                <w:rFonts w:ascii="Arial" w:cs="Arial" w:eastAsia="Arial" w:hAnsi="Arial"/>
+                <w:b w:val="false"/>
+                <w:bCs w:val="false"/>
+                <w:color w:val="000000"/>
+                <w:sz w:val="19"/>
+                <w:szCs w:val="19"/>
+              </w:rPr>
+              <w:t xml:space="preserve"> (Key pages hide the words Choice 1 of 2 and Go to step from the eye but keep them for screen readers; the rule is </w:t>
             </w:r>
             <w:r>
               <w:rPr>
@@ -5241,7 +6555,7 @@
         <w:rPr>
           <w:rFonts w:ascii="Arial" w:cs="Arial" w:eastAsia="Arial" w:hAnsi="Arial"/>
         </w:rPr>
-        <w:t xml:space="preserve">Reading the report</w:t>
+        <w:t xml:space="preserve">On a Windows PC</w:t>
       </w:r>
     </w:p>
     <w:p>
@@ -5250,19 +6564,209 @@
       </w:pPr>
       <w:r>
         <w:rPr>
-          <w:rFonts w:ascii="Arial" w:cs="Arial" w:eastAsia="Arial" w:hAnsi="Arial"/>
-          <w:sz w:val="21"/>
-          <w:szCs w:val="21"/>
-        </w:rPr>
-        <w:t xml:space="preserve">Every rebuild ends with a short report, also saved as </w:t>
-      </w:r>
-      <w:r>
-        <w:rPr>
           <w:rFonts w:ascii="Courier New" w:cs="Courier New" w:eastAsia="Courier New" w:hAnsi="Courier New"/>
           <w:sz w:val="19"/>
           <w:szCs w:val="19"/>
         </w:rPr>
-        <w:t xml:space="preserve">site/build_report.txt</w:t>
+        <w:t xml:space="preserve">rebuild.sh</w:t>
+      </w:r>
+      <w:r>
+        <w:rPr>
+          <w:rFonts w:ascii="Arial" w:cs="Arial" w:eastAsia="Arial" w:hAnsi="Arial"/>
+          <w:sz w:val="21"/>
+          <w:szCs w:val="21"/>
+        </w:rPr>
+        <w:t xml:space="preserve"> is a Mac and Linux script; Windows cannot run it as it is. Use the Python command it contains instead. In </w:t>
+      </w:r>
+      <w:r>
+        <w:rPr>
+          <w:rFonts w:ascii="Arial" w:cs="Arial" w:eastAsia="Arial" w:hAnsi="Arial"/>
+          <w:b/>
+          <w:bCs/>
+          <w:sz w:val="21"/>
+          <w:szCs w:val="21"/>
+        </w:rPr>
+        <w:t xml:space="preserve">Command Prompt</w:t>
+      </w:r>
+      <w:r>
+        <w:rPr>
+          <w:rFonts w:ascii="Arial" w:cs="Arial" w:eastAsia="Arial" w:hAnsi="Arial"/>
+          <w:sz w:val="21"/>
+          <w:szCs w:val="21"/>
+        </w:rPr>
+        <w:t xml:space="preserve"> or </w:t>
+      </w:r>
+      <w:r>
+        <w:rPr>
+          <w:rFonts w:ascii="Arial" w:cs="Arial" w:eastAsia="Arial" w:hAnsi="Arial"/>
+          <w:b/>
+          <w:bCs/>
+          <w:sz w:val="21"/>
+          <w:szCs w:val="21"/>
+        </w:rPr>
+        <w:t xml:space="preserve">PowerShell</w:t>
+      </w:r>
+      <w:r>
+        <w:rPr>
+          <w:rFonts w:ascii="Arial" w:cs="Arial" w:eastAsia="Arial" w:hAnsi="Arial"/>
+          <w:sz w:val="21"/>
+          <w:szCs w:val="21"/>
+        </w:rPr>
+        <w:t xml:space="preserve">, with the project in your Documents folder:</w:t>
+      </w:r>
+    </w:p>
+    <w:p>
+      <w:pPr>
+        <w:shd w:fill="F0F0F0" w:val="clear"/>
+        <w:spacing w:after="0" w:before="60" w:line="252"/>
+        <w:ind w:left="240" w:right="120"/>
+      </w:pPr>
+      <w:r>
+        <w:rPr>
+          <w:rFonts w:ascii="Courier New" w:cs="Courier New" w:eastAsia="Courier New" w:hAnsi="Courier New"/>
+          <w:sz w:val="18"/>
+          <w:szCs w:val="18"/>
+        </w:rPr>
+        <w:t xml:space="preserve">cd "%USERPROFILE%\Documents\Zooplankton Key"</w:t>
+      </w:r>
+    </w:p>
+    <w:p>
+      <w:pPr>
+        <w:shd w:fill="F0F0F0" w:val="clear"/>
+        <w:spacing w:after="0" w:before="0" w:line="252"/>
+        <w:ind w:left="240" w:right="120"/>
+      </w:pPr>
+      <w:r>
+        <w:rPr>
+          <w:rFonts w:ascii="Courier New" w:cs="Courier New" w:eastAsia="Courier New" w:hAnsi="Courier New"/>
+          <w:sz w:val="18"/>
+          <w:szCs w:val="18"/>
+        </w:rPr>
+        <w:t xml:space="preserve">conda activate video</w:t>
+      </w:r>
+    </w:p>
+    <w:p>
+      <w:pPr>
+        <w:shd w:fill="F0F0F0" w:val="clear"/>
+        <w:spacing w:after="0" w:before="0" w:line="252"/>
+        <w:ind w:left="240" w:right="120"/>
+      </w:pPr>
+      <w:r>
+        <w:rPr>
+          <w:rFonts w:ascii="Courier New" w:cs="Courier New" w:eastAsia="Courier New" w:hAnsi="Courier New"/>
+          <w:sz w:val="18"/>
+          <w:szCs w:val="18"/>
+        </w:rPr>
+        <w:t xml:space="preserve">python Code\build_site.py --workbook data\cfbkey_workbook.xlsx ^</w:t>
+      </w:r>
+    </w:p>
+    <w:p>
+      <w:pPr>
+        <w:shd w:fill="F0F0F0" w:val="clear"/>
+        <w:spacing w:after="140" w:before="0" w:line="252"/>
+        <w:ind w:left="240" w:right="120"/>
+      </w:pPr>
+      <w:r>
+        <w:rPr>
+          <w:rFonts w:ascii="Courier New" w:cs="Courier New" w:eastAsia="Courier New" w:hAnsi="Courier New"/>
+          <w:sz w:val="18"/>
+          <w:szCs w:val="18"/>
+        </w:rPr>
+        <w:t xml:space="preserve">    --old-site cfbkey_local --content content --out docs --noindex</w:t>
+      </w:r>
+    </w:p>
+    <w:p>
+      <w:pPr>
+        <w:spacing w:after="120" w:line="276"/>
+      </w:pPr>
+      <w:r>
+        <w:rPr>
+          <w:rFonts w:ascii="Arial" w:cs="Arial" w:eastAsia="Arial" w:hAnsi="Arial"/>
+          <w:sz w:val="21"/>
+          <w:szCs w:val="21"/>
+        </w:rPr>
+        <w:t xml:space="preserve">The </w:t>
+      </w:r>
+      <w:r>
+        <w:rPr>
+          <w:rFonts w:ascii="Courier New" w:cs="Courier New" w:eastAsia="Courier New" w:hAnsi="Courier New"/>
+          <w:sz w:val="19"/>
+          <w:szCs w:val="19"/>
+        </w:rPr>
+        <w:t xml:space="preserve">^</w:t>
+      </w:r>
+      <w:r>
+        <w:rPr>
+          <w:rFonts w:ascii="Arial" w:cs="Arial" w:eastAsia="Arial" w:hAnsi="Arial"/>
+          <w:sz w:val="21"/>
+          <w:szCs w:val="21"/>
+        </w:rPr>
+        <w:t xml:space="preserve"> continues the line in Command Prompt; in PowerShell use a backtick instead, or put it all on one line. Then open </w:t>
+      </w:r>
+      <w:r>
+        <w:rPr>
+          <w:rFonts w:ascii="Courier New" w:cs="Courier New" w:eastAsia="Courier New" w:hAnsi="Courier New"/>
+          <w:sz w:val="19"/>
+          <w:szCs w:val="19"/>
+        </w:rPr>
+        <w:t xml:space="preserve">docs\index.html</w:t>
+      </w:r>
+      <w:r>
+        <w:rPr>
+          <w:rFonts w:ascii="Arial" w:cs="Arial" w:eastAsia="Arial" w:hAnsi="Arial"/>
+          <w:sz w:val="21"/>
+          <w:szCs w:val="21"/>
+        </w:rPr>
+        <w:t xml:space="preserve"> in a browser. Everything else in this guide works the same, except that paths use backslashes. Only one person needs to be able to rebuild, so a Windows user can edit the workbook and leave rebuilding to whoever has it set up.</w:t>
+      </w:r>
+    </w:p>
+    <w:p>
+      <w:pPr>
+        <w:pStyle w:val="Heading2"/>
+        <w:spacing w:after="100" w:before="220"/>
+      </w:pPr>
+      <w:r>
+        <w:rPr>
+          <w:rFonts w:ascii="Arial" w:cs="Arial" w:eastAsia="Arial" w:hAnsi="Arial"/>
+        </w:rPr>
+        <w:t xml:space="preserve">Reading the report</w:t>
+      </w:r>
+    </w:p>
+    <w:p>
+      <w:pPr>
+        <w:spacing w:after="120" w:line="276"/>
+      </w:pPr>
+      <w:r>
+        <w:rPr>
+          <w:rFonts w:ascii="Arial" w:cs="Arial" w:eastAsia="Arial" w:hAnsi="Arial"/>
+          <w:sz w:val="21"/>
+          <w:szCs w:val="21"/>
+        </w:rPr>
+        <w:t xml:space="preserve">Every rebuild ends with a short report, also saved as </w:t>
+      </w:r>
+      <w:r>
+        <w:rPr>
+          <w:rFonts w:ascii="Courier New" w:cs="Courier New" w:eastAsia="Courier New" w:hAnsi="Courier New"/>
+          <w:sz w:val="19"/>
+          <w:szCs w:val="19"/>
+        </w:rPr>
+        <w:t xml:space="preserve">docs/build_report.txt</w:t>
+      </w:r>
+      <w:r>
+        <w:rPr>
+          <w:rFonts w:ascii="Arial" w:cs="Arial" w:eastAsia="Arial" w:hAnsi="Arial"/>
+          <w:sz w:val="21"/>
+          <w:szCs w:val="21"/>
+        </w:rPr>
+        <w:t xml:space="preserve">, with the full, untruncated list in </w:t>
+      </w:r>
+      <w:r>
+        <w:rPr>
+          <w:rFonts w:ascii="Courier New" w:cs="Courier New" w:eastAsia="Courier New" w:hAnsi="Courier New"/>
+          <w:sz w:val="19"/>
+          <w:szCs w:val="19"/>
+        </w:rPr>
+        <w:t xml:space="preserve">docs/build_report_full.txt</w:t>
       </w:r>
       <w:r>
         <w:rPr>
@@ -6205,6 +7709,553 @@
                 <w:sz w:val="19"/>
                 <w:szCs w:val="19"/>
               </w:rPr>
+              <w:t xml:space="preserve">forwarding pages written at old addresses</w:t>
+            </w:r>
+          </w:p>
+        </w:tc>
+        <w:tc>
+          <w:tcPr>
+            <w:tcW w:type="dxa" w:w="5860"/>
+            <w:tcBorders>
+              <w:top w:val="single" w:color="BFBFBF" w:sz="4"/>
+              <w:left w:val="single" w:color="BFBFBF" w:sz="4"/>
+              <w:bottom w:val="single" w:color="BFBFBF" w:sz="4"/>
+              <w:right w:val="single" w:color="BFBFBF" w:sz="4"/>
+            </w:tcBorders>
+            <w:tcMar>
+              <w:top w:type="dxa" w:w="70"/>
+              <w:left w:type="dxa" w:w="100"/>
+              <w:bottom w:type="dxa" w:w="70"/>
+              <w:right w:type="dxa" w:w="100"/>
+            </w:tcMar>
+          </w:tcPr>
+          <w:p>
+            <w:pPr>
+              <w:spacing w:after="30" w:line="252"/>
+            </w:pPr>
+            <w:r>
+              <w:rPr>
+                <w:rFonts w:ascii="Arial" w:cs="Arial" w:eastAsia="Arial" w:hAnsi="Arial"/>
+                <w:b w:val="false"/>
+                <w:bCs w:val="false"/>
+                <w:color w:val="000000"/>
+                <w:sz w:val="19"/>
+                <w:szCs w:val="19"/>
+              </w:rPr>
+              <w:t xml:space="preserve">How many old addresses now point at a new page. Expect roughly 600 on a full build.</w:t>
+            </w:r>
+          </w:p>
+        </w:tc>
+      </w:tr>
+      <w:tr>
+        <w:trPr>
+          <w:cantSplit/>
+        </w:trPr>
+        <w:tc>
+          <w:tcPr>
+            <w:tcW w:type="dxa" w:w="3500"/>
+            <w:tcBorders>
+              <w:top w:val="single" w:color="BFBFBF" w:sz="4"/>
+              <w:left w:val="single" w:color="BFBFBF" w:sz="4"/>
+              <w:bottom w:val="single" w:color="BFBFBF" w:sz="4"/>
+              <w:right w:val="single" w:color="BFBFBF" w:sz="4"/>
+            </w:tcBorders>
+            <w:tcMar>
+              <w:top w:type="dxa" w:w="70"/>
+              <w:left w:type="dxa" w:w="100"/>
+              <w:bottom w:type="dxa" w:w="70"/>
+              <w:right w:type="dxa" w:w="100"/>
+            </w:tcMar>
+          </w:tcPr>
+          <w:p>
+            <w:pPr>
+              <w:spacing w:after="30" w:line="252"/>
+            </w:pPr>
+            <w:r>
+              <w:rPr>
+                <w:rFonts w:ascii="Arial" w:cs="Arial" w:eastAsia="Arial" w:hAnsi="Arial"/>
+                <w:b w:val="false"/>
+                <w:bCs w:val="false"/>
+                <w:color w:val="000000"/>
+                <w:sz w:val="19"/>
+                <w:szCs w:val="19"/>
+              </w:rPr>
+              <w:t xml:space="preserve">old addresses that differ only in capitalisation</w:t>
+            </w:r>
+          </w:p>
+        </w:tc>
+        <w:tc>
+          <w:tcPr>
+            <w:tcW w:type="dxa" w:w="5860"/>
+            <w:tcBorders>
+              <w:top w:val="single" w:color="BFBFBF" w:sz="4"/>
+              <w:left w:val="single" w:color="BFBFBF" w:sz="4"/>
+              <w:bottom w:val="single" w:color="BFBFBF" w:sz="4"/>
+              <w:right w:val="single" w:color="BFBFBF" w:sz="4"/>
+            </w:tcBorders>
+            <w:tcMar>
+              <w:top w:type="dxa" w:w="70"/>
+              <w:left w:type="dxa" w:w="100"/>
+              <w:bottom w:type="dxa" w:w="70"/>
+              <w:right w:type="dxa" w:w="100"/>
+            </w:tcMar>
+          </w:tcPr>
+          <w:p>
+            <w:pPr>
+              <w:spacing w:after="30" w:line="252"/>
+            </w:pPr>
+            <w:r>
+              <w:rPr>
+                <w:rFonts w:ascii="Arial" w:cs="Arial" w:eastAsia="Arial" w:hAnsi="Arial"/>
+                <w:b w:val="false"/>
+                <w:bCs w:val="false"/>
+                <w:color w:val="000000"/>
+                <w:sz w:val="19"/>
+                <w:szCs w:val="19"/>
+              </w:rPr>
+              <w:t xml:space="preserve">Two old links differed only in upper and lower case, so only one forwarding page could be made. Rare, and harmless unless someone saved the other spelling.</w:t>
+            </w:r>
+          </w:p>
+        </w:tc>
+      </w:tr>
+      <w:tr>
+        <w:trPr>
+          <w:cantSplit/>
+        </w:trPr>
+        <w:tc>
+          <w:tcPr>
+            <w:tcW w:type="dxa" w:w="3500"/>
+            <w:tcBorders>
+              <w:top w:val="single" w:color="BFBFBF" w:sz="4"/>
+              <w:left w:val="single" w:color="BFBFBF" w:sz="4"/>
+              <w:bottom w:val="single" w:color="BFBFBF" w:sz="4"/>
+              <w:right w:val="single" w:color="BFBFBF" w:sz="4"/>
+            </w:tcBorders>
+            <w:tcMar>
+              <w:top w:type="dxa" w:w="70"/>
+              <w:left w:type="dxa" w:w="100"/>
+              <w:bottom w:type="dxa" w:w="70"/>
+              <w:right w:type="dxa" w:w="100"/>
+            </w:tcMar>
+          </w:tcPr>
+          <w:p>
+            <w:pPr>
+              <w:spacing w:after="30" w:line="252"/>
+            </w:pPr>
+            <w:r>
+              <w:rPr>
+                <w:rFonts w:ascii="Arial" w:cs="Arial" w:eastAsia="Arial" w:hAnsi="Arial"/>
+                <w:b w:val="false"/>
+                <w:bCs w:val="false"/>
+                <w:color w:val="000000"/>
+                <w:sz w:val="19"/>
+                <w:szCs w:val="19"/>
+              </w:rPr>
+              <w:t xml:space="preserve">site wording read from the workbook's settings sheet</w:t>
+            </w:r>
+          </w:p>
+        </w:tc>
+        <w:tc>
+          <w:tcPr>
+            <w:tcW w:type="dxa" w:w="5860"/>
+            <w:tcBorders>
+              <w:top w:val="single" w:color="BFBFBF" w:sz="4"/>
+              <w:left w:val="single" w:color="BFBFBF" w:sz="4"/>
+              <w:bottom w:val="single" w:color="BFBFBF" w:sz="4"/>
+              <w:right w:val="single" w:color="BFBFBF" w:sz="4"/>
+            </w:tcBorders>
+            <w:tcMar>
+              <w:top w:type="dxa" w:w="70"/>
+              <w:left w:type="dxa" w:w="100"/>
+              <w:bottom w:type="dxa" w:w="70"/>
+              <w:right w:type="dxa" w:w="100"/>
+            </w:tcMar>
+          </w:tcPr>
+          <w:p>
+            <w:pPr>
+              <w:spacing w:after="30" w:line="252"/>
+            </w:pPr>
+            <w:r>
+              <w:rPr>
+                <w:rFonts w:ascii="Arial" w:cs="Arial" w:eastAsia="Arial" w:hAnsi="Arial"/>
+                <w:b w:val="false"/>
+                <w:bCs w:val="false"/>
+                <w:color w:val="000000"/>
+                <w:sz w:val="19"/>
+                <w:szCs w:val="19"/>
+              </w:rPr>
+              <w:t xml:space="preserve">Confirms the footer and title came from the </w:t>
+            </w:r>
+            <w:r>
+              <w:rPr>
+                <w:rFonts w:ascii="Courier New" w:cs="Courier New" w:eastAsia="Courier New" w:hAnsi="Courier New"/>
+                <w:b w:val="false"/>
+                <w:bCs w:val="false"/>
+                <w:color w:val="000000"/>
+                <w:sz w:val="17"/>
+                <w:szCs w:val="17"/>
+              </w:rPr>
+              <w:t xml:space="preserve">settings</w:t>
+            </w:r>
+            <w:r>
+              <w:rPr>
+                <w:rFonts w:ascii="Arial" w:cs="Arial" w:eastAsia="Arial" w:hAnsi="Arial"/>
+                <w:b w:val="false"/>
+                <w:bCs w:val="false"/>
+                <w:color w:val="000000"/>
+                <w:sz w:val="19"/>
+                <w:szCs w:val="19"/>
+              </w:rPr>
+              <w:t xml:space="preserve"> sheet. If </w:t>
+            </w:r>
+            <w:r>
+              <w:rPr>
+                <w:rFonts w:ascii="Courier New" w:cs="Courier New" w:eastAsia="Courier New" w:hAnsi="Courier New"/>
+                <w:b w:val="false"/>
+                <w:bCs w:val="false"/>
+                <w:color w:val="000000"/>
+                <w:sz w:val="17"/>
+                <w:szCs w:val="17"/>
+              </w:rPr>
+              <w:t xml:space="preserve">content/settings.md</w:t>
+            </w:r>
+            <w:r>
+              <w:rPr>
+                <w:rFonts w:ascii="Arial" w:cs="Arial" w:eastAsia="Arial" w:hAnsi="Arial"/>
+                <w:b w:val="false"/>
+                <w:bCs w:val="false"/>
+                <w:color w:val="000000"/>
+                <w:sz w:val="19"/>
+                <w:szCs w:val="19"/>
+              </w:rPr>
+              <w:t xml:space="preserve"> still exists it is no longer used and can be deleted.</w:t>
+            </w:r>
+          </w:p>
+        </w:tc>
+      </w:tr>
+      <w:tr>
+        <w:trPr>
+          <w:cantSplit/>
+        </w:trPr>
+        <w:tc>
+          <w:tcPr>
+            <w:tcW w:type="dxa" w:w="3500"/>
+            <w:tcBorders>
+              <w:top w:val="single" w:color="BFBFBF" w:sz="4"/>
+              <w:left w:val="single" w:color="BFBFBF" w:sz="4"/>
+              <w:bottom w:val="single" w:color="BFBFBF" w:sz="4"/>
+              <w:right w:val="single" w:color="BFBFBF" w:sz="4"/>
+            </w:tcBorders>
+            <w:tcMar>
+              <w:top w:type="dxa" w:w="70"/>
+              <w:left w:type="dxa" w:w="100"/>
+              <w:bottom w:type="dxa" w:w="70"/>
+              <w:right w:type="dxa" w:w="100"/>
+            </w:tcMar>
+          </w:tcPr>
+          <w:p>
+            <w:pPr>
+              <w:spacing w:after="30" w:line="252"/>
+            </w:pPr>
+            <w:r>
+              <w:rPr>
+                <w:rFonts w:ascii="Arial" w:cs="Arial" w:eastAsia="Arial" w:hAnsi="Arial"/>
+                <w:b w:val="false"/>
+                <w:bCs w:val="false"/>
+                <w:color w:val="000000"/>
+                <w:sz w:val="19"/>
+                <w:szCs w:val="19"/>
+              </w:rPr>
+              <w:t xml:space="preserve">pictures reused from the last build</w:t>
+            </w:r>
+          </w:p>
+        </w:tc>
+        <w:tc>
+          <w:tcPr>
+            <w:tcW w:type="dxa" w:w="5860"/>
+            <w:tcBorders>
+              <w:top w:val="single" w:color="BFBFBF" w:sz="4"/>
+              <w:left w:val="single" w:color="BFBFBF" w:sz="4"/>
+              <w:bottom w:val="single" w:color="BFBFBF" w:sz="4"/>
+              <w:right w:val="single" w:color="BFBFBF" w:sz="4"/>
+            </w:tcBorders>
+            <w:tcMar>
+              <w:top w:type="dxa" w:w="70"/>
+              <w:left w:type="dxa" w:w="100"/>
+              <w:bottom w:type="dxa" w:w="70"/>
+              <w:right w:type="dxa" w:w="100"/>
+            </w:tcMar>
+          </w:tcPr>
+          <w:p>
+            <w:pPr>
+              <w:spacing w:after="30" w:line="252"/>
+            </w:pPr>
+            <w:r>
+              <w:rPr>
+                <w:rFonts w:ascii="Courier New" w:cs="Courier New" w:eastAsia="Courier New" w:hAnsi="Courier New"/>
+                <w:b w:val="false"/>
+                <w:bCs w:val="false"/>
+                <w:color w:val="000000"/>
+                <w:sz w:val="17"/>
+                <w:szCs w:val="17"/>
+              </w:rPr>
+              <w:t xml:space="preserve">cfbkey_local</w:t>
+            </w:r>
+            <w:r>
+              <w:rPr>
+                <w:rFonts w:ascii="Arial" w:cs="Arial" w:eastAsia="Arial" w:hAnsi="Arial"/>
+                <w:b w:val="false"/>
+                <w:bCs w:val="false"/>
+                <w:color w:val="000000"/>
+                <w:sz w:val="19"/>
+                <w:szCs w:val="19"/>
+              </w:rPr>
+              <w:t xml:space="preserve"> was not available, so the pictures already in </w:t>
+            </w:r>
+            <w:r>
+              <w:rPr>
+                <w:rFonts w:ascii="Courier New" w:cs="Courier New" w:eastAsia="Courier New" w:hAnsi="Courier New"/>
+                <w:b w:val="false"/>
+                <w:bCs w:val="false"/>
+                <w:color w:val="000000"/>
+                <w:sz w:val="17"/>
+                <w:szCs w:val="17"/>
+              </w:rPr>
+              <w:t xml:space="preserve">docs/</w:t>
+            </w:r>
+            <w:r>
+              <w:rPr>
+                <w:rFonts w:ascii="Arial" w:cs="Arial" w:eastAsia="Arial" w:hAnsi="Arial"/>
+                <w:b w:val="false"/>
+                <w:bCs w:val="false"/>
+                <w:color w:val="000000"/>
+                <w:sz w:val="19"/>
+                <w:szCs w:val="19"/>
+              </w:rPr>
+              <w:t xml:space="preserve"> were kept. Normal on a computer without the old-site copy.</w:t>
+            </w:r>
+          </w:p>
+        </w:tc>
+      </w:tr>
+      <w:tr>
+        <w:trPr>
+          <w:cantSplit/>
+        </w:trPr>
+        <w:tc>
+          <w:tcPr>
+            <w:tcW w:type="dxa" w:w="3500"/>
+            <w:tcBorders>
+              <w:top w:val="single" w:color="BFBFBF" w:sz="4"/>
+              <w:left w:val="single" w:color="BFBFBF" w:sz="4"/>
+              <w:bottom w:val="single" w:color="BFBFBF" w:sz="4"/>
+              <w:right w:val="single" w:color="BFBFBF" w:sz="4"/>
+            </w:tcBorders>
+            <w:tcMar>
+              <w:top w:type="dxa" w:w="70"/>
+              <w:left w:type="dxa" w:w="100"/>
+              <w:bottom w:type="dxa" w:w="70"/>
+              <w:right w:type="dxa" w:w="100"/>
+            </w:tcMar>
+          </w:tcPr>
+          <w:p>
+            <w:pPr>
+              <w:spacing w:after="30" w:line="252"/>
+            </w:pPr>
+            <w:r>
+              <w:rPr>
+                <w:rFonts w:ascii="Arial" w:cs="Arial" w:eastAsia="Arial" w:hAnsi="Arial"/>
+                <w:b w:val="false"/>
+                <w:bCs w:val="false"/>
+                <w:color w:val="000000"/>
+                <w:sz w:val="19"/>
+                <w:szCs w:val="19"/>
+              </w:rPr>
+              <w:t xml:space="preserve">pictures removed from the site</w:t>
+            </w:r>
+          </w:p>
+        </w:tc>
+        <w:tc>
+          <w:tcPr>
+            <w:tcW w:type="dxa" w:w="5860"/>
+            <w:tcBorders>
+              <w:top w:val="single" w:color="BFBFBF" w:sz="4"/>
+              <w:left w:val="single" w:color="BFBFBF" w:sz="4"/>
+              <w:bottom w:val="single" w:color="BFBFBF" w:sz="4"/>
+              <w:right w:val="single" w:color="BFBFBF" w:sz="4"/>
+            </w:tcBorders>
+            <w:tcMar>
+              <w:top w:type="dxa" w:w="70"/>
+              <w:left w:type="dxa" w:w="100"/>
+              <w:bottom w:type="dxa" w:w="70"/>
+              <w:right w:type="dxa" w:w="100"/>
+            </w:tcMar>
+          </w:tcPr>
+          <w:p>
+            <w:pPr>
+              <w:spacing w:after="30" w:line="252"/>
+            </w:pPr>
+            <w:r>
+              <w:rPr>
+                <w:rFonts w:ascii="Arial" w:cs="Arial" w:eastAsia="Arial" w:hAnsi="Arial"/>
+                <w:b w:val="false"/>
+                <w:bCs w:val="false"/>
+                <w:color w:val="000000"/>
+                <w:sz w:val="19"/>
+                <w:szCs w:val="19"/>
+              </w:rPr>
+              <w:t xml:space="preserve">Pictures nothing refers to any more were deleted from </w:t>
+            </w:r>
+            <w:r>
+              <w:rPr>
+                <w:rFonts w:ascii="Courier New" w:cs="Courier New" w:eastAsia="Courier New" w:hAnsi="Courier New"/>
+                <w:b w:val="false"/>
+                <w:bCs w:val="false"/>
+                <w:color w:val="000000"/>
+                <w:sz w:val="17"/>
+                <w:szCs w:val="17"/>
+              </w:rPr>
+              <w:t xml:space="preserve">docs/</w:t>
+            </w:r>
+            <w:r>
+              <w:rPr>
+                <w:rFonts w:ascii="Arial" w:cs="Arial" w:eastAsia="Arial" w:hAnsi="Arial"/>
+                <w:b w:val="false"/>
+                <w:bCs w:val="false"/>
+                <w:color w:val="000000"/>
+                <w:sz w:val="19"/>
+                <w:szCs w:val="19"/>
+              </w:rPr>
+              <w:t xml:space="preserve">. Expected after removing a species or changing a picture list.</w:t>
+            </w:r>
+          </w:p>
+        </w:tc>
+      </w:tr>
+      <w:tr>
+        <w:trPr>
+          <w:cantSplit/>
+        </w:trPr>
+        <w:tc>
+          <w:tcPr>
+            <w:tcW w:type="dxa" w:w="3500"/>
+            <w:tcBorders>
+              <w:top w:val="single" w:color="BFBFBF" w:sz="4"/>
+              <w:left w:val="single" w:color="BFBFBF" w:sz="4"/>
+              <w:bottom w:val="single" w:color="BFBFBF" w:sz="4"/>
+              <w:right w:val="single" w:color="BFBFBF" w:sz="4"/>
+            </w:tcBorders>
+            <w:tcMar>
+              <w:top w:type="dxa" w:w="70"/>
+              <w:left w:type="dxa" w:w="100"/>
+              <w:bottom w:type="dxa" w:w="70"/>
+              <w:right w:type="dxa" w:w="100"/>
+            </w:tcMar>
+          </w:tcPr>
+          <w:p>
+            <w:pPr>
+              <w:spacing w:after="30" w:line="252"/>
+            </w:pPr>
+            <w:r>
+              <w:rPr>
+                <w:rFonts w:ascii="Arial" w:cs="Arial" w:eastAsia="Arial" w:hAnsi="Arial"/>
+                <w:b w:val="false"/>
+                <w:bCs w:val="false"/>
+                <w:color w:val="000000"/>
+                <w:sz w:val="19"/>
+                <w:szCs w:val="19"/>
+              </w:rPr>
+              <w:t xml:space="preserve">pages formatted as reference lists</w:t>
+            </w:r>
+          </w:p>
+        </w:tc>
+        <w:tc>
+          <w:tcPr>
+            <w:tcW w:type="dxa" w:w="5860"/>
+            <w:tcBorders>
+              <w:top w:val="single" w:color="BFBFBF" w:sz="4"/>
+              <w:left w:val="single" w:color="BFBFBF" w:sz="4"/>
+              <w:bottom w:val="single" w:color="BFBFBF" w:sz="4"/>
+              <w:right w:val="single" w:color="BFBFBF" w:sz="4"/>
+            </w:tcBorders>
+            <w:tcMar>
+              <w:top w:type="dxa" w:w="70"/>
+              <w:left w:type="dxa" w:w="100"/>
+              <w:bottom w:type="dxa" w:w="70"/>
+              <w:right w:type="dxa" w:w="100"/>
+            </w:tcMar>
+          </w:tcPr>
+          <w:p>
+            <w:pPr>
+              <w:spacing w:after="30" w:line="252"/>
+            </w:pPr>
+            <w:r>
+              <w:rPr>
+                <w:rFonts w:ascii="Arial" w:cs="Arial" w:eastAsia="Arial" w:hAnsi="Arial"/>
+                <w:b w:val="false"/>
+                <w:bCs w:val="false"/>
+                <w:color w:val="000000"/>
+                <w:sz w:val="19"/>
+                <w:szCs w:val="19"/>
+              </w:rPr>
+              <w:t xml:space="preserve">A page was recognised as a list of references and indented accordingly. </w:t>
+            </w:r>
+            <w:r>
+              <w:rPr>
+                <w:rFonts w:ascii="Courier New" w:cs="Courier New" w:eastAsia="Courier New" w:hAnsi="Courier New"/>
+                <w:b w:val="false"/>
+                <w:bCs w:val="false"/>
+                <w:color w:val="000000"/>
+                <w:sz w:val="17"/>
+                <w:szCs w:val="17"/>
+              </w:rPr>
+              <w:t xml:space="preserve">style: none</w:t>
+            </w:r>
+            <w:r>
+              <w:rPr>
+                <w:rFonts w:ascii="Arial" w:cs="Arial" w:eastAsia="Arial" w:hAnsi="Arial"/>
+                <w:b w:val="false"/>
+                <w:bCs w:val="false"/>
+                <w:color w:val="000000"/>
+                <w:sz w:val="19"/>
+                <w:szCs w:val="19"/>
+              </w:rPr>
+              <w:t xml:space="preserve"> in that page's header switches it off.</w:t>
+            </w:r>
+          </w:p>
+        </w:tc>
+      </w:tr>
+      <w:tr>
+        <w:trPr>
+          <w:cantSplit/>
+        </w:trPr>
+        <w:tc>
+          <w:tcPr>
+            <w:tcW w:type="dxa" w:w="3500"/>
+            <w:tcBorders>
+              <w:top w:val="single" w:color="BFBFBF" w:sz="4"/>
+              <w:left w:val="single" w:color="BFBFBF" w:sz="4"/>
+              <w:bottom w:val="single" w:color="BFBFBF" w:sz="4"/>
+              <w:right w:val="single" w:color="BFBFBF" w:sz="4"/>
+            </w:tcBorders>
+            <w:tcMar>
+              <w:top w:type="dxa" w:w="70"/>
+              <w:left w:type="dxa" w:w="100"/>
+              <w:bottom w:type="dxa" w:w="70"/>
+              <w:right w:type="dxa" w:w="100"/>
+            </w:tcMar>
+          </w:tcPr>
+          <w:p>
+            <w:pPr>
+              <w:spacing w:after="30" w:line="252"/>
+            </w:pPr>
+            <w:r>
+              <w:rPr>
+                <w:rFonts w:ascii="Arial" w:cs="Arial" w:eastAsia="Arial" w:hAnsi="Arial"/>
+                <w:b w:val="false"/>
+                <w:bCs w:val="false"/>
+                <w:color w:val="000000"/>
+                <w:sz w:val="19"/>
+                <w:szCs w:val="19"/>
+              </w:rPr>
               <w:t xml:space="preserve">taxonomy spellings replaced</w:t>
             </w:r>
           </w:p>
@@ -6641,7 +8692,7 @@
                 <w:sz w:val="17"/>
                 <w:szCs w:val="17"/>
               </w:rPr>
-              <w:t xml:space="preserve">python draft_alt_text.py --workbook "$ZK/cfbkey_workbook.xlsx"</w:t>
+              <w:t xml:space="preserve">python draft_alt_text.py --workbook "$ZK/data/cfbkey_workbook.xlsx"</w:t>
             </w:r>
           </w:p>
         </w:tc>
@@ -6728,7 +8779,7 @@
                 <w:sz w:val="17"/>
                 <w:szCs w:val="17"/>
               </w:rPr>
-              <w:t xml:space="preserve">python upload_to_ia.py --src "$ZK/cfbkey_mp4" --identifier cfbkey-videos --manifest "$ZK/video_manifest.csv" --go</w:t>
+              <w:t xml:space="preserve">python upload_to_ia.py --src "$ZK/cfbkey_mp4" --identifier cfbkey-videos --manifest "$ZK/data/video_manifest.csv" --go</w:t>
             </w:r>
           </w:p>
           <w:p>
@@ -6973,7 +9024,7 @@
                 <w:sz w:val="17"/>
                 <w:szCs w:val="17"/>
               </w:rPr>
-              <w:t xml:space="preserve">python update_workbook.py --workbook "$ZK/cfbkey_workbook.xlsx" --inventory "$ZK/inventory"</w:t>
+              <w:t xml:space="preserve">python update_workbook.py --workbook "$ZK/data/cfbkey_workbook.xlsx" --inventory "$ZK/inventory"</w:t>
             </w:r>
           </w:p>
         </w:tc>
@@ -7045,6 +9096,132 @@
                 <w:szCs w:val="17"/>
               </w:rPr>
               <w:t xml:space="preserve">bash rebuild.sh</w:t>
+            </w:r>
+          </w:p>
+        </w:tc>
+      </w:tr>
+      <w:tr>
+        <w:trPr>
+          <w:cantSplit/>
+        </w:trPr>
+        <w:tc>
+          <w:tcPr>
+            <w:tcW w:type="dxa" w:w="3300"/>
+            <w:tcBorders>
+              <w:top w:val="single" w:color="BFBFBF" w:sz="4"/>
+              <w:left w:val="single" w:color="BFBFBF" w:sz="4"/>
+              <w:bottom w:val="single" w:color="BFBFBF" w:sz="4"/>
+              <w:right w:val="single" w:color="BFBFBF" w:sz="4"/>
+            </w:tcBorders>
+            <w:tcMar>
+              <w:top w:type="dxa" w:w="70"/>
+              <w:left w:type="dxa" w:w="100"/>
+              <w:bottom w:type="dxa" w:w="70"/>
+              <w:right w:type="dxa" w:w="100"/>
+            </w:tcMar>
+          </w:tcPr>
+          <w:p>
+            <w:pPr>
+              <w:spacing w:after="30" w:line="252"/>
+            </w:pPr>
+            <w:r>
+              <w:rPr>
+                <w:rFonts w:ascii="Arial" w:cs="Arial" w:eastAsia="Arial" w:hAnsi="Arial"/>
+                <w:b w:val="false"/>
+                <w:bCs w:val="false"/>
+                <w:color w:val="000000"/>
+                <w:sz w:val="19"/>
+                <w:szCs w:val="19"/>
+              </w:rPr>
+              <w:t xml:space="preserve">Publish the changes to GitHub</w:t>
+            </w:r>
+          </w:p>
+        </w:tc>
+        <w:tc>
+          <w:tcPr>
+            <w:tcW w:type="dxa" w:w="6060"/>
+            <w:tcBorders>
+              <w:top w:val="single" w:color="BFBFBF" w:sz="4"/>
+              <w:left w:val="single" w:color="BFBFBF" w:sz="4"/>
+              <w:bottom w:val="single" w:color="BFBFBF" w:sz="4"/>
+              <w:right w:val="single" w:color="BFBFBF" w:sz="4"/>
+            </w:tcBorders>
+            <w:tcMar>
+              <w:top w:type="dxa" w:w="70"/>
+              <w:left w:type="dxa" w:w="100"/>
+              <w:bottom w:type="dxa" w:w="70"/>
+              <w:right w:type="dxa" w:w="100"/>
+            </w:tcMar>
+          </w:tcPr>
+          <w:p>
+            <w:pPr>
+              <w:spacing w:after="30" w:line="252"/>
+            </w:pPr>
+            <w:r>
+              <w:rPr>
+                <w:rFonts w:ascii="Courier New" w:cs="Courier New" w:eastAsia="Courier New" w:hAnsi="Courier New"/>
+                <w:b w:val="false"/>
+                <w:bCs w:val="false"/>
+                <w:color w:val="000000"/>
+                <w:sz w:val="17"/>
+                <w:szCs w:val="17"/>
+              </w:rPr>
+              <w:t xml:space="preserve">git add .</w:t>
+            </w:r>
+            <w:r>
+              <w:rPr>
+                <w:rFonts w:ascii="Arial" w:cs="Arial" w:eastAsia="Arial" w:hAnsi="Arial"/>
+                <w:b w:val="false"/>
+                <w:bCs w:val="false"/>
+                <w:color w:val="000000"/>
+                <w:sz w:val="19"/>
+                <w:szCs w:val="19"/>
+              </w:rPr>
+              <w:t xml:space="preserve"> then </w:t>
+            </w:r>
+            <w:r>
+              <w:rPr>
+                <w:rFonts w:ascii="Courier New" w:cs="Courier New" w:eastAsia="Courier New" w:hAnsi="Courier New"/>
+                <w:b w:val="false"/>
+                <w:bCs w:val="false"/>
+                <w:color w:val="000000"/>
+                <w:sz w:val="17"/>
+                <w:szCs w:val="17"/>
+              </w:rPr>
+              <w:t xml:space="preserve">git commit -m "what changed"</w:t>
+            </w:r>
+            <w:r>
+              <w:rPr>
+                <w:rFonts w:ascii="Arial" w:cs="Arial" w:eastAsia="Arial" w:hAnsi="Arial"/>
+                <w:b w:val="false"/>
+                <w:bCs w:val="false"/>
+                <w:color w:val="000000"/>
+                <w:sz w:val="19"/>
+                <w:szCs w:val="19"/>
+              </w:rPr>
+              <w:t xml:space="preserve"> then </w:t>
+            </w:r>
+            <w:r>
+              <w:rPr>
+                <w:rFonts w:ascii="Courier New" w:cs="Courier New" w:eastAsia="Courier New" w:hAnsi="Courier New"/>
+                <w:b w:val="false"/>
+                <w:bCs w:val="false"/>
+                <w:color w:val="000000"/>
+                <w:sz w:val="17"/>
+                <w:szCs w:val="17"/>
+              </w:rPr>
+              <w:t xml:space="preserve">git push</w:t>
+            </w:r>
+            <w:r>
+              <w:rPr>
+                <w:rFonts w:ascii="Arial" w:cs="Arial" w:eastAsia="Arial" w:hAnsi="Arial"/>
+                <w:b w:val="false"/>
+                <w:bCs w:val="false"/>
+                <w:color w:val="000000"/>
+                <w:sz w:val="19"/>
+                <w:szCs w:val="19"/>
+              </w:rPr>
+              <w:t xml:space="preserve">. GitHub Pages republishes within about a minute at https://jvthaney.github.io/cfbkey-test/</w:t>
             </w:r>
           </w:p>
         </w:tc>
@@ -7387,7 +9564,7 @@
           <w:sz w:val="18"/>
           <w:szCs w:val="18"/>
         </w:rPr>
-        <w:t xml:space="preserve">  cfbkey_workbook.xlsx     THE DATA: edit this</w:t>
+        <w:t xml:space="preserve">  data/</w:t>
       </w:r>
     </w:p>
     <w:p>
@@ -7402,7 +9579,7 @@
           <w:sz w:val="18"/>
           <w:szCs w:val="18"/>
         </w:rPr>
-        <w:t xml:space="preserve">  content/                 PAGE TEXT: edit these .md files</w:t>
+        <w:t xml:space="preserve">    cfbkey_workbook.xlsx   THE DATA: edit this</w:t>
       </w:r>
     </w:p>
     <w:p>
@@ -7417,7 +9594,7 @@
           <w:sz w:val="18"/>
           <w:szCs w:val="18"/>
         </w:rPr>
-        <w:t xml:space="preserve">    assets/                  pictures used on those pages</w:t>
+        <w:t xml:space="preserve">    video_manifest.csv     the web address of each uploaded video</w:t>
       </w:r>
     </w:p>
     <w:p>
@@ -7432,7 +9609,7 @@
           <w:sz w:val="18"/>
           <w:szCs w:val="18"/>
         </w:rPr>
-        <w:t xml:space="preserve">  cfbkey_local/            old-site files; source of the pictures</w:t>
+        <w:t xml:space="preserve">    workbook_backups/      dated copies, made automatically</w:t>
       </w:r>
     </w:p>
     <w:p>
@@ -7447,7 +9624,7 @@
           <w:sz w:val="18"/>
           <w:szCs w:val="18"/>
         </w:rPr>
-        <w:t xml:space="preserve">  cfbkey_mp4/              converted videos (already uploaded)</w:t>
+        <w:t xml:space="preserve">  content/                 PAGE TEXT: edit these .md files</w:t>
       </w:r>
     </w:p>
     <w:p>
@@ -7462,7 +9639,7 @@
           <w:sz w:val="18"/>
           <w:szCs w:val="18"/>
         </w:rPr>
-        <w:t xml:space="preserve">  video_manifest.csv       the web address of each uploaded video</w:t>
+        <w:t xml:space="preserve">    assets/                  pictures used on those pages</w:t>
       </w:r>
     </w:p>
     <w:p>
@@ -7477,7 +9654,7 @@
           <w:sz w:val="18"/>
           <w:szCs w:val="18"/>
         </w:rPr>
-        <w:t xml:space="preserve">  inventory/               reports on the old site (reference only)</w:t>
+        <w:t xml:space="preserve">  cfbkey_local/            old-site files; source of the pictures</w:t>
       </w:r>
     </w:p>
     <w:p>
@@ -7492,7 +9669,7 @@
           <w:sz w:val="18"/>
           <w:szCs w:val="18"/>
         </w:rPr>
-        <w:t xml:space="preserve">  site_src/                optional design overrides (made by --init)</w:t>
+        <w:t xml:space="preserve">  cfbkey_mp4/              converted videos (already uploaded)</w:t>
       </w:r>
     </w:p>
     <w:p>
@@ -7507,7 +9684,52 @@
           <w:sz w:val="18"/>
           <w:szCs w:val="18"/>
         </w:rPr>
-        <w:t xml:space="preserve">  site/                    THE FINISHED WEBSITE: generated, never edit</w:t>
+        <w:t xml:space="preserve">  inventory/               reports on the old site (reference only)</w:t>
+      </w:r>
+    </w:p>
+    <w:p>
+      <w:pPr>
+        <w:shd w:fill="F0F0F0" w:val="clear"/>
+        <w:spacing w:after="0" w:before="0" w:line="252"/>
+        <w:ind w:left="240" w:right="120"/>
+      </w:pPr>
+      <w:r>
+        <w:rPr>
+          <w:rFonts w:ascii="Courier New" w:cs="Courier New" w:eastAsia="Courier New" w:hAnsi="Courier New"/>
+          <w:sz w:val="18"/>
+          <w:szCs w:val="18"/>
+        </w:rPr>
+        <w:t xml:space="preserve">  site_src/                optional design overrides (made by --init)</w:t>
+      </w:r>
+    </w:p>
+    <w:p>
+      <w:pPr>
+        <w:shd w:fill="F0F0F0" w:val="clear"/>
+        <w:spacing w:after="0" w:before="0" w:line="252"/>
+        <w:ind w:left="240" w:right="120"/>
+      </w:pPr>
+      <w:r>
+        <w:rPr>
+          <w:rFonts w:ascii="Courier New" w:cs="Courier New" w:eastAsia="Courier New" w:hAnsi="Courier New"/>
+          <w:sz w:val="18"/>
+          <w:szCs w:val="18"/>
+        </w:rPr>
+        <w:t xml:space="preserve">  guide/                   this guide</w:t>
+      </w:r>
+    </w:p>
+    <w:p>
+      <w:pPr>
+        <w:shd w:fill="F0F0F0" w:val="clear"/>
+        <w:spacing w:after="0" w:before="0" w:line="252"/>
+        <w:ind w:left="240" w:right="120"/>
+      </w:pPr>
+      <w:r>
+        <w:rPr>
+          <w:rFonts w:ascii="Courier New" w:cs="Courier New" w:eastAsia="Courier New" w:hAnsi="Courier New"/>
+          <w:sz w:val="18"/>
+          <w:szCs w:val="18"/>
+        </w:rPr>
+        <w:t xml:space="preserve">  docs/                    THE FINISHED WEBSITE: generated, never edit</w:t>
       </w:r>
     </w:p>
     <w:p>
@@ -8512,7 +10734,100 @@
         <w:rPr>
           <w:rFonts w:ascii="Arial" w:cs="Arial" w:eastAsia="Arial" w:hAnsi="Arial"/>
         </w:rPr>
-        <w:t xml:space="preserve">7. Working safely together</w:t>
+        <w:t xml:space="preserve">7. Publishing the site</w:t>
+      </w:r>
+    </w:p>
+    <w:p>
+      <w:pPr>
+        <w:spacing w:after="120" w:line="276"/>
+      </w:pPr>
+      <w:r>
+        <w:rPr>
+          <w:rFonts w:ascii="Arial" w:cs="Arial" w:eastAsia="Arial" w:hAnsi="Arial"/>
+          <w:b/>
+          <w:bCs/>
+          <w:sz w:val="21"/>
+          <w:szCs w:val="21"/>
+        </w:rPr>
+        <w:t xml:space="preserve">Where the site lives.</w:t>
+      </w:r>
+      <w:r>
+        <w:rPr>
+          <w:rFonts w:ascii="Arial" w:cs="Arial" w:eastAsia="Arial" w:hAnsi="Arial"/>
+          <w:sz w:val="21"/>
+          <w:szCs w:val="21"/>
+        </w:rPr>
+        <w:t xml:space="preserve"> While it is being reviewed it is published on GitHub Pages: the repository is </w:t>
+      </w:r>
+      <w:r>
+        <w:rPr>
+          <w:rFonts w:ascii="Arial" w:cs="Arial" w:eastAsia="Arial" w:hAnsi="Arial"/>
+          <w:b/>
+          <w:bCs/>
+          <w:sz w:val="21"/>
+          <w:szCs w:val="21"/>
+        </w:rPr>
+        <w:t xml:space="preserve">https://github.com/jvthaney/cfbkey-test</w:t>
+      </w:r>
+      <w:r>
+        <w:rPr>
+          <w:rFonts w:ascii="Arial" w:cs="Arial" w:eastAsia="Arial" w:hAnsi="Arial"/>
+          <w:sz w:val="21"/>
+          <w:szCs w:val="21"/>
+        </w:rPr>
+        <w:t xml:space="preserve"> and the site is at </w:t>
+      </w:r>
+      <w:r>
+        <w:rPr>
+          <w:rFonts w:ascii="Arial" w:cs="Arial" w:eastAsia="Arial" w:hAnsi="Arial"/>
+          <w:b/>
+          <w:bCs/>
+          <w:sz w:val="21"/>
+          <w:szCs w:val="21"/>
+        </w:rPr>
+        <w:t xml:space="preserve">https://jvthaney.github.io/cfbkey-test/</w:t>
+      </w:r>
+      <w:r>
+        <w:rPr>
+          <w:rFonts w:ascii="Arial" w:cs="Arial" w:eastAsia="Arial" w:hAnsi="Arial"/>
+          <w:sz w:val="21"/>
+          <w:szCs w:val="21"/>
+        </w:rPr>
+        <w:t xml:space="preserve">. The plan is to transfer the finished site back to </w:t>
+      </w:r>
+      <w:r>
+        <w:rPr>
+          <w:rFonts w:ascii="Arial" w:cs="Arial" w:eastAsia="Arial" w:hAnsi="Arial"/>
+          <w:b/>
+          <w:bCs/>
+          <w:sz w:val="21"/>
+          <w:szCs w:val="21"/>
+        </w:rPr>
+        <w:t xml:space="preserve">UNH hosting</w:t>
+      </w:r>
+      <w:r>
+        <w:rPr>
+          <w:rFonts w:ascii="Arial" w:cs="Arial" w:eastAsia="Arial" w:hAnsi="Arial"/>
+          <w:sz w:val="21"/>
+          <w:szCs w:val="21"/>
+        </w:rPr>
+        <w:t xml:space="preserve">, where the key has always lived. Either way the routine is the same, because a server only ever hands over the finished pages from </w:t>
+      </w:r>
+      <w:r>
+        <w:rPr>
+          <w:rFonts w:ascii="Courier New" w:cs="Courier New" w:eastAsia="Courier New" w:hAnsi="Courier New"/>
+          <w:sz w:val="19"/>
+          <w:szCs w:val="19"/>
+        </w:rPr>
+        <w:t xml:space="preserve">docs/</w:t>
+      </w:r>
+      <w:r>
+        <w:rPr>
+          <w:rFonts w:ascii="Arial" w:cs="Arial" w:eastAsia="Arial" w:hAnsi="Arial"/>
+          <w:sz w:val="21"/>
+          <w:szCs w:val="21"/>
+        </w:rPr>
+        <w:t xml:space="preserve">.</w:t>
       </w:r>
     </w:p>
     <w:p>
@@ -8522,25 +10837,15 @@
           <w:ilvl w:val="0"/>
           <w:numId w:val="3"/>
         </w:numPr>
-        <w:spacing w:after="70" w:line="264"/>
+        <w:spacing w:after="80" w:line="264"/>
       </w:pPr>
       <w:r>
         <w:rPr>
           <w:rFonts w:ascii="Arial" w:cs="Arial" w:eastAsia="Arial" w:hAnsi="Arial"/>
-          <w:b/>
-          <w:bCs/>
           <w:sz w:val="21"/>
           <w:szCs w:val="21"/>
         </w:rPr>
-        <w:t xml:space="preserve">Copy the workbook before a big editing session</w:t>
-      </w:r>
-      <w:r>
-        <w:rPr>
-          <w:rFonts w:ascii="Arial" w:cs="Arial" w:eastAsia="Arial" w:hAnsi="Arial"/>
-          <w:sz w:val="21"/>
-          <w:szCs w:val="21"/>
-        </w:rPr>
-        <w:t xml:space="preserve">, with the date in the name (for example </w:t>
+        <w:t xml:space="preserve">Rebuild: </w:t>
       </w:r>
       <w:r>
         <w:rPr>
@@ -8548,31 +10853,7 @@
           <w:sz w:val="19"/>
           <w:szCs w:val="19"/>
         </w:rPr>
-        <w:t xml:space="preserve">cfbkey_workbook_2026-10-20.xlsx</w:t>
-      </w:r>
-      <w:r>
-        <w:rPr>
-          <w:rFonts w:ascii="Arial" w:cs="Arial" w:eastAsia="Arial" w:hAnsi="Arial"/>
-          <w:sz w:val="21"/>
-          <w:szCs w:val="21"/>
-        </w:rPr>
-        <w:t xml:space="preserve">). Keep the live one named </w:t>
-      </w:r>
-      <w:r>
-        <w:rPr>
-          <w:rFonts w:ascii="Courier New" w:cs="Courier New" w:eastAsia="Courier New" w:hAnsi="Courier New"/>
-          <w:sz w:val="19"/>
-          <w:szCs w:val="19"/>
-        </w:rPr>
-        <w:t xml:space="preserve">cfbkey_workbook.xlsx</w:t>
-      </w:r>
-      <w:r>
-        <w:rPr>
-          <w:rFonts w:ascii="Arial" w:cs="Arial" w:eastAsia="Arial" w:hAnsi="Arial"/>
-          <w:sz w:val="21"/>
-          <w:szCs w:val="21"/>
-        </w:rPr>
-        <w:t xml:space="preserve">.</w:t>
+        <w:t xml:space="preserve">bash Code/rebuild.sh</w:t>
       </w:r>
     </w:p>
     <w:p>
@@ -8582,43 +10863,15 @@
           <w:ilvl w:val="0"/>
           <w:numId w:val="3"/>
         </w:numPr>
-        <w:spacing w:after="70" w:line="264"/>
+        <w:spacing w:after="80" w:line="264"/>
       </w:pPr>
       <w:r>
         <w:rPr>
-          <w:rFonts w:ascii="Arial" w:cs="Arial" w:eastAsia="Arial" w:hAnsi="Arial"/>
-          <w:b/>
-          <w:bCs/>
-          <w:sz w:val="21"/>
-          <w:szCs w:val="21"/>
-        </w:rPr>
-        <w:t xml:space="preserve">One person edits the workbook at a time.</w:t>
-      </w:r>
-      <w:r>
-        <w:rPr>
-          <w:rFonts w:ascii="Arial" w:cs="Arial" w:eastAsia="Arial" w:hAnsi="Arial"/>
-          <w:sz w:val="21"/>
-          <w:szCs w:val="21"/>
-        </w:rPr>
-        <w:t xml:space="preserve"> If several people work in Google Sheets, make one shared copy there, then use </w:t>
-      </w:r>
-      <w:r>
-        <w:rPr>
-          <w:rFonts w:ascii="Arial" w:cs="Arial" w:eastAsia="Arial" w:hAnsi="Arial"/>
-          <w:b/>
-          <w:bCs/>
-          <w:sz w:val="21"/>
-          <w:szCs w:val="21"/>
-        </w:rPr>
-        <w:t xml:space="preserve">File &gt; Download &gt; Microsoft Excel</w:t>
-      </w:r>
-      <w:r>
-        <w:rPr>
-          <w:rFonts w:ascii="Arial" w:cs="Arial" w:eastAsia="Arial" w:hAnsi="Arial"/>
-          <w:sz w:val="21"/>
-          <w:szCs w:val="21"/>
-        </w:rPr>
-        <w:t xml:space="preserve"> and save it over the live workbook before rebuilding.</w:t>
+          <w:rFonts w:ascii="Courier New" w:cs="Courier New" w:eastAsia="Courier New" w:hAnsi="Courier New"/>
+          <w:sz w:val="19"/>
+          <w:szCs w:val="19"/>
+        </w:rPr>
+        <w:t xml:space="preserve">git add .</w:t>
       </w:r>
     </w:p>
     <w:p>
@@ -8628,81 +10881,15 @@
           <w:ilvl w:val="0"/>
           <w:numId w:val="3"/>
         </w:numPr>
-        <w:spacing w:after="70" w:line="264"/>
+        <w:spacing w:after="80" w:line="264"/>
       </w:pPr>
-      <w:r>
-        <w:rPr>
-          <w:rFonts w:ascii="Arial" w:cs="Arial" w:eastAsia="Arial" w:hAnsi="Arial"/>
-          <w:b/>
-          <w:bCs/>
-          <w:sz w:val="21"/>
-          <w:szCs w:val="21"/>
-        </w:rPr>
-        <w:t xml:space="preserve">Never rename a </w:t>
-      </w:r>
-      <w:r>
-        <w:rPr>
-          <w:rFonts w:ascii="Courier New" w:cs="Courier New" w:eastAsia="Courier New" w:hAnsi="Courier New"/>
-          <w:b/>
-          <w:bCs/>
-          <w:sz w:val="19"/>
-          <w:szCs w:val="19"/>
-        </w:rPr>
-        <w:t xml:space="preserve">species_id</w:t>
-      </w:r>
-      <w:r>
-        <w:rPr>
-          <w:rFonts w:ascii="Arial" w:cs="Arial" w:eastAsia="Arial" w:hAnsi="Arial"/>
-          <w:b/>
-          <w:bCs/>
-          <w:sz w:val="21"/>
-          <w:szCs w:val="21"/>
-        </w:rPr>
-        <w:t xml:space="preserve"> or </w:t>
-      </w:r>
-      <w:r>
-        <w:rPr>
-          <w:rFonts w:ascii="Courier New" w:cs="Courier New" w:eastAsia="Courier New" w:hAnsi="Courier New"/>
-          <w:b/>
-          <w:bCs/>
-          <w:sz w:val="19"/>
-          <w:szCs w:val="19"/>
-        </w:rPr>
-        <w:t xml:space="preserve">video_id</w:t>
-      </w:r>
-      <w:r>
-        <w:rPr>
-          <w:rFonts w:ascii="Arial" w:cs="Arial" w:eastAsia="Arial" w:hAnsi="Arial"/>
-          <w:b/>
-          <w:bCs/>
-          <w:sz w:val="21"/>
-          <w:szCs w:val="21"/>
-        </w:rPr>
-        <w:t xml:space="preserve">.</w:t>
-      </w:r>
-      <w:r>
-        <w:rPr>
-          <w:rFonts w:ascii="Arial" w:cs="Arial" w:eastAsia="Arial" w:hAnsi="Arial"/>
-          <w:sz w:val="21"/>
-          <w:szCs w:val="21"/>
-        </w:rPr>
-        <w:t xml:space="preserve"> Other sheets refer to them. To retire one, mark its </w:t>
-      </w:r>
       <w:r>
         <w:rPr>
           <w:rFonts w:ascii="Courier New" w:cs="Courier New" w:eastAsia="Courier New" w:hAnsi="Courier New"/>
           <w:sz w:val="19"/>
           <w:szCs w:val="19"/>
         </w:rPr>
-        <w:t xml:space="preserve">status</w:t>
-      </w:r>
-      <w:r>
-        <w:rPr>
-          <w:rFonts w:ascii="Arial" w:cs="Arial" w:eastAsia="Arial" w:hAnsi="Arial"/>
-          <w:sz w:val="21"/>
-          <w:szCs w:val="21"/>
-        </w:rPr>
-        <w:t xml:space="preserve"> instead.</w:t>
+        <w:t xml:space="preserve">git commit -m "what changed"</w:t>
       </w:r>
     </w:p>
     <w:p>
@@ -8712,8 +10899,29 @@
           <w:ilvl w:val="0"/>
           <w:numId w:val="3"/>
         </w:numPr>
-        <w:spacing w:after="70" w:line="264"/>
+        <w:spacing w:after="80" w:line="264"/>
       </w:pPr>
+      <w:r>
+        <w:rPr>
+          <w:rFonts w:ascii="Courier New" w:cs="Courier New" w:eastAsia="Courier New" w:hAnsi="Courier New"/>
+          <w:sz w:val="19"/>
+          <w:szCs w:val="19"/>
+        </w:rPr>
+        <w:t xml:space="preserve">git push</w:t>
+      </w:r>
+    </w:p>
+    <w:p>
+      <w:pPr>
+        <w:spacing w:after="120" w:line="276"/>
+      </w:pPr>
+      <w:r>
+        <w:rPr>
+          <w:rFonts w:ascii="Arial" w:cs="Arial" w:eastAsia="Arial" w:hAnsi="Arial"/>
+          <w:sz w:val="21"/>
+          <w:szCs w:val="21"/>
+        </w:rPr>
+        <w:t xml:space="preserve">The published pages carry a </w:t>
+      </w:r>
       <w:r>
         <w:rPr>
           <w:rFonts w:ascii="Arial" w:cs="Arial" w:eastAsia="Arial" w:hAnsi="Arial"/>
@@ -8722,7 +10930,86 @@
           <w:sz w:val="21"/>
           <w:szCs w:val="21"/>
         </w:rPr>
-        <w:t xml:space="preserve">Never edit inside </w:t>
+        <w:t xml:space="preserve">do not index</w:t>
+      </w:r>
+      <w:r>
+        <w:rPr>
+          <w:rFonts w:ascii="Arial" w:cs="Arial" w:eastAsia="Arial" w:hAnsi="Arial"/>
+          <w:sz w:val="21"/>
+          <w:szCs w:val="21"/>
+        </w:rPr>
+        <w:t xml:space="preserve"> tag and a </w:t>
+      </w:r>
+      <w:r>
+        <w:rPr>
+          <w:rFonts w:ascii="Courier New" w:cs="Courier New" w:eastAsia="Courier New" w:hAnsi="Courier New"/>
+          <w:sz w:val="19"/>
+          <w:szCs w:val="19"/>
+        </w:rPr>
+        <w:t xml:space="preserve">robots.txt</w:t>
+      </w:r>
+      <w:r>
+        <w:rPr>
+          <w:rFonts w:ascii="Arial" w:cs="Arial" w:eastAsia="Arial" w:hAnsi="Arial"/>
+          <w:sz w:val="21"/>
+          <w:szCs w:val="21"/>
+        </w:rPr>
+        <w:t xml:space="preserve">, so this copy does not turn up in search results beside the live UNH key, and no visitors are counted. Both come from the </w:t>
+      </w:r>
+      <w:r>
+        <w:rPr>
+          <w:rFonts w:ascii="Courier New" w:cs="Courier New" w:eastAsia="Courier New" w:hAnsi="Courier New"/>
+          <w:sz w:val="19"/>
+          <w:szCs w:val="19"/>
+        </w:rPr>
+        <w:t xml:space="preserve">--noindex</w:t>
+      </w:r>
+      <w:r>
+        <w:rPr>
+          <w:rFonts w:ascii="Arial" w:cs="Arial" w:eastAsia="Arial" w:hAnsi="Arial"/>
+          <w:sz w:val="21"/>
+          <w:szCs w:val="21"/>
+        </w:rPr>
+        <w:t xml:space="preserve"> option in </w:t>
+      </w:r>
+      <w:r>
+        <w:rPr>
+          <w:rFonts w:ascii="Courier New" w:cs="Courier New" w:eastAsia="Courier New" w:hAnsi="Courier New"/>
+          <w:sz w:val="19"/>
+          <w:szCs w:val="19"/>
+        </w:rPr>
+        <w:t xml:space="preserve">rebuild.sh</w:t>
+      </w:r>
+      <w:r>
+        <w:rPr>
+          <w:rFonts w:ascii="Arial" w:cs="Arial" w:eastAsia="Arial" w:hAnsi="Arial"/>
+          <w:sz w:val="21"/>
+          <w:szCs w:val="21"/>
+        </w:rPr>
+        <w:t xml:space="preserve">; remove it when this site is meant to replace the old one.</w:t>
+      </w:r>
+    </w:p>
+    <w:p>
+      <w:pPr>
+        <w:spacing w:after="120" w:line="276"/>
+      </w:pPr>
+      <w:r>
+        <w:rPr>
+          <w:rFonts w:ascii="Arial" w:cs="Arial" w:eastAsia="Arial" w:hAnsi="Arial"/>
+          <w:b/>
+          <w:bCs/>
+          <w:sz w:val="21"/>
+          <w:szCs w:val="21"/>
+        </w:rPr>
+        <w:t xml:space="preserve">Transferring to UNH</w:t>
+      </w:r>
+      <w:r>
+        <w:rPr>
+          <w:rFonts w:ascii="Arial" w:cs="Arial" w:eastAsia="Arial" w:hAnsi="Arial"/>
+          <w:sz w:val="21"/>
+          <w:szCs w:val="21"/>
+        </w:rPr>
+        <w:t xml:space="preserve"> needs only the </w:t>
       </w:r>
       <w:r>
         <w:rPr>
@@ -8732,7 +11019,7 @@
           <w:sz w:val="19"/>
           <w:szCs w:val="19"/>
         </w:rPr>
-        <w:t xml:space="preserve">site/</w:t>
+        <w:t xml:space="preserve">docs/</w:t>
       </w:r>
       <w:r>
         <w:rPr>
@@ -8742,7 +11029,7 @@
           <w:sz w:val="21"/>
           <w:szCs w:val="21"/>
         </w:rPr>
-        <w:t xml:space="preserve">.</w:t>
+        <w:t xml:space="preserve"> folder</w:t>
       </w:r>
       <w:r>
         <w:rPr>
@@ -8750,7 +11037,171 @@
           <w:sz w:val="21"/>
           <w:szCs w:val="21"/>
         </w:rPr>
-        <w:t xml:space="preserve"> It is rewritten every time.</w:t>
+        <w:t xml:space="preserve">. Its contents are the whole website: every page and every picture, with no workbook, scripts or other folders required. The </w:t>
+      </w:r>
+      <w:r>
+        <w:rPr>
+          <w:rFonts w:ascii="Courier New" w:cs="Courier New" w:eastAsia="Courier New" w:hAnsi="Courier New"/>
+          <w:sz w:val="19"/>
+          <w:szCs w:val="19"/>
+        </w:rPr>
+        <w:t xml:space="preserve">data</w:t>
+      </w:r>
+      <w:r>
+        <w:rPr>
+          <w:rFonts w:ascii="Arial" w:cs="Arial" w:eastAsia="Arial" w:hAnsi="Arial"/>
+          <w:sz w:val="21"/>
+          <w:szCs w:val="21"/>
+        </w:rPr>
+        <w:t xml:space="preserve">, </w:t>
+      </w:r>
+      <w:r>
+        <w:rPr>
+          <w:rFonts w:ascii="Courier New" w:cs="Courier New" w:eastAsia="Courier New" w:hAnsi="Courier New"/>
+          <w:sz w:val="19"/>
+          <w:szCs w:val="19"/>
+        </w:rPr>
+        <w:t xml:space="preserve">content</w:t>
+      </w:r>
+      <w:r>
+        <w:rPr>
+          <w:rFonts w:ascii="Arial" w:cs="Arial" w:eastAsia="Arial" w:hAnsi="Arial"/>
+          <w:sz w:val="21"/>
+          <w:szCs w:val="21"/>
+        </w:rPr>
+        <w:t xml:space="preserve"> and </w:t>
+      </w:r>
+      <w:r>
+        <w:rPr>
+          <w:rFonts w:ascii="Courier New" w:cs="Courier New" w:eastAsia="Courier New" w:hAnsi="Courier New"/>
+          <w:sz w:val="19"/>
+          <w:szCs w:val="19"/>
+        </w:rPr>
+        <w:t xml:space="preserve">Code</w:t>
+      </w:r>
+      <w:r>
+        <w:rPr>
+          <w:rFonts w:ascii="Arial" w:cs="Arial" w:eastAsia="Arial" w:hAnsi="Arial"/>
+          <w:sz w:val="21"/>
+          <w:szCs w:val="21"/>
+        </w:rPr>
+        <w:t xml:space="preserve"> folders are for maintaining the site, not for serving it.</w:t>
+      </w:r>
+    </w:p>
+    <w:p>
+      <w:pPr>
+        <w:pStyle w:val="Heading2"/>
+        <w:spacing w:after="100" w:before="220"/>
+      </w:pPr>
+      <w:r>
+        <w:rPr>
+          <w:rFonts w:ascii="Arial" w:cs="Arial" w:eastAsia="Arial" w:hAnsi="Arial"/>
+        </w:rPr>
+        <w:t xml:space="preserve">Old web addresses keep working</w:t>
+      </w:r>
+    </w:p>
+    <w:p>
+      <w:pPr>
+        <w:spacing w:after="120" w:line="276"/>
+      </w:pPr>
+      <w:r>
+        <w:rPr>
+          <w:rFonts w:ascii="Arial" w:cs="Arial" w:eastAsia="Arial" w:hAnsi="Arial"/>
+          <w:sz w:val="21"/>
+          <w:szCs w:val="21"/>
+        </w:rPr>
+        <w:t xml:space="preserve">People have cited and bookmarked the old addresses, such as </w:t>
+      </w:r>
+      <w:r>
+        <w:rPr>
+          <w:rFonts w:ascii="Courier New" w:cs="Courier New" w:eastAsia="Courier New" w:hAnsi="Courier New"/>
+          <w:sz w:val="19"/>
+          <w:szCs w:val="19"/>
+        </w:rPr>
+        <w:t xml:space="preserve">cfb.unh.edu/cfbkey/html/Organisms/.../bosminalongirostris.html</w:t>
+      </w:r>
+      <w:r>
+        <w:rPr>
+          <w:rFonts w:ascii="Arial" w:cs="Arial" w:eastAsia="Arial" w:hAnsi="Arial"/>
+          <w:sz w:val="21"/>
+          <w:szCs w:val="21"/>
+        </w:rPr>
+        <w:t xml:space="preserve">. The new pages sit at shorter addresses, so the build also leaves a small </w:t>
+      </w:r>
+      <w:r>
+        <w:rPr>
+          <w:rFonts w:ascii="Arial" w:cs="Arial" w:eastAsia="Arial" w:hAnsi="Arial"/>
+          <w:b/>
+          <w:bCs/>
+          <w:sz w:val="21"/>
+          <w:szCs w:val="21"/>
+        </w:rPr>
+        <w:t xml:space="preserve">forwarding page</w:t>
+      </w:r>
+      <w:r>
+        <w:rPr>
+          <w:rFonts w:ascii="Arial" w:cs="Arial" w:eastAsia="Arial" w:hAnsi="Arial"/>
+          <w:sz w:val="21"/>
+          <w:szCs w:val="21"/>
+        </w:rPr>
+        <w:t xml:space="preserve"> at each old one, which sends the visitor straight to the new page. That is the </w:t>
+      </w:r>
+      <w:r>
+        <w:rPr>
+          <w:rFonts w:ascii="Courier New" w:cs="Courier New" w:eastAsia="Courier New" w:hAnsi="Courier New"/>
+          <w:sz w:val="19"/>
+          <w:szCs w:val="19"/>
+        </w:rPr>
+        <w:t xml:space="preserve">--redirects</w:t>
+      </w:r>
+      <w:r>
+        <w:rPr>
+          <w:rFonts w:ascii="Arial" w:cs="Arial" w:eastAsia="Arial" w:hAnsi="Arial"/>
+          <w:sz w:val="21"/>
+          <w:szCs w:val="21"/>
+        </w:rPr>
+        <w:t xml:space="preserve"> option in </w:t>
+      </w:r>
+      <w:r>
+        <w:rPr>
+          <w:rFonts w:ascii="Courier New" w:cs="Courier New" w:eastAsia="Courier New" w:hAnsi="Courier New"/>
+          <w:sz w:val="19"/>
+          <w:szCs w:val="19"/>
+        </w:rPr>
+        <w:t xml:space="preserve">rebuild.sh</w:t>
+      </w:r>
+      <w:r>
+        <w:rPr>
+          <w:rFonts w:ascii="Arial" w:cs="Arial" w:eastAsia="Arial" w:hAnsi="Arial"/>
+          <w:sz w:val="21"/>
+          <w:szCs w:val="21"/>
+        </w:rPr>
+        <w:t xml:space="preserve">; leave it on.</w:t>
+      </w:r>
+    </w:p>
+    <w:p>
+      <w:pPr>
+        <w:spacing w:after="120" w:line="276"/>
+      </w:pPr>
+      <w:r>
+        <w:rPr>
+          <w:rFonts w:ascii="Arial" w:cs="Arial" w:eastAsia="Arial" w:hAnsi="Arial"/>
+          <w:sz w:val="21"/>
+          <w:szCs w:val="21"/>
+        </w:rPr>
+        <w:t xml:space="preserve">The forwarding only matters for someone arriving from an old link. Clicking around the site uses the new addresses, so normal reading never touches one. If UNH IT can add proper redirects on the server, those are tidier still, and the forwarding pages then become harmless spares.</w:t>
+      </w:r>
+    </w:p>
+    <w:p>
+      <w:pPr>
+        <w:pStyle w:val="Heading2"/>
+        <w:spacing w:after="100" w:before="220"/>
+      </w:pPr>
+      <w:r>
+        <w:rPr>
+          <w:rFonts w:ascii="Arial" w:cs="Arial" w:eastAsia="Arial" w:hAnsi="Arial"/>
+        </w:rPr>
+        <w:t xml:space="preserve">When the site moves to UNH</w:t>
       </w:r>
     </w:p>
     <w:p>
@@ -8758,9 +11209,9 @@
         <w:pStyle w:val="ListParagraph"/>
         <w:numPr>
           <w:ilvl w:val="0"/>
-          <w:numId w:val="3"/>
+          <w:numId w:val="4"/>
         </w:numPr>
-        <w:spacing w:after="70" w:line="264"/>
+        <w:spacing w:after="80" w:line="264"/>
       </w:pPr>
       <w:r>
         <w:rPr>
@@ -8768,7 +11219,7 @@
           <w:sz w:val="21"/>
           <w:szCs w:val="21"/>
         </w:rPr>
-        <w:t xml:space="preserve">Keep the old-site copy (</w:t>
+        <w:t xml:space="preserve">Remove </w:t>
       </w:r>
       <w:r>
         <w:rPr>
@@ -8776,7 +11227,7 @@
           <w:sz w:val="19"/>
           <w:szCs w:val="19"/>
         </w:rPr>
-        <w:t xml:space="preserve">cfbkey_local</w:t>
+        <w:t xml:space="preserve">--noindex</w:t>
       </w:r>
       <w:r>
         <w:rPr>
@@ -8784,7 +11235,7 @@
           <w:sz w:val="21"/>
           <w:szCs w:val="21"/>
         </w:rPr>
-        <w:t xml:space="preserve">) and the </w:t>
+        <w:t xml:space="preserve"> from </w:t>
       </w:r>
       <w:r>
         <w:rPr>
@@ -8792,7 +11243,7 @@
           <w:sz w:val="19"/>
           <w:szCs w:val="19"/>
         </w:rPr>
-        <w:t xml:space="preserve">.mov</w:t>
+        <w:t xml:space="preserve">rebuild.sh</w:t>
       </w:r>
       <w:r>
         <w:rPr>
@@ -8800,7 +11251,7 @@
           <w:sz w:val="21"/>
           <w:szCs w:val="21"/>
         </w:rPr>
-        <w:t xml:space="preserve"> originals. They are the source of the pictures and the safety net for the videos.</w:t>
+        <w:t xml:space="preserve">. This also starts the visitor counting and stops asking search engines to skip the pages.</w:t>
       </w:r>
     </w:p>
     <w:p>
@@ -8808,17 +11259,2092 @@
         <w:pStyle w:val="ListParagraph"/>
         <w:numPr>
           <w:ilvl w:val="0"/>
-          <w:numId w:val="3"/>
+          <w:numId w:val="4"/>
+        </w:numPr>
+        <w:spacing w:after="80" w:line="264"/>
+      </w:pPr>
+      <w:r>
+        <w:rPr>
+          <w:rFonts w:ascii="Arial" w:cs="Arial" w:eastAsia="Arial" w:hAnsi="Arial"/>
+          <w:sz w:val="21"/>
+          <w:szCs w:val="21"/>
+        </w:rPr>
+        <w:t xml:space="preserve">Rebuild and push to GitHub.</w:t>
+      </w:r>
+    </w:p>
+    <w:p>
+      <w:pPr>
+        <w:pStyle w:val="ListParagraph"/>
+        <w:numPr>
+          <w:ilvl w:val="0"/>
+          <w:numId w:val="4"/>
+        </w:numPr>
+        <w:spacing w:after="80" w:line="264"/>
+      </w:pPr>
+      <w:r>
+        <w:rPr>
+          <w:rFonts w:ascii="Arial" w:cs="Arial" w:eastAsia="Arial" w:hAnsi="Arial"/>
+          <w:sz w:val="21"/>
+          <w:szCs w:val="21"/>
+        </w:rPr>
+        <w:t xml:space="preserve">Amanda or Jim pull the repository, then upload the </w:t>
+      </w:r>
+      <w:r>
+        <w:rPr>
+          <w:rFonts w:ascii="Arial" w:cs="Arial" w:eastAsia="Arial" w:hAnsi="Arial"/>
+          <w:b/>
+          <w:bCs/>
+          <w:sz w:val="21"/>
+          <w:szCs w:val="21"/>
+        </w:rPr>
+        <w:t xml:space="preserve">contents of </w:t>
+      </w:r>
+      <w:r>
+        <w:rPr>
+          <w:rFonts w:ascii="Courier New" w:cs="Courier New" w:eastAsia="Courier New" w:hAnsi="Courier New"/>
+          <w:b/>
+          <w:bCs/>
+          <w:sz w:val="19"/>
+          <w:szCs w:val="19"/>
+        </w:rPr>
+        <w:t xml:space="preserve">docs/</w:t>
+      </w:r>
+      <w:r>
+        <w:rPr>
+          <w:rFonts w:ascii="Arial" w:cs="Arial" w:eastAsia="Arial" w:hAnsi="Arial"/>
+          <w:sz w:val="21"/>
+          <w:szCs w:val="21"/>
+        </w:rPr>
+        <w:t xml:space="preserve"> to the UNH server.</w:t>
+      </w:r>
+    </w:p>
+    <w:p>
+      <w:pPr>
+        <w:pStyle w:val="ListParagraph"/>
+        <w:numPr>
+          <w:ilvl w:val="0"/>
+          <w:numId w:val="4"/>
+        </w:numPr>
+        <w:spacing w:after="80" w:line="264"/>
+      </w:pPr>
+      <w:r>
+        <w:rPr>
+          <w:rFonts w:ascii="Arial" w:cs="Arial" w:eastAsia="Arial" w:hAnsi="Arial"/>
+          <w:sz w:val="21"/>
+          <w:szCs w:val="21"/>
+        </w:rPr>
+        <w:t xml:space="preserve">Check the live site, then switch the GitHub preview off: </w:t>
+      </w:r>
+      <w:r>
+        <w:rPr>
+          <w:rFonts w:ascii="Arial" w:cs="Arial" w:eastAsia="Arial" w:hAnsi="Arial"/>
+          <w:b/>
+          <w:bCs/>
+          <w:sz w:val="21"/>
+          <w:szCs w:val="21"/>
+        </w:rPr>
+        <w:t xml:space="preserve">Settings &gt; Pages &gt; Source: None</w:t>
+      </w:r>
+      <w:r>
+        <w:rPr>
+          <w:rFonts w:ascii="Arial" w:cs="Arial" w:eastAsia="Arial" w:hAnsi="Arial"/>
+          <w:sz w:val="21"/>
+          <w:szCs w:val="21"/>
+        </w:rPr>
+        <w:t xml:space="preserve">.</w:t>
+      </w:r>
+    </w:p>
+    <w:p>
+      <w:pPr>
+        <w:pStyle w:val="ListParagraph"/>
+        <w:numPr>
+          <w:ilvl w:val="0"/>
+          <w:numId w:val="4"/>
+        </w:numPr>
+        <w:spacing w:after="80" w:line="264"/>
+      </w:pPr>
+      <w:r>
+        <w:rPr>
+          <w:rFonts w:ascii="Arial" w:cs="Arial" w:eastAsia="Arial" w:hAnsi="Arial"/>
+          <w:sz w:val="21"/>
+          <w:szCs w:val="21"/>
+        </w:rPr>
+        <w:t xml:space="preserve">The repository can then be made </w:t>
+      </w:r>
+      <w:r>
+        <w:rPr>
+          <w:rFonts w:ascii="Arial" w:cs="Arial" w:eastAsia="Arial" w:hAnsi="Arial"/>
+          <w:b/>
+          <w:bCs/>
+          <w:sz w:val="21"/>
+          <w:szCs w:val="21"/>
+        </w:rPr>
+        <w:t xml:space="preserve">private</w:t>
+      </w:r>
+      <w:r>
+        <w:rPr>
+          <w:rFonts w:ascii="Arial" w:cs="Arial" w:eastAsia="Arial" w:hAnsi="Arial"/>
+          <w:sz w:val="21"/>
+          <w:szCs w:val="21"/>
+        </w:rPr>
+        <w:t xml:space="preserve"> at no cost, which keeps the draft notes in the workbook out of public view. Everyone keeps their access.</w:t>
+      </w:r>
+    </w:p>
+    <w:p>
+      <w:pPr>
+        <w:pStyle w:val="ListParagraph"/>
+        <w:numPr>
+          <w:ilvl w:val="0"/>
+          <w:numId w:val="4"/>
+        </w:numPr>
+        <w:spacing w:after="80" w:line="264"/>
+      </w:pPr>
+      <w:r>
+        <w:rPr>
+          <w:rFonts w:ascii="Arial" w:cs="Arial" w:eastAsia="Arial" w:hAnsi="Arial"/>
+          <w:sz w:val="21"/>
+          <w:szCs w:val="21"/>
+        </w:rPr>
+        <w:t xml:space="preserve">Update the GitHub addresses mentioned in this guide and in </w:t>
+      </w:r>
+      <w:r>
+        <w:rPr>
+          <w:rFonts w:ascii="Courier New" w:cs="Courier New" w:eastAsia="Courier New" w:hAnsi="Courier New"/>
+          <w:sz w:val="19"/>
+          <w:szCs w:val="19"/>
+        </w:rPr>
+        <w:t xml:space="preserve">README.md</w:t>
+      </w:r>
+      <w:r>
+        <w:rPr>
+          <w:rFonts w:ascii="Arial" w:cs="Arial" w:eastAsia="Arial" w:hAnsi="Arial"/>
+          <w:sz w:val="21"/>
+          <w:szCs w:val="21"/>
+        </w:rPr>
+        <w:t xml:space="preserve">.</w:t>
+      </w:r>
+    </w:p>
+    <w:p>
+      <w:pPr>
+        <w:spacing w:after="100"/>
+      </w:pPr>
+    </w:p>
+    <w:tbl>
+      <w:tblPr>
+        <w:tblW w:type="dxa" w:w="9360"/>
+        <w:tblBorders>
+          <w:top w:val="single" w:color="auto" w:sz="4"/>
+          <w:left w:val="single" w:color="auto" w:sz="4"/>
+          <w:bottom w:val="single" w:color="auto" w:sz="4"/>
+          <w:right w:val="single" w:color="auto" w:sz="4"/>
+          <w:insideH w:val="single" w:color="auto" w:sz="4"/>
+          <w:insideV w:val="single" w:color="auto" w:sz="4"/>
+        </w:tblBorders>
+      </w:tblPr>
+      <w:tblGrid>
+        <w:gridCol w:w="9360"/>
+      </w:tblGrid>
+      <w:tr>
+        <w:tc>
+          <w:tcPr>
+            <w:tcW w:type="dxa" w:w="9360"/>
+            <w:tcBorders>
+              <w:top w:val="single" w:color="BF9000" w:sz="4"/>
+              <w:left w:val="single" w:color="BF9000" w:sz="12"/>
+              <w:bottom w:val="single" w:color="BF9000" w:sz="4"/>
+              <w:right w:val="single" w:color="BF9000" w:sz="4"/>
+            </w:tcBorders>
+            <w:shd w:fill="FFF2CC" w:val="clear"/>
+            <w:tcMar>
+              <w:top w:type="dxa" w:w="100"/>
+              <w:left w:type="dxa" w:w="160"/>
+              <w:bottom w:type="dxa" w:w="100"/>
+              <w:right w:type="dxa" w:w="160"/>
+            </w:tcMar>
+          </w:tcPr>
+          <w:p>
+            <w:pPr>
+              <w:spacing w:after="60"/>
+            </w:pPr>
+            <w:r>
+              <w:rPr>
+                <w:rFonts w:ascii="Arial" w:cs="Arial" w:eastAsia="Arial" w:hAnsi="Arial"/>
+                <w:b/>
+                <w:bCs/>
+                <w:sz w:val="21"/>
+                <w:szCs w:val="21"/>
+              </w:rPr>
+              <w:t xml:space="preserve">A rebuild does not need the old-site copy.</w:t>
+            </w:r>
+            <w:r>
+              <w:rPr>
+                <w:rFonts w:ascii="Arial" w:cs="Arial" w:eastAsia="Arial" w:hAnsi="Arial"/>
+                <w:sz w:val="21"/>
+                <w:szCs w:val="21"/>
+              </w:rPr>
+              <w:t xml:space="preserve">  If </w:t>
+            </w:r>
+            <w:r>
+              <w:rPr>
+                <w:rFonts w:ascii="Courier New" w:cs="Courier New" w:eastAsia="Courier New" w:hAnsi="Courier New"/>
+                <w:sz w:val="19"/>
+                <w:szCs w:val="19"/>
+              </w:rPr>
+              <w:t xml:space="preserve">cfbkey_local</w:t>
+            </w:r>
+            <w:r>
+              <w:rPr>
+                <w:rFonts w:ascii="Arial" w:cs="Arial" w:eastAsia="Arial" w:hAnsi="Arial"/>
+                <w:sz w:val="21"/>
+                <w:szCs w:val="21"/>
+              </w:rPr>
+              <w:t xml:space="preserve"> is not on the computer, the build says so and reuses the pictures already in </w:t>
+            </w:r>
+            <w:r>
+              <w:rPr>
+                <w:rFonts w:ascii="Courier New" w:cs="Courier New" w:eastAsia="Courier New" w:hAnsi="Courier New"/>
+                <w:sz w:val="19"/>
+                <w:szCs w:val="19"/>
+              </w:rPr>
+              <w:t xml:space="preserve">docs/</w:t>
+            </w:r>
+            <w:r>
+              <w:rPr>
+                <w:rFonts w:ascii="Arial" w:cs="Arial" w:eastAsia="Arial" w:hAnsi="Arial"/>
+                <w:sz w:val="21"/>
+                <w:szCs w:val="21"/>
+              </w:rPr>
+              <w:t xml:space="preserve">. Text, taxonomy, alt text and video descriptions can all be changed that way. Only adding or replacing a picture needs the originals.</w:t>
+            </w:r>
+          </w:p>
+        </w:tc>
+      </w:tr>
+    </w:tbl>
+    <w:p>
+      <w:pPr>
+        <w:pStyle w:val="Heading1"/>
+        <w:spacing w:after="140" w:before="320"/>
+      </w:pPr>
+      <w:r>
+        <w:rPr>
+          <w:rFonts w:ascii="Arial" w:cs="Arial" w:eastAsia="Arial" w:hAnsi="Arial"/>
+        </w:rPr>
+        <w:t xml:space="preserve">8. Where the original files live</w:t>
+      </w:r>
+    </w:p>
+    <w:p>
+      <w:pPr>
+        <w:spacing w:after="120" w:line="276"/>
+      </w:pPr>
+      <w:r>
+        <w:rPr>
+          <w:rFonts w:ascii="Arial" w:cs="Arial" w:eastAsia="Arial" w:hAnsi="Arial"/>
+          <w:sz w:val="21"/>
+          <w:szCs w:val="21"/>
+        </w:rPr>
+        <w:t xml:space="preserve">Three things sit outside the repository because of their size. Whoever maintains the key needs to know where they are.</w:t>
+      </w:r>
+    </w:p>
+    <w:tbl>
+      <w:tblPr>
+        <w:tblW w:type="dxa" w:w="9360"/>
+        <w:tblBorders>
+          <w:top w:val="single" w:color="auto" w:sz="4"/>
+          <w:left w:val="single" w:color="auto" w:sz="4"/>
+          <w:bottom w:val="single" w:color="auto" w:sz="4"/>
+          <w:right w:val="single" w:color="auto" w:sz="4"/>
+          <w:insideH w:val="single" w:color="auto" w:sz="4"/>
+          <w:insideV w:val="single" w:color="auto" w:sz="4"/>
+        </w:tblBorders>
+      </w:tblPr>
+      <w:tblGrid>
+        <w:gridCol w:w="2600"/>
+        <w:gridCol w:w="2200"/>
+        <w:gridCol w:w="4560"/>
+      </w:tblGrid>
+      <w:tr>
+        <w:trPr>
+          <w:tblHeader/>
+        </w:trPr>
+        <w:tc>
+          <w:tcPr>
+            <w:tcW w:type="dxa" w:w="2600"/>
+            <w:tcBorders>
+              <w:top w:val="single" w:color="BFBFBF" w:sz="4"/>
+              <w:left w:val="single" w:color="BFBFBF" w:sz="4"/>
+              <w:bottom w:val="single" w:color="BFBFBF" w:sz="4"/>
+              <w:right w:val="single" w:color="BFBFBF" w:sz="4"/>
+            </w:tcBorders>
+            <w:shd w:fill="1F3864" w:val="clear"/>
+            <w:tcMar>
+              <w:top w:type="dxa" w:w="70"/>
+              <w:left w:type="dxa" w:w="100"/>
+              <w:bottom w:type="dxa" w:w="70"/>
+              <w:right w:type="dxa" w:w="100"/>
+            </w:tcMar>
+          </w:tcPr>
+          <w:p>
+            <w:pPr>
+              <w:spacing w:after="30" w:line="252"/>
+            </w:pPr>
+            <w:r>
+              <w:rPr>
+                <w:rFonts w:ascii="Arial" w:cs="Arial" w:eastAsia="Arial" w:hAnsi="Arial"/>
+                <w:b/>
+                <w:bCs/>
+                <w:color w:val="FFFFFF"/>
+                <w:sz w:val="19"/>
+                <w:szCs w:val="19"/>
+              </w:rPr>
+              <w:t xml:space="preserve">What</w:t>
+            </w:r>
+          </w:p>
+        </w:tc>
+        <w:tc>
+          <w:tcPr>
+            <w:tcW w:type="dxa" w:w="2200"/>
+            <w:tcBorders>
+              <w:top w:val="single" w:color="BFBFBF" w:sz="4"/>
+              <w:left w:val="single" w:color="BFBFBF" w:sz="4"/>
+              <w:bottom w:val="single" w:color="BFBFBF" w:sz="4"/>
+              <w:right w:val="single" w:color="BFBFBF" w:sz="4"/>
+            </w:tcBorders>
+            <w:shd w:fill="1F3864" w:val="clear"/>
+            <w:tcMar>
+              <w:top w:type="dxa" w:w="70"/>
+              <w:left w:type="dxa" w:w="100"/>
+              <w:bottom w:type="dxa" w:w="70"/>
+              <w:right w:type="dxa" w:w="100"/>
+            </w:tcMar>
+          </w:tcPr>
+          <w:p>
+            <w:pPr>
+              <w:spacing w:after="30" w:line="252"/>
+            </w:pPr>
+            <w:r>
+              <w:rPr>
+                <w:rFonts w:ascii="Arial" w:cs="Arial" w:eastAsia="Arial" w:hAnsi="Arial"/>
+                <w:b/>
+                <w:bCs/>
+                <w:color w:val="FFFFFF"/>
+                <w:sz w:val="19"/>
+                <w:szCs w:val="19"/>
+              </w:rPr>
+              <w:t xml:space="preserve">Where</w:t>
+            </w:r>
+          </w:p>
+        </w:tc>
+        <w:tc>
+          <w:tcPr>
+            <w:tcW w:type="dxa" w:w="4560"/>
+            <w:tcBorders>
+              <w:top w:val="single" w:color="BFBFBF" w:sz="4"/>
+              <w:left w:val="single" w:color="BFBFBF" w:sz="4"/>
+              <w:bottom w:val="single" w:color="BFBFBF" w:sz="4"/>
+              <w:right w:val="single" w:color="BFBFBF" w:sz="4"/>
+            </w:tcBorders>
+            <w:shd w:fill="1F3864" w:val="clear"/>
+            <w:tcMar>
+              <w:top w:type="dxa" w:w="70"/>
+              <w:left w:type="dxa" w:w="100"/>
+              <w:bottom w:type="dxa" w:w="70"/>
+              <w:right w:type="dxa" w:w="100"/>
+            </w:tcMar>
+          </w:tcPr>
+          <w:p>
+            <w:pPr>
+              <w:spacing w:after="30" w:line="252"/>
+            </w:pPr>
+            <w:r>
+              <w:rPr>
+                <w:rFonts w:ascii="Arial" w:cs="Arial" w:eastAsia="Arial" w:hAnsi="Arial"/>
+                <w:b/>
+                <w:bCs/>
+                <w:color w:val="FFFFFF"/>
+                <w:sz w:val="19"/>
+                <w:szCs w:val="19"/>
+              </w:rPr>
+              <w:t xml:space="preserve">Why it matters</w:t>
+            </w:r>
+          </w:p>
+        </w:tc>
+      </w:tr>
+      <w:tr>
+        <w:trPr>
+          <w:cantSplit/>
+        </w:trPr>
+        <w:tc>
+          <w:tcPr>
+            <w:tcW w:type="dxa" w:w="2600"/>
+            <w:tcBorders>
+              <w:top w:val="single" w:color="BFBFBF" w:sz="4"/>
+              <w:left w:val="single" w:color="BFBFBF" w:sz="4"/>
+              <w:bottom w:val="single" w:color="BFBFBF" w:sz="4"/>
+              <w:right w:val="single" w:color="BFBFBF" w:sz="4"/>
+            </w:tcBorders>
+            <w:tcMar>
+              <w:top w:type="dxa" w:w="70"/>
+              <w:left w:type="dxa" w:w="100"/>
+              <w:bottom w:type="dxa" w:w="70"/>
+              <w:right w:type="dxa" w:w="100"/>
+            </w:tcMar>
+          </w:tcPr>
+          <w:p>
+            <w:pPr>
+              <w:spacing w:after="30" w:line="252"/>
+            </w:pPr>
+            <w:r>
+              <w:rPr>
+                <w:rFonts w:ascii="Courier New" w:cs="Courier New" w:eastAsia="Courier New" w:hAnsi="Courier New"/>
+                <w:b w:val="false"/>
+                <w:bCs w:val="false"/>
+                <w:color w:val="000000"/>
+                <w:sz w:val="17"/>
+                <w:szCs w:val="17"/>
+              </w:rPr>
+              <w:t xml:space="preserve">cfbkey_local</w:t>
+            </w:r>
+            <w:r>
+              <w:rPr>
+                <w:rFonts w:ascii="Arial" w:cs="Arial" w:eastAsia="Arial" w:hAnsi="Arial"/>
+                <w:b w:val="false"/>
+                <w:bCs w:val="false"/>
+                <w:color w:val="000000"/>
+                <w:sz w:val="19"/>
+                <w:szCs w:val="19"/>
+              </w:rPr>
+              <w:t xml:space="preserve"> (about 700 MB)</w:t>
+            </w:r>
+          </w:p>
+        </w:tc>
+        <w:tc>
+          <w:tcPr>
+            <w:tcW w:type="dxa" w:w="2200"/>
+            <w:tcBorders>
+              <w:top w:val="single" w:color="BFBFBF" w:sz="4"/>
+              <w:left w:val="single" w:color="BFBFBF" w:sz="4"/>
+              <w:bottom w:val="single" w:color="BFBFBF" w:sz="4"/>
+              <w:right w:val="single" w:color="BFBFBF" w:sz="4"/>
+            </w:tcBorders>
+            <w:tcMar>
+              <w:top w:type="dxa" w:w="70"/>
+              <w:left w:type="dxa" w:w="100"/>
+              <w:bottom w:type="dxa" w:w="70"/>
+              <w:right w:type="dxa" w:w="100"/>
+            </w:tcMar>
+          </w:tcPr>
+          <w:p>
+            <w:pPr>
+              <w:spacing w:after="30" w:line="252"/>
+            </w:pPr>
+            <w:r>
+              <w:rPr>
+                <w:rFonts w:ascii="Arial" w:cs="Arial" w:eastAsia="Arial" w:hAnsi="Arial"/>
+                <w:b w:val="false"/>
+                <w:bCs w:val="false"/>
+                <w:color w:val="000000"/>
+                <w:sz w:val="19"/>
+                <w:szCs w:val="19"/>
+              </w:rPr>
+              <w:t xml:space="preserve">Jess's Mac, and the project OneDrive folder shared by Amanda</w:t>
+            </w:r>
+          </w:p>
+        </w:tc>
+        <w:tc>
+          <w:tcPr>
+            <w:tcW w:type="dxa" w:w="4560"/>
+            <w:tcBorders>
+              <w:top w:val="single" w:color="BFBFBF" w:sz="4"/>
+              <w:left w:val="single" w:color="BFBFBF" w:sz="4"/>
+              <w:bottom w:val="single" w:color="BFBFBF" w:sz="4"/>
+              <w:right w:val="single" w:color="BFBFBF" w:sz="4"/>
+            </w:tcBorders>
+            <w:tcMar>
+              <w:top w:type="dxa" w:w="70"/>
+              <w:left w:type="dxa" w:w="100"/>
+              <w:bottom w:type="dxa" w:w="70"/>
+              <w:right w:type="dxa" w:w="100"/>
+            </w:tcMar>
+          </w:tcPr>
+          <w:p>
+            <w:pPr>
+              <w:spacing w:after="30" w:line="252"/>
+            </w:pPr>
+            <w:r>
+              <w:rPr>
+                <w:rFonts w:ascii="Arial" w:cs="Arial" w:eastAsia="Arial" w:hAnsi="Arial"/>
+                <w:b w:val="false"/>
+                <w:bCs w:val="false"/>
+                <w:color w:val="000000"/>
+                <w:sz w:val="19"/>
+                <w:szCs w:val="19"/>
+              </w:rPr>
+              <w:t xml:space="preserve">The original pictures. The workbook's </w:t>
+            </w:r>
+            <w:r>
+              <w:rPr>
+                <w:rFonts w:ascii="Courier New" w:cs="Courier New" w:eastAsia="Courier New" w:hAnsi="Courier New"/>
+                <w:b w:val="false"/>
+                <w:bCs w:val="false"/>
+                <w:color w:val="000000"/>
+                <w:sz w:val="17"/>
+                <w:szCs w:val="17"/>
+              </w:rPr>
+              <w:t xml:space="preserve">file</w:t>
+            </w:r>
+            <w:r>
+              <w:rPr>
+                <w:rFonts w:ascii="Arial" w:cs="Arial" w:eastAsia="Arial" w:hAnsi="Arial"/>
+                <w:b w:val="false"/>
+                <w:bCs w:val="false"/>
+                <w:color w:val="000000"/>
+                <w:sz w:val="19"/>
+                <w:szCs w:val="19"/>
+              </w:rPr>
+              <w:t xml:space="preserve"> column points into this folder. Needed to add or replace any picture, and the only full copy of the old site.</w:t>
+            </w:r>
+          </w:p>
+        </w:tc>
+      </w:tr>
+      <w:tr>
+        <w:trPr>
+          <w:cantSplit/>
+        </w:trPr>
+        <w:tc>
+          <w:tcPr>
+            <w:tcW w:type="dxa" w:w="2600"/>
+            <w:tcBorders>
+              <w:top w:val="single" w:color="BFBFBF" w:sz="4"/>
+              <w:left w:val="single" w:color="BFBFBF" w:sz="4"/>
+              <w:bottom w:val="single" w:color="BFBFBF" w:sz="4"/>
+              <w:right w:val="single" w:color="BFBFBF" w:sz="4"/>
+            </w:tcBorders>
+            <w:tcMar>
+              <w:top w:type="dxa" w:w="70"/>
+              <w:left w:type="dxa" w:w="100"/>
+              <w:bottom w:type="dxa" w:w="70"/>
+              <w:right w:type="dxa" w:w="100"/>
+            </w:tcMar>
+          </w:tcPr>
+          <w:p>
+            <w:pPr>
+              <w:spacing w:after="30" w:line="252"/>
+            </w:pPr>
+            <w:r>
+              <w:rPr>
+                <w:rFonts w:ascii="Arial" w:cs="Arial" w:eastAsia="Arial" w:hAnsi="Arial"/>
+                <w:b w:val="false"/>
+                <w:bCs w:val="false"/>
+                <w:color w:val="000000"/>
+                <w:sz w:val="19"/>
+                <w:szCs w:val="19"/>
+              </w:rPr>
+              <w:t xml:space="preserve">The </w:t>
+            </w:r>
+            <w:r>
+              <w:rPr>
+                <w:rFonts w:ascii="Courier New" w:cs="Courier New" w:eastAsia="Courier New" w:hAnsi="Courier New"/>
+                <w:b w:val="false"/>
+                <w:bCs w:val="false"/>
+                <w:color w:val="000000"/>
+                <w:sz w:val="17"/>
+                <w:szCs w:val="17"/>
+              </w:rPr>
+              <w:t xml:space="preserve">.mov</w:t>
+            </w:r>
+            <w:r>
+              <w:rPr>
+                <w:rFonts w:ascii="Arial" w:cs="Arial" w:eastAsia="Arial" w:hAnsi="Arial"/>
+                <w:b w:val="false"/>
+                <w:bCs w:val="false"/>
+                <w:color w:val="000000"/>
+                <w:sz w:val="19"/>
+                <w:szCs w:val="19"/>
+              </w:rPr>
+              <w:t xml:space="preserve"> originals (about 545 MB)</w:t>
+            </w:r>
+          </w:p>
+        </w:tc>
+        <w:tc>
+          <w:tcPr>
+            <w:tcW w:type="dxa" w:w="2200"/>
+            <w:tcBorders>
+              <w:top w:val="single" w:color="BFBFBF" w:sz="4"/>
+              <w:left w:val="single" w:color="BFBFBF" w:sz="4"/>
+              <w:bottom w:val="single" w:color="BFBFBF" w:sz="4"/>
+              <w:right w:val="single" w:color="BFBFBF" w:sz="4"/>
+            </w:tcBorders>
+            <w:tcMar>
+              <w:top w:type="dxa" w:w="70"/>
+              <w:left w:type="dxa" w:w="100"/>
+              <w:bottom w:type="dxa" w:w="70"/>
+              <w:right w:type="dxa" w:w="100"/>
+            </w:tcMar>
+          </w:tcPr>
+          <w:p>
+            <w:pPr>
+              <w:spacing w:after="30" w:line="252"/>
+            </w:pPr>
+            <w:r>
+              <w:rPr>
+                <w:rFonts w:ascii="Arial" w:cs="Arial" w:eastAsia="Arial" w:hAnsi="Arial"/>
+                <w:b w:val="false"/>
+                <w:bCs w:val="false"/>
+                <w:color w:val="000000"/>
+                <w:sz w:val="19"/>
+                <w:szCs w:val="19"/>
+              </w:rPr>
+              <w:t xml:space="preserve">Same OneDrive folder, and </w:t>
+            </w:r>
+            <w:r>
+              <w:rPr>
+                <w:rFonts w:ascii="Courier New" w:cs="Courier New" w:eastAsia="Courier New" w:hAnsi="Courier New"/>
+                <w:b w:val="false"/>
+                <w:bCs w:val="false"/>
+                <w:color w:val="000000"/>
+                <w:sz w:val="17"/>
+                <w:szCs w:val="17"/>
+              </w:rPr>
+              <w:t xml:space="preserve">cfbkey_mp4</w:t>
+            </w:r>
+            <w:r>
+              <w:rPr>
+                <w:rFonts w:ascii="Arial" w:cs="Arial" w:eastAsia="Arial" w:hAnsi="Arial"/>
+                <w:b w:val="false"/>
+                <w:bCs w:val="false"/>
+                <w:color w:val="000000"/>
+                <w:sz w:val="19"/>
+                <w:szCs w:val="19"/>
+              </w:rPr>
+              <w:t xml:space="preserve"> holds the converted MP4s</w:t>
+            </w:r>
+          </w:p>
+        </w:tc>
+        <w:tc>
+          <w:tcPr>
+            <w:tcW w:type="dxa" w:w="4560"/>
+            <w:tcBorders>
+              <w:top w:val="single" w:color="BFBFBF" w:sz="4"/>
+              <w:left w:val="single" w:color="BFBFBF" w:sz="4"/>
+              <w:bottom w:val="single" w:color="BFBFBF" w:sz="4"/>
+              <w:right w:val="single" w:color="BFBFBF" w:sz="4"/>
+            </w:tcBorders>
+            <w:tcMar>
+              <w:top w:type="dxa" w:w="70"/>
+              <w:left w:type="dxa" w:w="100"/>
+              <w:bottom w:type="dxa" w:w="70"/>
+              <w:right w:type="dxa" w:w="100"/>
+            </w:tcMar>
+          </w:tcPr>
+          <w:p>
+            <w:pPr>
+              <w:spacing w:after="30" w:line="252"/>
+            </w:pPr>
+            <w:r>
+              <w:rPr>
+                <w:rFonts w:ascii="Arial" w:cs="Arial" w:eastAsia="Arial" w:hAnsi="Arial"/>
+                <w:b w:val="false"/>
+                <w:bCs w:val="false"/>
+                <w:color w:val="000000"/>
+                <w:sz w:val="19"/>
+                <w:szCs w:val="19"/>
+              </w:rPr>
+              <w:t xml:space="preserve">The source footage. The MP4s are published at the Internet Archive, so these are the safety net.</w:t>
+            </w:r>
+          </w:p>
+        </w:tc>
+      </w:tr>
+      <w:tr>
+        <w:trPr>
+          <w:cantSplit/>
+        </w:trPr>
+        <w:tc>
+          <w:tcPr>
+            <w:tcW w:type="dxa" w:w="2600"/>
+            <w:tcBorders>
+              <w:top w:val="single" w:color="BFBFBF" w:sz="4"/>
+              <w:left w:val="single" w:color="BFBFBF" w:sz="4"/>
+              <w:bottom w:val="single" w:color="BFBFBF" w:sz="4"/>
+              <w:right w:val="single" w:color="BFBFBF" w:sz="4"/>
+            </w:tcBorders>
+            <w:tcMar>
+              <w:top w:type="dxa" w:w="70"/>
+              <w:left w:type="dxa" w:w="100"/>
+              <w:bottom w:type="dxa" w:w="70"/>
+              <w:right w:type="dxa" w:w="100"/>
+            </w:tcMar>
+          </w:tcPr>
+          <w:p>
+            <w:pPr>
+              <w:spacing w:after="30" w:line="252"/>
+            </w:pPr>
+            <w:r>
+              <w:rPr>
+                <w:rFonts w:ascii="Arial" w:cs="Arial" w:eastAsia="Arial" w:hAnsi="Arial"/>
+                <w:b w:val="false"/>
+                <w:bCs w:val="false"/>
+                <w:color w:val="000000"/>
+                <w:sz w:val="19"/>
+                <w:szCs w:val="19"/>
+              </w:rPr>
+              <w:t xml:space="preserve">The videos as published</w:t>
+            </w:r>
+          </w:p>
+        </w:tc>
+        <w:tc>
+          <w:tcPr>
+            <w:tcW w:type="dxa" w:w="2200"/>
+            <w:tcBorders>
+              <w:top w:val="single" w:color="BFBFBF" w:sz="4"/>
+              <w:left w:val="single" w:color="BFBFBF" w:sz="4"/>
+              <w:bottom w:val="single" w:color="BFBFBF" w:sz="4"/>
+              <w:right w:val="single" w:color="BFBFBF" w:sz="4"/>
+            </w:tcBorders>
+            <w:tcMar>
+              <w:top w:type="dxa" w:w="70"/>
+              <w:left w:type="dxa" w:w="100"/>
+              <w:bottom w:type="dxa" w:w="70"/>
+              <w:right w:type="dxa" w:w="100"/>
+            </w:tcMar>
+          </w:tcPr>
+          <w:p>
+            <w:pPr>
+              <w:spacing w:after="30" w:line="252"/>
+            </w:pPr>
+            <w:r>
+              <w:rPr>
+                <w:rFonts w:ascii="Arial" w:cs="Arial" w:eastAsia="Arial" w:hAnsi="Arial"/>
+                <w:b w:val="false"/>
+                <w:bCs w:val="false"/>
+                <w:color w:val="000000"/>
+                <w:sz w:val="19"/>
+                <w:szCs w:val="19"/>
+              </w:rPr>
+              <w:t xml:space="preserve">archive.org/details/cfbkey-videos, under the project account cfbzoopkey@gmail.com</w:t>
+            </w:r>
+          </w:p>
+        </w:tc>
+        <w:tc>
+          <w:tcPr>
+            <w:tcW w:type="dxa" w:w="4560"/>
+            <w:tcBorders>
+              <w:top w:val="single" w:color="BFBFBF" w:sz="4"/>
+              <w:left w:val="single" w:color="BFBFBF" w:sz="4"/>
+              <w:bottom w:val="single" w:color="BFBFBF" w:sz="4"/>
+              <w:right w:val="single" w:color="BFBFBF" w:sz="4"/>
+            </w:tcBorders>
+            <w:tcMar>
+              <w:top w:type="dxa" w:w="70"/>
+              <w:left w:type="dxa" w:w="100"/>
+              <w:bottom w:type="dxa" w:w="70"/>
+              <w:right w:type="dxa" w:w="100"/>
+            </w:tcMar>
+          </w:tcPr>
+          <w:p>
+            <w:pPr>
+              <w:spacing w:after="30" w:line="252"/>
+            </w:pPr>
+            <w:r>
+              <w:rPr>
+                <w:rFonts w:ascii="Arial" w:cs="Arial" w:eastAsia="Arial" w:hAnsi="Arial"/>
+                <w:b w:val="false"/>
+                <w:bCs w:val="false"/>
+                <w:color w:val="000000"/>
+                <w:sz w:val="19"/>
+                <w:szCs w:val="19"/>
+              </w:rPr>
+              <w:t xml:space="preserve">What the site actually plays. Addresses are listed in </w:t>
+            </w:r>
+            <w:r>
+              <w:rPr>
+                <w:rFonts w:ascii="Courier New" w:cs="Courier New" w:eastAsia="Courier New" w:hAnsi="Courier New"/>
+                <w:b w:val="false"/>
+                <w:bCs w:val="false"/>
+                <w:color w:val="000000"/>
+                <w:sz w:val="17"/>
+                <w:szCs w:val="17"/>
+              </w:rPr>
+              <w:t xml:space="preserve">data/video_manifest.csv</w:t>
+            </w:r>
+            <w:r>
+              <w:rPr>
+                <w:rFonts w:ascii="Arial" w:cs="Arial" w:eastAsia="Arial" w:hAnsi="Arial"/>
+                <w:b w:val="false"/>
+                <w:bCs w:val="false"/>
+                <w:color w:val="000000"/>
+                <w:sz w:val="19"/>
+                <w:szCs w:val="19"/>
+              </w:rPr>
+              <w:t xml:space="preserve">.</w:t>
+            </w:r>
+          </w:p>
+        </w:tc>
+      </w:tr>
+    </w:tbl>
+    <w:p>
+      <w:pPr>
+        <w:spacing w:after="100"/>
+      </w:pPr>
+    </w:p>
+    <w:tbl>
+      <w:tblPr>
+        <w:tblW w:type="dxa" w:w="9360"/>
+        <w:tblBorders>
+          <w:top w:val="single" w:color="auto" w:sz="4"/>
+          <w:left w:val="single" w:color="auto" w:sz="4"/>
+          <w:bottom w:val="single" w:color="auto" w:sz="4"/>
+          <w:right w:val="single" w:color="auto" w:sz="4"/>
+          <w:insideH w:val="single" w:color="auto" w:sz="4"/>
+          <w:insideV w:val="single" w:color="auto" w:sz="4"/>
+        </w:tblBorders>
+      </w:tblPr>
+      <w:tblGrid>
+        <w:gridCol w:w="9360"/>
+      </w:tblGrid>
+      <w:tr>
+        <w:tc>
+          <w:tcPr>
+            <w:tcW w:type="dxa" w:w="9360"/>
+            <w:tcBorders>
+              <w:top w:val="single" w:color="BF9000" w:sz="4"/>
+              <w:left w:val="single" w:color="BF9000" w:sz="12"/>
+              <w:bottom w:val="single" w:color="BF9000" w:sz="4"/>
+              <w:right w:val="single" w:color="BF9000" w:sz="4"/>
+            </w:tcBorders>
+            <w:shd w:fill="FFF2CC" w:val="clear"/>
+            <w:tcMar>
+              <w:top w:type="dxa" w:w="100"/>
+              <w:left w:type="dxa" w:w="160"/>
+              <w:bottom w:type="dxa" w:w="100"/>
+              <w:right w:type="dxa" w:w="160"/>
+            </w:tcMar>
+          </w:tcPr>
+          <w:p>
+            <w:pPr>
+              <w:spacing w:after="60"/>
+            </w:pPr>
+            <w:r>
+              <w:rPr>
+                <w:rFonts w:ascii="Arial" w:cs="Arial" w:eastAsia="Arial" w:hAnsi="Arial"/>
+                <w:b/>
+                <w:bCs/>
+                <w:sz w:val="21"/>
+                <w:szCs w:val="21"/>
+              </w:rPr>
+              <w:t xml:space="preserve">Before anyone leaves the project:</w:t>
+            </w:r>
+            <w:r>
+              <w:rPr>
+                <w:rFonts w:ascii="Arial" w:cs="Arial" w:eastAsia="Arial" w:hAnsi="Arial"/>
+                <w:sz w:val="21"/>
+                <w:szCs w:val="21"/>
+              </w:rPr>
+              <w:t xml:space="preserve">  make sure at least two people can reach the OneDrive folder and the Internet Archive account, and that </w:t>
+            </w:r>
+            <w:r>
+              <w:rPr>
+                <w:rFonts w:ascii="Courier New" w:cs="Courier New" w:eastAsia="Courier New" w:hAnsi="Courier New"/>
+                <w:sz w:val="19"/>
+                <w:szCs w:val="19"/>
+              </w:rPr>
+              <w:t xml:space="preserve">cfbkey_local</w:t>
+            </w:r>
+            <w:r>
+              <w:rPr>
+                <w:rFonts w:ascii="Arial" w:cs="Arial" w:eastAsia="Arial" w:hAnsi="Arial"/>
+                <w:sz w:val="21"/>
+                <w:szCs w:val="21"/>
+              </w:rPr>
+              <w:t xml:space="preserve"> exists somewhere other than one laptop. Without it, new species photographs cannot be added to the key.</w:t>
+            </w:r>
+          </w:p>
+        </w:tc>
+      </w:tr>
+    </w:tbl>
+    <w:p>
+      <w:pPr>
+        <w:pStyle w:val="Heading1"/>
+        <w:spacing w:after="140" w:before="320"/>
+      </w:pPr>
+      <w:r>
+        <w:rPr>
+          <w:rFonts w:ascii="Arial" w:cs="Arial" w:eastAsia="Arial" w:hAnsi="Arial"/>
+        </w:rPr>
+        <w:t xml:space="preserve">9. Working safely together</w:t>
+      </w:r>
+    </w:p>
+    <w:p>
+      <w:pPr>
+        <w:pStyle w:val="Heading2"/>
+        <w:spacing w:after="100" w:before="220"/>
+      </w:pPr>
+      <w:r>
+        <w:rPr>
+          <w:rFonts w:ascii="Arial" w:cs="Arial" w:eastAsia="Arial" w:hAnsi="Arial"/>
+        </w:rPr>
+        <w:t xml:space="preserve">Where the real files live</w:t>
+      </w:r>
+    </w:p>
+    <w:p>
+      <w:pPr>
+        <w:spacing w:after="120" w:line="276"/>
+      </w:pPr>
+      <w:r>
+        <w:rPr>
+          <w:rFonts w:ascii="Arial" w:cs="Arial" w:eastAsia="Arial" w:hAnsi="Arial"/>
+          <w:b/>
+          <w:bCs/>
+          <w:sz w:val="21"/>
+          <w:szCs w:val="21"/>
+        </w:rPr>
+        <w:t xml:space="preserve">GitHub holds everything: the workbook, the page text, the scripts and the finished site. UNH receives a copy of the finished site only.</w:t>
+      </w:r>
+      <w:r>
+        <w:rPr>
+          <w:rFonts w:ascii="Arial" w:cs="Arial" w:eastAsia="Arial" w:hAnsi="Arial"/>
+          <w:sz w:val="21"/>
+          <w:szCs w:val="21"/>
+        </w:rPr>
+        <w:t xml:space="preserve"> Nothing is ever edited on the UNH server, and nothing useful can be copied back from it, because it holds no workbook and no original pictures. So there is one place to look for the latest files, and it is GitHub.</w:t>
+      </w:r>
+    </w:p>
+    <w:p>
+      <w:pPr>
+        <w:shd w:fill="F0F0F0" w:val="clear"/>
+        <w:spacing w:after="0" w:before="60" w:line="252"/>
+        <w:ind w:left="240" w:right="120"/>
+      </w:pPr>
+      <w:r>
+        <w:rPr>
+          <w:rFonts w:ascii="Courier New" w:cs="Courier New" w:eastAsia="Courier New" w:hAnsi="Courier New"/>
+          <w:sz w:val="18"/>
+          <w:szCs w:val="18"/>
+        </w:rPr>
+        <w:t xml:space="preserve">          people edit              Jess rebuilds           visitors read</w:t>
+      </w:r>
+    </w:p>
+    <w:p>
+      <w:pPr>
+        <w:shd w:fill="F0F0F0" w:val="clear"/>
+        <w:spacing w:after="0" w:before="0" w:line="252"/>
+        <w:ind w:left="240" w:right="120"/>
+      </w:pPr>
+      <w:r>
+        <w:rPr>
+          <w:rFonts w:ascii="Courier New" w:cs="Courier New" w:eastAsia="Courier New" w:hAnsi="Courier New"/>
+          <w:sz w:val="18"/>
+          <w:szCs w:val="18"/>
+        </w:rPr>
+        <w:t xml:space="preserve">GitHub  &lt;------------------&gt;  one computer  --------&gt;  UNH server</w:t>
+      </w:r>
+    </w:p>
+    <w:p>
+      <w:pPr>
+        <w:shd w:fill="F0F0F0" w:val="clear"/>
+        <w:spacing w:after="0" w:before="0" w:line="252"/>
+        <w:ind w:left="240" w:right="120"/>
+      </w:pPr>
+      <w:r>
+        <w:rPr>
+          <w:rFonts w:ascii="Courier New" w:cs="Courier New" w:eastAsia="Courier New" w:hAnsi="Courier New"/>
+          <w:sz w:val="18"/>
+          <w:szCs w:val="18"/>
+        </w:rPr>
+        <w:t xml:space="preserve">(workbook, text, scripts,     (docs/ is built here)    (a copy of docs/)</w:t>
+      </w:r>
+    </w:p>
+    <w:p>
+      <w:pPr>
+        <w:shd w:fill="F0F0F0" w:val="clear"/>
+        <w:spacing w:after="140" w:before="0" w:line="252"/>
+        <w:ind w:left="240" w:right="120"/>
+      </w:pPr>
+      <w:r>
+        <w:rPr>
+          <w:rFonts w:ascii="Courier New" w:cs="Courier New" w:eastAsia="Courier New" w:hAnsi="Courier New"/>
+          <w:sz w:val="18"/>
+          <w:szCs w:val="18"/>
+        </w:rPr>
+        <w:t xml:space="preserve"> and the built site)</w:t>
+      </w:r>
+    </w:p>
+    <w:p>
+      <w:pPr>
+        <w:pStyle w:val="Heading2"/>
+        <w:spacing w:after="100" w:before="220"/>
+      </w:pPr>
+      <w:r>
+        <w:rPr>
+          <w:rFonts w:ascii="Arial" w:cs="Arial" w:eastAsia="Arial" w:hAnsi="Arial"/>
+        </w:rPr>
+        <w:t xml:space="preserve">The one rule that matters</w:t>
+      </w:r>
+    </w:p>
+    <w:tbl>
+      <w:tblPr>
+        <w:tblW w:type="dxa" w:w="9360"/>
+        <w:tblBorders>
+          <w:top w:val="single" w:color="auto" w:sz="4"/>
+          <w:left w:val="single" w:color="auto" w:sz="4"/>
+          <w:bottom w:val="single" w:color="auto" w:sz="4"/>
+          <w:right w:val="single" w:color="auto" w:sz="4"/>
+          <w:insideH w:val="single" w:color="auto" w:sz="4"/>
+          <w:insideV w:val="single" w:color="auto" w:sz="4"/>
+        </w:tblBorders>
+      </w:tblPr>
+      <w:tblGrid>
+        <w:gridCol w:w="9360"/>
+      </w:tblGrid>
+      <w:tr>
+        <w:tc>
+          <w:tcPr>
+            <w:tcW w:type="dxa" w:w="9360"/>
+            <w:tcBorders>
+              <w:top w:val="single" w:color="BF9000" w:sz="4"/>
+              <w:left w:val="single" w:color="BF9000" w:sz="12"/>
+              <w:bottom w:val="single" w:color="BF9000" w:sz="4"/>
+              <w:right w:val="single" w:color="BF9000" w:sz="4"/>
+            </w:tcBorders>
+            <w:shd w:fill="FFF2CC" w:val="clear"/>
+            <w:tcMar>
+              <w:top w:type="dxa" w:w="100"/>
+              <w:left w:type="dxa" w:w="160"/>
+              <w:bottom w:type="dxa" w:w="100"/>
+              <w:right w:type="dxa" w:w="160"/>
+            </w:tcMar>
+          </w:tcPr>
+          <w:p>
+            <w:pPr>
+              <w:spacing w:after="60"/>
+            </w:pPr>
+            <w:r>
+              <w:rPr>
+                <w:rFonts w:ascii="Arial" w:cs="Arial" w:eastAsia="Arial" w:hAnsi="Arial"/>
+                <w:b/>
+                <w:bCs/>
+                <w:sz w:val="21"/>
+                <w:szCs w:val="21"/>
+              </w:rPr>
+              <w:t xml:space="preserve">Only one person edits the workbook at a time.</w:t>
+            </w:r>
+            <w:r>
+              <w:rPr>
+                <w:rFonts w:ascii="Arial" w:cs="Arial" w:eastAsia="Arial" w:hAnsi="Arial"/>
+                <w:sz w:val="21"/>
+                <w:szCs w:val="21"/>
+              </w:rPr>
+              <w:t xml:space="preserve">  An Excel file cannot be merged. If two people change it at once, one person's work is lost, and no tool can rescue it. Say in email or Slack that you are taking the workbook, and say when you are done. Text files in content/ are safer, but the same habit avoids confusion.</w:t>
+            </w:r>
+          </w:p>
+        </w:tc>
+      </w:tr>
+    </w:tbl>
+    <w:p>
+      <w:pPr>
+        <w:pStyle w:val="Heading2"/>
+        <w:spacing w:after="100" w:before="220"/>
+      </w:pPr>
+      <w:r>
+        <w:rPr>
+          <w:rFonts w:ascii="Arial" w:cs="Arial" w:eastAsia="Arial" w:hAnsi="Arial"/>
+        </w:rPr>
+        <w:t xml:space="preserve">A way of working that needs no Terminal</w:t>
+      </w:r>
+    </w:p>
+    <w:tbl>
+      <w:tblPr>
+        <w:tblW w:type="dxa" w:w="9360"/>
+        <w:tblBorders>
+          <w:top w:val="single" w:color="auto" w:sz="4"/>
+          <w:left w:val="single" w:color="auto" w:sz="4"/>
+          <w:bottom w:val="single" w:color="auto" w:sz="4"/>
+          <w:right w:val="single" w:color="auto" w:sz="4"/>
+          <w:insideH w:val="single" w:color="auto" w:sz="4"/>
+          <w:insideV w:val="single" w:color="auto" w:sz="4"/>
+        </w:tblBorders>
+      </w:tblPr>
+      <w:tblGrid>
+        <w:gridCol w:w="2200"/>
+        <w:gridCol w:w="3100"/>
+        <w:gridCol w:w="4060"/>
+      </w:tblGrid>
+      <w:tr>
+        <w:trPr>
+          <w:tblHeader/>
+        </w:trPr>
+        <w:tc>
+          <w:tcPr>
+            <w:tcW w:type="dxa" w:w="2200"/>
+            <w:tcBorders>
+              <w:top w:val="single" w:color="BFBFBF" w:sz="4"/>
+              <w:left w:val="single" w:color="BFBFBF" w:sz="4"/>
+              <w:bottom w:val="single" w:color="BFBFBF" w:sz="4"/>
+              <w:right w:val="single" w:color="BFBFBF" w:sz="4"/>
+            </w:tcBorders>
+            <w:shd w:fill="1F3864" w:val="clear"/>
+            <w:tcMar>
+              <w:top w:type="dxa" w:w="70"/>
+              <w:left w:type="dxa" w:w="100"/>
+              <w:bottom w:type="dxa" w:w="70"/>
+              <w:right w:type="dxa" w:w="100"/>
+            </w:tcMar>
+          </w:tcPr>
+          <w:p>
+            <w:pPr>
+              <w:spacing w:after="30" w:line="252"/>
+            </w:pPr>
+            <w:r>
+              <w:rPr>
+                <w:rFonts w:ascii="Arial" w:cs="Arial" w:eastAsia="Arial" w:hAnsi="Arial"/>
+                <w:b/>
+                <w:bCs/>
+                <w:color w:val="FFFFFF"/>
+                <w:sz w:val="19"/>
+                <w:szCs w:val="19"/>
+              </w:rPr>
+              <w:t xml:space="preserve">Person</w:t>
+            </w:r>
+          </w:p>
+        </w:tc>
+        <w:tc>
+          <w:tcPr>
+            <w:tcW w:type="dxa" w:w="3100"/>
+            <w:tcBorders>
+              <w:top w:val="single" w:color="BFBFBF" w:sz="4"/>
+              <w:left w:val="single" w:color="BFBFBF" w:sz="4"/>
+              <w:bottom w:val="single" w:color="BFBFBF" w:sz="4"/>
+              <w:right w:val="single" w:color="BFBFBF" w:sz="4"/>
+            </w:tcBorders>
+            <w:shd w:fill="1F3864" w:val="clear"/>
+            <w:tcMar>
+              <w:top w:type="dxa" w:w="70"/>
+              <w:left w:type="dxa" w:w="100"/>
+              <w:bottom w:type="dxa" w:w="70"/>
+              <w:right w:type="dxa" w:w="100"/>
+            </w:tcMar>
+          </w:tcPr>
+          <w:p>
+            <w:pPr>
+              <w:spacing w:after="30" w:line="252"/>
+            </w:pPr>
+            <w:r>
+              <w:rPr>
+                <w:rFonts w:ascii="Arial" w:cs="Arial" w:eastAsia="Arial" w:hAnsi="Arial"/>
+                <w:b/>
+                <w:bCs/>
+                <w:color w:val="FFFFFF"/>
+                <w:sz w:val="19"/>
+                <w:szCs w:val="19"/>
+              </w:rPr>
+              <w:t xml:space="preserve">What they do</w:t>
+            </w:r>
+          </w:p>
+        </w:tc>
+        <w:tc>
+          <w:tcPr>
+            <w:tcW w:type="dxa" w:w="4060"/>
+            <w:tcBorders>
+              <w:top w:val="single" w:color="BFBFBF" w:sz="4"/>
+              <w:left w:val="single" w:color="BFBFBF" w:sz="4"/>
+              <w:bottom w:val="single" w:color="BFBFBF" w:sz="4"/>
+              <w:right w:val="single" w:color="BFBFBF" w:sz="4"/>
+            </w:tcBorders>
+            <w:shd w:fill="1F3864" w:val="clear"/>
+            <w:tcMar>
+              <w:top w:type="dxa" w:w="70"/>
+              <w:left w:type="dxa" w:w="100"/>
+              <w:bottom w:type="dxa" w:w="70"/>
+              <w:right w:type="dxa" w:w="100"/>
+            </w:tcMar>
+          </w:tcPr>
+          <w:p>
+            <w:pPr>
+              <w:spacing w:after="30" w:line="252"/>
+            </w:pPr>
+            <w:r>
+              <w:rPr>
+                <w:rFonts w:ascii="Arial" w:cs="Arial" w:eastAsia="Arial" w:hAnsi="Arial"/>
+                <w:b/>
+                <w:bCs/>
+                <w:color w:val="FFFFFF"/>
+                <w:sz w:val="19"/>
+                <w:szCs w:val="19"/>
+              </w:rPr>
+              <w:t xml:space="preserve">How</w:t>
+            </w:r>
+          </w:p>
+        </w:tc>
+      </w:tr>
+      <w:tr>
+        <w:trPr>
+          <w:cantSplit/>
+        </w:trPr>
+        <w:tc>
+          <w:tcPr>
+            <w:tcW w:type="dxa" w:w="2200"/>
+            <w:tcBorders>
+              <w:top w:val="single" w:color="BFBFBF" w:sz="4"/>
+              <w:left w:val="single" w:color="BFBFBF" w:sz="4"/>
+              <w:bottom w:val="single" w:color="BFBFBF" w:sz="4"/>
+              <w:right w:val="single" w:color="BFBFBF" w:sz="4"/>
+            </w:tcBorders>
+            <w:tcMar>
+              <w:top w:type="dxa" w:w="70"/>
+              <w:left w:type="dxa" w:w="100"/>
+              <w:bottom w:type="dxa" w:w="70"/>
+              <w:right w:type="dxa" w:w="100"/>
+            </w:tcMar>
+          </w:tcPr>
+          <w:p>
+            <w:pPr>
+              <w:spacing w:after="30" w:line="252"/>
+            </w:pPr>
+            <w:r>
+              <w:rPr>
+                <w:rFonts w:ascii="Arial" w:cs="Arial" w:eastAsia="Arial" w:hAnsi="Arial"/>
+                <w:b w:val="false"/>
+                <w:bCs w:val="false"/>
+                <w:color w:val="000000"/>
+                <w:sz w:val="19"/>
+                <w:szCs w:val="19"/>
+              </w:rPr>
+              <w:t xml:space="preserve">Jim, Amanda, students</w:t>
+            </w:r>
+          </w:p>
+        </w:tc>
+        <w:tc>
+          <w:tcPr>
+            <w:tcW w:type="dxa" w:w="3100"/>
+            <w:tcBorders>
+              <w:top w:val="single" w:color="BFBFBF" w:sz="4"/>
+              <w:left w:val="single" w:color="BFBFBF" w:sz="4"/>
+              <w:bottom w:val="single" w:color="BFBFBF" w:sz="4"/>
+              <w:right w:val="single" w:color="BFBFBF" w:sz="4"/>
+            </w:tcBorders>
+            <w:tcMar>
+              <w:top w:type="dxa" w:w="70"/>
+              <w:left w:type="dxa" w:w="100"/>
+              <w:bottom w:type="dxa" w:w="70"/>
+              <w:right w:type="dxa" w:w="100"/>
+            </w:tcMar>
+          </w:tcPr>
+          <w:p>
+            <w:pPr>
+              <w:spacing w:after="30" w:line="252"/>
+            </w:pPr>
+            <w:r>
+              <w:rPr>
+                <w:rFonts w:ascii="Arial" w:cs="Arial" w:eastAsia="Arial" w:hAnsi="Arial"/>
+                <w:b w:val="false"/>
+                <w:bCs w:val="false"/>
+                <w:color w:val="000000"/>
+                <w:sz w:val="19"/>
+                <w:szCs w:val="19"/>
+              </w:rPr>
+              <w:t xml:space="preserve">Species text, taxonomy, alt text, video descriptions, footer wording</w:t>
+            </w:r>
+          </w:p>
+        </w:tc>
+        <w:tc>
+          <w:tcPr>
+            <w:tcW w:type="dxa" w:w="4060"/>
+            <w:tcBorders>
+              <w:top w:val="single" w:color="BFBFBF" w:sz="4"/>
+              <w:left w:val="single" w:color="BFBFBF" w:sz="4"/>
+              <w:bottom w:val="single" w:color="BFBFBF" w:sz="4"/>
+              <w:right w:val="single" w:color="BFBFBF" w:sz="4"/>
+            </w:tcBorders>
+            <w:tcMar>
+              <w:top w:type="dxa" w:w="70"/>
+              <w:left w:type="dxa" w:w="100"/>
+              <w:bottom w:type="dxa" w:w="70"/>
+              <w:right w:type="dxa" w:w="100"/>
+            </w:tcMar>
+          </w:tcPr>
+          <w:p>
+            <w:pPr>
+              <w:spacing w:after="30" w:line="252"/>
+            </w:pPr>
+            <w:r>
+              <w:rPr>
+                <w:rFonts w:ascii="Arial" w:cs="Arial" w:eastAsia="Arial" w:hAnsi="Arial"/>
+                <w:b w:val="false"/>
+                <w:bCs w:val="false"/>
+                <w:color w:val="000000"/>
+                <w:sz w:val="19"/>
+                <w:szCs w:val="19"/>
+              </w:rPr>
+              <w:t xml:space="preserve">Edit the workbook, then send it back: </w:t>
+            </w:r>
+            <w:r>
+              <w:rPr>
+                <w:rFonts w:ascii="Arial" w:cs="Arial" w:eastAsia="Arial" w:hAnsi="Arial"/>
+                <w:b/>
+                <w:bCs/>
+                <w:color w:val="000000"/>
+                <w:sz w:val="19"/>
+                <w:szCs w:val="19"/>
+              </w:rPr>
+              <w:t xml:space="preserve">GitHub Desktop</w:t>
+            </w:r>
+            <w:r>
+              <w:rPr>
+                <w:rFonts w:ascii="Arial" w:cs="Arial" w:eastAsia="Arial" w:hAnsi="Arial"/>
+                <w:b w:val="false"/>
+                <w:bCs w:val="false"/>
+                <w:color w:val="000000"/>
+                <w:sz w:val="19"/>
+                <w:szCs w:val="19"/>
+              </w:rPr>
+              <w:t xml:space="preserve"> (type a sentence, click Commit, click Push) or hand it to whoever rebuilds</w:t>
+            </w:r>
+          </w:p>
+        </w:tc>
+      </w:tr>
+      <w:tr>
+        <w:trPr>
+          <w:cantSplit/>
+        </w:trPr>
+        <w:tc>
+          <w:tcPr>
+            <w:tcW w:type="dxa" w:w="2200"/>
+            <w:tcBorders>
+              <w:top w:val="single" w:color="BFBFBF" w:sz="4"/>
+              <w:left w:val="single" w:color="BFBFBF" w:sz="4"/>
+              <w:bottom w:val="single" w:color="BFBFBF" w:sz="4"/>
+              <w:right w:val="single" w:color="BFBFBF" w:sz="4"/>
+            </w:tcBorders>
+            <w:tcMar>
+              <w:top w:type="dxa" w:w="70"/>
+              <w:left w:type="dxa" w:w="100"/>
+              <w:bottom w:type="dxa" w:w="70"/>
+              <w:right w:type="dxa" w:w="100"/>
+            </w:tcMar>
+          </w:tcPr>
+          <w:p>
+            <w:pPr>
+              <w:spacing w:after="30" w:line="252"/>
+            </w:pPr>
+            <w:r>
+              <w:rPr>
+                <w:rFonts w:ascii="Arial" w:cs="Arial" w:eastAsia="Arial" w:hAnsi="Arial"/>
+                <w:b w:val="false"/>
+                <w:bCs w:val="false"/>
+                <w:color w:val="000000"/>
+                <w:sz w:val="19"/>
+                <w:szCs w:val="19"/>
+              </w:rPr>
+              <w:t xml:space="preserve">Amanda</w:t>
+            </w:r>
+          </w:p>
+        </w:tc>
+        <w:tc>
+          <w:tcPr>
+            <w:tcW w:type="dxa" w:w="3100"/>
+            <w:tcBorders>
+              <w:top w:val="single" w:color="BFBFBF" w:sz="4"/>
+              <w:left w:val="single" w:color="BFBFBF" w:sz="4"/>
+              <w:bottom w:val="single" w:color="BFBFBF" w:sz="4"/>
+              <w:right w:val="single" w:color="BFBFBF" w:sz="4"/>
+            </w:tcBorders>
+            <w:tcMar>
+              <w:top w:type="dxa" w:w="70"/>
+              <w:left w:type="dxa" w:w="100"/>
+              <w:bottom w:type="dxa" w:w="70"/>
+              <w:right w:type="dxa" w:w="100"/>
+            </w:tcMar>
+          </w:tcPr>
+          <w:p>
+            <w:pPr>
+              <w:spacing w:after="30" w:line="252"/>
+            </w:pPr>
+            <w:r>
+              <w:rPr>
+                <w:rFonts w:ascii="Arial" w:cs="Arial" w:eastAsia="Arial" w:hAnsi="Arial"/>
+                <w:b w:val="false"/>
+                <w:bCs w:val="false"/>
+                <w:color w:val="000000"/>
+                <w:sz w:val="19"/>
+                <w:szCs w:val="19"/>
+              </w:rPr>
+              <w:t xml:space="preserve">New or replacement pictures</w:t>
+            </w:r>
+          </w:p>
+        </w:tc>
+        <w:tc>
+          <w:tcPr>
+            <w:tcW w:type="dxa" w:w="4060"/>
+            <w:tcBorders>
+              <w:top w:val="single" w:color="BFBFBF" w:sz="4"/>
+              <w:left w:val="single" w:color="BFBFBF" w:sz="4"/>
+              <w:bottom w:val="single" w:color="BFBFBF" w:sz="4"/>
+              <w:right w:val="single" w:color="BFBFBF" w:sz="4"/>
+            </w:tcBorders>
+            <w:tcMar>
+              <w:top w:type="dxa" w:w="70"/>
+              <w:left w:type="dxa" w:w="100"/>
+              <w:bottom w:type="dxa" w:w="70"/>
+              <w:right w:type="dxa" w:w="100"/>
+            </w:tcMar>
+          </w:tcPr>
+          <w:p>
+            <w:pPr>
+              <w:spacing w:after="30" w:line="252"/>
+            </w:pPr>
+            <w:r>
+              <w:rPr>
+                <w:rFonts w:ascii="Arial" w:cs="Arial" w:eastAsia="Arial" w:hAnsi="Arial"/>
+                <w:b w:val="false"/>
+                <w:bCs w:val="false"/>
+                <w:color w:val="000000"/>
+                <w:sz w:val="19"/>
+                <w:szCs w:val="19"/>
+              </w:rPr>
+              <w:t xml:space="preserve">Add them to the shared </w:t>
+            </w:r>
+            <w:r>
+              <w:rPr>
+                <w:rFonts w:ascii="Courier New" w:cs="Courier New" w:eastAsia="Courier New" w:hAnsi="Courier New"/>
+                <w:b w:val="false"/>
+                <w:bCs w:val="false"/>
+                <w:color w:val="000000"/>
+                <w:sz w:val="17"/>
+                <w:szCs w:val="17"/>
+              </w:rPr>
+              <w:t xml:space="preserve">cfbkey_local</w:t>
+            </w:r>
+            <w:r>
+              <w:rPr>
+                <w:rFonts w:ascii="Arial" w:cs="Arial" w:eastAsia="Arial" w:hAnsi="Arial"/>
+                <w:b w:val="false"/>
+                <w:bCs w:val="false"/>
+                <w:color w:val="000000"/>
+                <w:sz w:val="19"/>
+                <w:szCs w:val="19"/>
+              </w:rPr>
+              <w:t xml:space="preserve"> folder in OneDrive, keeping the same folder and file names, then add a row in the workbook's </w:t>
+            </w:r>
+            <w:r>
+              <w:rPr>
+                <w:rFonts w:ascii="Courier New" w:cs="Courier New" w:eastAsia="Courier New" w:hAnsi="Courier New"/>
+                <w:b w:val="false"/>
+                <w:bCs w:val="false"/>
+                <w:color w:val="000000"/>
+                <w:sz w:val="17"/>
+                <w:szCs w:val="17"/>
+              </w:rPr>
+              <w:t xml:space="preserve">images</w:t>
+            </w:r>
+            <w:r>
+              <w:rPr>
+                <w:rFonts w:ascii="Arial" w:cs="Arial" w:eastAsia="Arial" w:hAnsi="Arial"/>
+                <w:b w:val="false"/>
+                <w:bCs w:val="false"/>
+                <w:color w:val="000000"/>
+                <w:sz w:val="19"/>
+                <w:szCs w:val="19"/>
+              </w:rPr>
+              <w:t xml:space="preserve"> sheet</w:t>
+            </w:r>
+          </w:p>
+        </w:tc>
+      </w:tr>
+      <w:tr>
+        <w:trPr>
+          <w:cantSplit/>
+        </w:trPr>
+        <w:tc>
+          <w:tcPr>
+            <w:tcW w:type="dxa" w:w="2200"/>
+            <w:tcBorders>
+              <w:top w:val="single" w:color="BFBFBF" w:sz="4"/>
+              <w:left w:val="single" w:color="BFBFBF" w:sz="4"/>
+              <w:bottom w:val="single" w:color="BFBFBF" w:sz="4"/>
+              <w:right w:val="single" w:color="BFBFBF" w:sz="4"/>
+            </w:tcBorders>
+            <w:tcMar>
+              <w:top w:type="dxa" w:w="70"/>
+              <w:left w:type="dxa" w:w="100"/>
+              <w:bottom w:type="dxa" w:w="70"/>
+              <w:right w:type="dxa" w:w="100"/>
+            </w:tcMar>
+          </w:tcPr>
+          <w:p>
+            <w:pPr>
+              <w:spacing w:after="30" w:line="252"/>
+            </w:pPr>
+            <w:r>
+              <w:rPr>
+                <w:rFonts w:ascii="Arial" w:cs="Arial" w:eastAsia="Arial" w:hAnsi="Arial"/>
+                <w:b w:val="false"/>
+                <w:bCs w:val="false"/>
+                <w:color w:val="000000"/>
+                <w:sz w:val="19"/>
+                <w:szCs w:val="19"/>
+              </w:rPr>
+              <w:t xml:space="preserve">Jess</w:t>
+            </w:r>
+          </w:p>
+        </w:tc>
+        <w:tc>
+          <w:tcPr>
+            <w:tcW w:type="dxa" w:w="3100"/>
+            <w:tcBorders>
+              <w:top w:val="single" w:color="BFBFBF" w:sz="4"/>
+              <w:left w:val="single" w:color="BFBFBF" w:sz="4"/>
+              <w:bottom w:val="single" w:color="BFBFBF" w:sz="4"/>
+              <w:right w:val="single" w:color="BFBFBF" w:sz="4"/>
+            </w:tcBorders>
+            <w:tcMar>
+              <w:top w:type="dxa" w:w="70"/>
+              <w:left w:type="dxa" w:w="100"/>
+              <w:bottom w:type="dxa" w:w="70"/>
+              <w:right w:type="dxa" w:w="100"/>
+            </w:tcMar>
+          </w:tcPr>
+          <w:p>
+            <w:pPr>
+              <w:spacing w:after="30" w:line="252"/>
+            </w:pPr>
+            <w:r>
+              <w:rPr>
+                <w:rFonts w:ascii="Arial" w:cs="Arial" w:eastAsia="Arial" w:hAnsi="Arial"/>
+                <w:b w:val="false"/>
+                <w:bCs w:val="false"/>
+                <w:color w:val="000000"/>
+                <w:sz w:val="19"/>
+                <w:szCs w:val="19"/>
+              </w:rPr>
+              <w:t xml:space="preserve">The scripts, the design, rebuilding and publishing</w:t>
+            </w:r>
+          </w:p>
+        </w:tc>
+        <w:tc>
+          <w:tcPr>
+            <w:tcW w:type="dxa" w:w="4060"/>
+            <w:tcBorders>
+              <w:top w:val="single" w:color="BFBFBF" w:sz="4"/>
+              <w:left w:val="single" w:color="BFBFBF" w:sz="4"/>
+              <w:bottom w:val="single" w:color="BFBFBF" w:sz="4"/>
+              <w:right w:val="single" w:color="BFBFBF" w:sz="4"/>
+            </w:tcBorders>
+            <w:tcMar>
+              <w:top w:type="dxa" w:w="70"/>
+              <w:left w:type="dxa" w:w="100"/>
+              <w:bottom w:type="dxa" w:w="70"/>
+              <w:right w:type="dxa" w:w="100"/>
+            </w:tcMar>
+          </w:tcPr>
+          <w:p>
+            <w:pPr>
+              <w:spacing w:after="30" w:line="252"/>
+            </w:pPr>
+            <w:r>
+              <w:rPr>
+                <w:rFonts w:ascii="Arial" w:cs="Arial" w:eastAsia="Arial" w:hAnsi="Arial"/>
+                <w:b w:val="false"/>
+                <w:bCs w:val="false"/>
+                <w:color w:val="000000"/>
+                <w:sz w:val="19"/>
+                <w:szCs w:val="19"/>
+              </w:rPr>
+              <w:t xml:space="preserve">Terminal and VS Code</w:t>
+            </w:r>
+          </w:p>
+        </w:tc>
+      </w:tr>
+    </w:tbl>
+    <w:p>
+      <w:pPr>
+        <w:spacing w:after="100"/>
+      </w:pPr>
+    </w:p>
+    <w:p>
+      <w:pPr>
+        <w:spacing w:after="120" w:line="276"/>
+      </w:pPr>
+      <w:r>
+        <w:rPr>
+          <w:rFonts w:ascii="Arial" w:cs="Arial" w:eastAsia="Arial" w:hAnsi="Arial"/>
+          <w:b/>
+          <w:bCs/>
+          <w:sz w:val="21"/>
+          <w:szCs w:val="21"/>
+        </w:rPr>
+        <w:t xml:space="preserve">Before you start editing, get the latest copy.</w:t>
+      </w:r>
+      <w:r>
+        <w:rPr>
+          <w:rFonts w:ascii="Arial" w:cs="Arial" w:eastAsia="Arial" w:hAnsi="Arial"/>
+          <w:sz w:val="21"/>
+          <w:szCs w:val="21"/>
+        </w:rPr>
+        <w:t xml:space="preserve"> In GitHub Desktop press </w:t>
+      </w:r>
+      <w:r>
+        <w:rPr>
+          <w:rFonts w:ascii="Arial" w:cs="Arial" w:eastAsia="Arial" w:hAnsi="Arial"/>
+          <w:b/>
+          <w:bCs/>
+          <w:sz w:val="21"/>
+          <w:szCs w:val="21"/>
+        </w:rPr>
+        <w:t xml:space="preserve">Fetch origin</w:t>
+      </w:r>
+      <w:r>
+        <w:rPr>
+          <w:rFonts w:ascii="Arial" w:cs="Arial" w:eastAsia="Arial" w:hAnsi="Arial"/>
+          <w:sz w:val="21"/>
+          <w:szCs w:val="21"/>
+        </w:rPr>
+        <w:t xml:space="preserve"> then </w:t>
+      </w:r>
+      <w:r>
+        <w:rPr>
+          <w:rFonts w:ascii="Arial" w:cs="Arial" w:eastAsia="Arial" w:hAnsi="Arial"/>
+          <w:b/>
+          <w:bCs/>
+          <w:sz w:val="21"/>
+          <w:szCs w:val="21"/>
+        </w:rPr>
+        <w:t xml:space="preserve">Pull origin</w:t>
+      </w:r>
+      <w:r>
+        <w:rPr>
+          <w:rFonts w:ascii="Arial" w:cs="Arial" w:eastAsia="Arial" w:hAnsi="Arial"/>
+          <w:sz w:val="21"/>
+          <w:szCs w:val="21"/>
+        </w:rPr>
+        <w:t xml:space="preserve">; in Terminal run </w:t>
+      </w:r>
+      <w:r>
+        <w:rPr>
+          <w:rFonts w:ascii="Courier New" w:cs="Courier New" w:eastAsia="Courier New" w:hAnsi="Courier New"/>
+          <w:sz w:val="19"/>
+          <w:szCs w:val="19"/>
+        </w:rPr>
+        <w:t xml:space="preserve">git pull</w:t>
+      </w:r>
+      <w:r>
+        <w:rPr>
+          <w:rFonts w:ascii="Arial" w:cs="Arial" w:eastAsia="Arial" w:hAnsi="Arial"/>
+          <w:sz w:val="21"/>
+          <w:szCs w:val="21"/>
+        </w:rPr>
+        <w:t xml:space="preserve">. Doing this first avoids editing a stale workbook, which is the usual way work gets lost.</w:t>
+      </w:r>
+    </w:p>
+    <w:p>
+      <w:pPr>
+        <w:spacing w:after="120" w:line="276"/>
+      </w:pPr>
+      <w:r>
+        <w:rPr>
+          <w:rFonts w:ascii="Arial" w:cs="Arial" w:eastAsia="Arial" w:hAnsi="Arial"/>
+          <w:b/>
+          <w:bCs/>
+          <w:sz w:val="21"/>
+          <w:szCs w:val="21"/>
+        </w:rPr>
+        <w:t xml:space="preserve">For a job that several people share</w:t>
+      </w:r>
+      <w:r>
+        <w:rPr>
+          <w:rFonts w:ascii="Arial" w:cs="Arial" w:eastAsia="Arial" w:hAnsi="Arial"/>
+          <w:sz w:val="21"/>
+          <w:szCs w:val="21"/>
+        </w:rPr>
+        <w:t xml:space="preserve">, such as reviewing a thousand picture descriptions, a shared </w:t>
+      </w:r>
+      <w:r>
+        <w:rPr>
+          <w:rFonts w:ascii="Arial" w:cs="Arial" w:eastAsia="Arial" w:hAnsi="Arial"/>
+          <w:b/>
+          <w:bCs/>
+          <w:sz w:val="21"/>
+          <w:szCs w:val="21"/>
+        </w:rPr>
+        <w:t xml:space="preserve">Google Sheet</w:t>
+      </w:r>
+      <w:r>
+        <w:rPr>
+          <w:rFonts w:ascii="Arial" w:cs="Arial" w:eastAsia="Arial" w:hAnsi="Arial"/>
+          <w:sz w:val="21"/>
+          <w:szCs w:val="21"/>
+        </w:rPr>
+        <w:t xml:space="preserve"> is easier than passing one file around: import the workbook there, let everyone work at once, then </w:t>
+      </w:r>
+      <w:r>
+        <w:rPr>
+          <w:rFonts w:ascii="Arial" w:cs="Arial" w:eastAsia="Arial" w:hAnsi="Arial"/>
+          <w:b/>
+          <w:bCs/>
+          <w:sz w:val="21"/>
+          <w:szCs w:val="21"/>
+        </w:rPr>
+        <w:t xml:space="preserve">File &gt; Download &gt; Microsoft Excel</w:t>
+      </w:r>
+      <w:r>
+        <w:rPr>
+          <w:rFonts w:ascii="Arial" w:cs="Arial" w:eastAsia="Arial" w:hAnsi="Arial"/>
+          <w:sz w:val="21"/>
+          <w:szCs w:val="21"/>
+        </w:rPr>
+        <w:t xml:space="preserve"> and save it over </w:t>
+      </w:r>
+      <w:r>
+        <w:rPr>
+          <w:rFonts w:ascii="Courier New" w:cs="Courier New" w:eastAsia="Courier New" w:hAnsi="Courier New"/>
+          <w:sz w:val="19"/>
+          <w:szCs w:val="19"/>
+        </w:rPr>
+        <w:t xml:space="preserve">data/cfbkey_workbook.xlsx</w:t>
+      </w:r>
+      <w:r>
+        <w:rPr>
+          <w:rFonts w:ascii="Arial" w:cs="Arial" w:eastAsia="Arial" w:hAnsi="Arial"/>
+          <w:sz w:val="21"/>
+          <w:szCs w:val="21"/>
+        </w:rPr>
+        <w:t xml:space="preserve"> before the next rebuild. Check a few rows after the round trip, because Google Sheets does not always preserve every detail of an Excel file.</w:t>
+      </w:r>
+    </w:p>
+    <w:p>
+      <w:pPr>
+        <w:pStyle w:val="ListParagraph"/>
+        <w:numPr>
+          <w:ilvl w:val="0"/>
+          <w:numId w:val="5"/>
         </w:numPr>
         <w:spacing w:after="70" w:line="264"/>
       </w:pPr>
       <w:r>
         <w:rPr>
           <w:rFonts w:ascii="Arial" w:cs="Arial" w:eastAsia="Arial" w:hAnsi="Arial"/>
+          <w:b/>
+          <w:bCs/>
           <w:sz w:val="21"/>
           <w:szCs w:val="21"/>
         </w:rPr>
-        <w:t xml:space="preserve">Once the project moves to GitHub, its history will replace the dated copies as the backup.</w:t>
+        <w:t xml:space="preserve">Backups are made for you.</w:t>
+      </w:r>
+      <w:r>
+        <w:rPr>
+          <w:rFonts w:ascii="Arial" w:cs="Arial" w:eastAsia="Arial" w:hAnsi="Arial"/>
+          <w:sz w:val="21"/>
+          <w:szCs w:val="21"/>
+        </w:rPr>
+        <w:t xml:space="preserve"> </w:t>
+      </w:r>
+      <w:r>
+        <w:rPr>
+          <w:rFonts w:ascii="Courier New" w:cs="Courier New" w:eastAsia="Courier New" w:hAnsi="Courier New"/>
+          <w:sz w:val="19"/>
+          <w:szCs w:val="19"/>
+        </w:rPr>
+        <w:t xml:space="preserve">update_workbook.py</w:t>
+      </w:r>
+      <w:r>
+        <w:rPr>
+          <w:rFonts w:ascii="Arial" w:cs="Arial" w:eastAsia="Arial" w:hAnsi="Arial"/>
+          <w:sz w:val="21"/>
+          <w:szCs w:val="21"/>
+        </w:rPr>
+        <w:t xml:space="preserve"> and </w:t>
+      </w:r>
+      <w:r>
+        <w:rPr>
+          <w:rFonts w:ascii="Courier New" w:cs="Courier New" w:eastAsia="Courier New" w:hAnsi="Courier New"/>
+          <w:sz w:val="19"/>
+          <w:szCs w:val="19"/>
+        </w:rPr>
+        <w:t xml:space="preserve">draft_alt_text.py</w:t>
+      </w:r>
+      <w:r>
+        <w:rPr>
+          <w:rFonts w:ascii="Arial" w:cs="Arial" w:eastAsia="Arial" w:hAnsi="Arial"/>
+          <w:sz w:val="21"/>
+          <w:szCs w:val="21"/>
+        </w:rPr>
+        <w:t xml:space="preserve"> each copy the workbook into </w:t>
+      </w:r>
+      <w:r>
+        <w:rPr>
+          <w:rFonts w:ascii="Courier New" w:cs="Courier New" w:eastAsia="Courier New" w:hAnsi="Courier New"/>
+          <w:sz w:val="19"/>
+          <w:szCs w:val="19"/>
+        </w:rPr>
+        <w:t xml:space="preserve">data/workbook_backups/</w:t>
+      </w:r>
+      <w:r>
+        <w:rPr>
+          <w:rFonts w:ascii="Arial" w:cs="Arial" w:eastAsia="Arial" w:hAnsi="Arial"/>
+          <w:sz w:val="21"/>
+          <w:szCs w:val="21"/>
+        </w:rPr>
+        <w:t xml:space="preserve"> before changing anything. Before a big editing session of your own, make a dated copy there too. Keep the live one named </w:t>
+      </w:r>
+      <w:r>
+        <w:rPr>
+          <w:rFonts w:ascii="Courier New" w:cs="Courier New" w:eastAsia="Courier New" w:hAnsi="Courier New"/>
+          <w:sz w:val="19"/>
+          <w:szCs w:val="19"/>
+        </w:rPr>
+        <w:t xml:space="preserve">data/cfbkey_workbook.xlsx</w:t>
+      </w:r>
+      <w:r>
+        <w:rPr>
+          <w:rFonts w:ascii="Arial" w:cs="Arial" w:eastAsia="Arial" w:hAnsi="Arial"/>
+          <w:sz w:val="21"/>
+          <w:szCs w:val="21"/>
+        </w:rPr>
+        <w:t xml:space="preserve">.</w:t>
+      </w:r>
+    </w:p>
+    <w:p>
+      <w:pPr>
+        <w:pStyle w:val="ListParagraph"/>
+        <w:numPr>
+          <w:ilvl w:val="0"/>
+          <w:numId w:val="5"/>
+        </w:numPr>
+        <w:spacing w:after="70" w:line="264"/>
+      </w:pPr>
+      <w:r>
+        <w:rPr>
+          <w:rFonts w:ascii="Arial" w:cs="Arial" w:eastAsia="Arial" w:hAnsi="Arial"/>
+          <w:b/>
+          <w:bCs/>
+          <w:sz w:val="21"/>
+          <w:szCs w:val="21"/>
+        </w:rPr>
+        <w:t xml:space="preserve">One person edits the workbook at a time.</w:t>
+      </w:r>
+      <w:r>
+        <w:rPr>
+          <w:rFonts w:ascii="Arial" w:cs="Arial" w:eastAsia="Arial" w:hAnsi="Arial"/>
+          <w:sz w:val="21"/>
+          <w:szCs w:val="21"/>
+        </w:rPr>
+        <w:t xml:space="preserve"> If several people work in Google Sheets, make one shared copy there, then use </w:t>
+      </w:r>
+      <w:r>
+        <w:rPr>
+          <w:rFonts w:ascii="Arial" w:cs="Arial" w:eastAsia="Arial" w:hAnsi="Arial"/>
+          <w:b/>
+          <w:bCs/>
+          <w:sz w:val="21"/>
+          <w:szCs w:val="21"/>
+        </w:rPr>
+        <w:t xml:space="preserve">File &gt; Download &gt; Microsoft Excel</w:t>
+      </w:r>
+      <w:r>
+        <w:rPr>
+          <w:rFonts w:ascii="Arial" w:cs="Arial" w:eastAsia="Arial" w:hAnsi="Arial"/>
+          <w:sz w:val="21"/>
+          <w:szCs w:val="21"/>
+        </w:rPr>
+        <w:t xml:space="preserve"> and save it over the live workbook before rebuilding.</w:t>
+      </w:r>
+    </w:p>
+    <w:p>
+      <w:pPr>
+        <w:pStyle w:val="ListParagraph"/>
+        <w:numPr>
+          <w:ilvl w:val="0"/>
+          <w:numId w:val="5"/>
+        </w:numPr>
+        <w:spacing w:after="70" w:line="264"/>
+      </w:pPr>
+      <w:r>
+        <w:rPr>
+          <w:rFonts w:ascii="Arial" w:cs="Arial" w:eastAsia="Arial" w:hAnsi="Arial"/>
+          <w:b/>
+          <w:bCs/>
+          <w:sz w:val="21"/>
+          <w:szCs w:val="21"/>
+        </w:rPr>
+        <w:t xml:space="preserve">Never rename a </w:t>
+      </w:r>
+      <w:r>
+        <w:rPr>
+          <w:rFonts w:ascii="Courier New" w:cs="Courier New" w:eastAsia="Courier New" w:hAnsi="Courier New"/>
+          <w:b/>
+          <w:bCs/>
+          <w:sz w:val="19"/>
+          <w:szCs w:val="19"/>
+        </w:rPr>
+        <w:t xml:space="preserve">species_id</w:t>
+      </w:r>
+      <w:r>
+        <w:rPr>
+          <w:rFonts w:ascii="Arial" w:cs="Arial" w:eastAsia="Arial" w:hAnsi="Arial"/>
+          <w:b/>
+          <w:bCs/>
+          <w:sz w:val="21"/>
+          <w:szCs w:val="21"/>
+        </w:rPr>
+        <w:t xml:space="preserve"> or </w:t>
+      </w:r>
+      <w:r>
+        <w:rPr>
+          <w:rFonts w:ascii="Courier New" w:cs="Courier New" w:eastAsia="Courier New" w:hAnsi="Courier New"/>
+          <w:b/>
+          <w:bCs/>
+          <w:sz w:val="19"/>
+          <w:szCs w:val="19"/>
+        </w:rPr>
+        <w:t xml:space="preserve">video_id</w:t>
+      </w:r>
+      <w:r>
+        <w:rPr>
+          <w:rFonts w:ascii="Arial" w:cs="Arial" w:eastAsia="Arial" w:hAnsi="Arial"/>
+          <w:b/>
+          <w:bCs/>
+          <w:sz w:val="21"/>
+          <w:szCs w:val="21"/>
+        </w:rPr>
+        <w:t xml:space="preserve">.</w:t>
+      </w:r>
+      <w:r>
+        <w:rPr>
+          <w:rFonts w:ascii="Arial" w:cs="Arial" w:eastAsia="Arial" w:hAnsi="Arial"/>
+          <w:sz w:val="21"/>
+          <w:szCs w:val="21"/>
+        </w:rPr>
+        <w:t xml:space="preserve"> Other sheets refer to them. To retire one, mark its </w:t>
+      </w:r>
+      <w:r>
+        <w:rPr>
+          <w:rFonts w:ascii="Courier New" w:cs="Courier New" w:eastAsia="Courier New" w:hAnsi="Courier New"/>
+          <w:sz w:val="19"/>
+          <w:szCs w:val="19"/>
+        </w:rPr>
+        <w:t xml:space="preserve">status</w:t>
+      </w:r>
+      <w:r>
+        <w:rPr>
+          <w:rFonts w:ascii="Arial" w:cs="Arial" w:eastAsia="Arial" w:hAnsi="Arial"/>
+          <w:sz w:val="21"/>
+          <w:szCs w:val="21"/>
+        </w:rPr>
+        <w:t xml:space="preserve"> instead.</w:t>
+      </w:r>
+    </w:p>
+    <w:p>
+      <w:pPr>
+        <w:pStyle w:val="ListParagraph"/>
+        <w:numPr>
+          <w:ilvl w:val="0"/>
+          <w:numId w:val="5"/>
+        </w:numPr>
+        <w:spacing w:after="70" w:line="264"/>
+      </w:pPr>
+      <w:r>
+        <w:rPr>
+          <w:rFonts w:ascii="Arial" w:cs="Arial" w:eastAsia="Arial" w:hAnsi="Arial"/>
+          <w:b/>
+          <w:bCs/>
+          <w:sz w:val="21"/>
+          <w:szCs w:val="21"/>
+        </w:rPr>
+        <w:t xml:space="preserve">Never edit inside </w:t>
+      </w:r>
+      <w:r>
+        <w:rPr>
+          <w:rFonts w:ascii="Courier New" w:cs="Courier New" w:eastAsia="Courier New" w:hAnsi="Courier New"/>
+          <w:b/>
+          <w:bCs/>
+          <w:sz w:val="19"/>
+          <w:szCs w:val="19"/>
+        </w:rPr>
+        <w:t xml:space="preserve">docs/</w:t>
+      </w:r>
+      <w:r>
+        <w:rPr>
+          <w:rFonts w:ascii="Arial" w:cs="Arial" w:eastAsia="Arial" w:hAnsi="Arial"/>
+          <w:b/>
+          <w:bCs/>
+          <w:sz w:val="21"/>
+          <w:szCs w:val="21"/>
+        </w:rPr>
+        <w:t xml:space="preserve">.</w:t>
+      </w:r>
+      <w:r>
+        <w:rPr>
+          <w:rFonts w:ascii="Arial" w:cs="Arial" w:eastAsia="Arial" w:hAnsi="Arial"/>
+          <w:sz w:val="21"/>
+          <w:szCs w:val="21"/>
+        </w:rPr>
+        <w:t xml:space="preserve"> It is rewritten every time.</w:t>
+      </w:r>
+    </w:p>
+    <w:p>
+      <w:pPr>
+        <w:pStyle w:val="ListParagraph"/>
+        <w:numPr>
+          <w:ilvl w:val="0"/>
+          <w:numId w:val="5"/>
+        </w:numPr>
+        <w:spacing w:after="70" w:line="264"/>
+      </w:pPr>
+      <w:r>
+        <w:rPr>
+          <w:rFonts w:ascii="Arial" w:cs="Arial" w:eastAsia="Arial" w:hAnsi="Arial"/>
+          <w:sz w:val="21"/>
+          <w:szCs w:val="21"/>
+        </w:rPr>
+        <w:t xml:space="preserve">Keep the old-site copy (</w:t>
+      </w:r>
+      <w:r>
+        <w:rPr>
+          <w:rFonts w:ascii="Courier New" w:cs="Courier New" w:eastAsia="Courier New" w:hAnsi="Courier New"/>
+          <w:sz w:val="19"/>
+          <w:szCs w:val="19"/>
+        </w:rPr>
+        <w:t xml:space="preserve">cfbkey_local</w:t>
+      </w:r>
+      <w:r>
+        <w:rPr>
+          <w:rFonts w:ascii="Arial" w:cs="Arial" w:eastAsia="Arial" w:hAnsi="Arial"/>
+          <w:sz w:val="21"/>
+          <w:szCs w:val="21"/>
+        </w:rPr>
+        <w:t xml:space="preserve">) and the </w:t>
+      </w:r>
+      <w:r>
+        <w:rPr>
+          <w:rFonts w:ascii="Courier New" w:cs="Courier New" w:eastAsia="Courier New" w:hAnsi="Courier New"/>
+          <w:sz w:val="19"/>
+          <w:szCs w:val="19"/>
+        </w:rPr>
+        <w:t xml:space="preserve">.mov</w:t>
+      </w:r>
+      <w:r>
+        <w:rPr>
+          <w:rFonts w:ascii="Arial" w:cs="Arial" w:eastAsia="Arial" w:hAnsi="Arial"/>
+          <w:sz w:val="21"/>
+          <w:szCs w:val="21"/>
+        </w:rPr>
+        <w:t xml:space="preserve"> originals. They are the source of the pictures and the safety net for the videos.</w:t>
+      </w:r>
+    </w:p>
+    <w:p>
+      <w:pPr>
+        <w:pStyle w:val="ListParagraph"/>
+        <w:numPr>
+          <w:ilvl w:val="0"/>
+          <w:numId w:val="5"/>
+        </w:numPr>
+        <w:spacing w:after="70" w:line="264"/>
+      </w:pPr>
+      <w:r>
+        <w:rPr>
+          <w:rFonts w:ascii="Arial" w:cs="Arial" w:eastAsia="Arial" w:hAnsi="Arial"/>
+          <w:sz w:val="21"/>
+          <w:szCs w:val="21"/>
+        </w:rPr>
+        <w:t xml:space="preserve">GitHub now keeps a full history of every committed version of the workbook, so the dated copies are a convenience rather than the only record.</w:t>
       </w:r>
     </w:p>
     <w:p>
@@ -8830,7 +13356,7 @@
         <w:rPr>
           <w:rFonts w:ascii="Arial" w:cs="Arial" w:eastAsia="Arial" w:hAnsi="Arial"/>
         </w:rPr>
-        <w:t xml:space="preserve">8. Tablets and phones</w:t>
+        <w:t xml:space="preserve">10. Tablets and phones</w:t>
       </w:r>
     </w:p>
     <w:p>
@@ -8861,7 +13387,7 @@
           <w:sz w:val="21"/>
           <w:szCs w:val="21"/>
         </w:rPr>
-        <w:t xml:space="preserve"> try it on real devices, which is easy once it is published or when your computer and phone share a Wi-Fi network.</w:t>
+        <w:t xml:space="preserve"> try it on real devices. The review copy is published, so this is now just a matter of opening https://jvthaney.github.io/cfbkey-test/ on a phone and a tablet.</w:t>
       </w:r>
     </w:p>
     <w:p>
@@ -8873,7 +13399,7 @@
         <w:rPr>
           <w:rFonts w:ascii="Arial" w:cs="Arial" w:eastAsia="Arial" w:hAnsi="Arial"/>
         </w:rPr>
-        <w:t xml:space="preserve">9. What is built, and what is still to come</w:t>
+        <w:t xml:space="preserve">11. What is built, and what is still to come</w:t>
       </w:r>
     </w:p>
     <w:tbl>
@@ -9014,87 +13540,119 @@
                 <w:sz w:val="19"/>
                 <w:szCs w:val="19"/>
               </w:rPr>
-              <w:t xml:space="preserve">The identification key: a page for every step, with colored markers, a hide-the-arrows button, videos, example pictures and the taxonomy so far</w:t>
-            </w:r>
-          </w:p>
-          <w:p>
-            <w:pPr>
-              <w:spacing w:after="30" w:line="252"/>
-            </w:pPr>
-            <w:r>
-              <w:rPr>
-                <w:rFonts w:ascii="Arial" w:cs="Arial" w:eastAsia="Arial" w:hAnsi="Arial"/>
-                <w:b w:val="false"/>
-                <w:bCs w:val="false"/>
-                <w:color w:val="000000"/>
-                <w:sz w:val="19"/>
-                <w:szCs w:val="19"/>
-              </w:rPr>
-              <w:t xml:space="preserve">Home page with the four group pictures</w:t>
-            </w:r>
-          </w:p>
-          <w:p>
-            <w:pPr>
-              <w:spacing w:after="30" w:line="252"/>
-            </w:pPr>
-            <w:r>
-              <w:rPr>
-                <w:rFonts w:ascii="Arial" w:cs="Arial" w:eastAsia="Arial" w:hAnsi="Arial"/>
-                <w:b w:val="false"/>
-                <w:bCs w:val="false"/>
-                <w:color w:val="000000"/>
-                <w:sz w:val="19"/>
-                <w:szCs w:val="19"/>
-              </w:rPr>
-              <w:t xml:space="preserve">Instructions, Purpose, History, References, Contact, Copyright, Special Features, Barcoding (drafts to review)</w:t>
-            </w:r>
-          </w:p>
-          <w:p>
-            <w:pPr>
-              <w:spacing w:after="30" w:line="252"/>
-            </w:pPr>
-            <w:r>
-              <w:rPr>
-                <w:rFonts w:ascii="Arial" w:cs="Arial" w:eastAsia="Arial" w:hAnsi="Arial"/>
-                <w:b w:val="false"/>
-                <w:bCs w:val="false"/>
-                <w:color w:val="000000"/>
-                <w:sz w:val="19"/>
-                <w:szCs w:val="19"/>
-              </w:rPr>
-              <w:t xml:space="preserve">Video page (generated from the workbook)</w:t>
-            </w:r>
-          </w:p>
-          <w:p>
-            <w:pPr>
-              <w:spacing w:after="30" w:line="252"/>
-            </w:pPr>
-            <w:r>
-              <w:rPr>
-                <w:rFonts w:ascii="Arial" w:cs="Arial" w:eastAsia="Arial" w:hAnsi="Arial"/>
-                <w:b w:val="false"/>
-                <w:bCs w:val="false"/>
-                <w:color w:val="000000"/>
-                <w:sz w:val="19"/>
-                <w:szCs w:val="19"/>
-              </w:rPr>
-              <w:t xml:space="preserve">Draft alt text and a viewer for detail figures</w:t>
-            </w:r>
-          </w:p>
-          <w:p>
-            <w:pPr>
-              <w:spacing w:after="30" w:line="252"/>
-            </w:pPr>
-            <w:r>
-              <w:rPr>
-                <w:rFonts w:ascii="Arial" w:cs="Arial" w:eastAsia="Arial" w:hAnsi="Arial"/>
-                <w:b w:val="false"/>
-                <w:bCs w:val="false"/>
-                <w:color w:val="000000"/>
-                <w:sz w:val="19"/>
-                <w:szCs w:val="19"/>
-              </w:rPr>
-              <w:t xml:space="preserve">Taxonomy clean-up through the workbook</w:t>
+              <w:t xml:space="preserve">The identification key: a page for every step, with colored markers, hover and a hide-the-arrows button, videos and example pictures</w:t>
+            </w:r>
+          </w:p>
+          <w:p>
+            <w:pPr>
+              <w:spacing w:after="30" w:line="252"/>
+            </w:pPr>
+            <w:r>
+              <w:rPr>
+                <w:rFonts w:ascii="Arial" w:cs="Arial" w:eastAsia="Arial" w:hAnsi="Arial"/>
+                <w:b w:val="false"/>
+                <w:bCs w:val="false"/>
+                <w:color w:val="000000"/>
+                <w:sz w:val="19"/>
+                <w:szCs w:val="19"/>
+              </w:rPr>
+              <w:t xml:space="preserve">Groups pages, and the five Anatomy diagrams with clickable parts</w:t>
+            </w:r>
+          </w:p>
+          <w:p>
+            <w:pPr>
+              <w:spacing w:after="30" w:line="252"/>
+            </w:pPr>
+            <w:r>
+              <w:rPr>
+                <w:rFonts w:ascii="Arial" w:cs="Arial" w:eastAsia="Arial" w:hAnsi="Arial"/>
+                <w:b w:val="false"/>
+                <w:bCs w:val="false"/>
+                <w:color w:val="000000"/>
+                <w:sz w:val="19"/>
+                <w:szCs w:val="19"/>
+              </w:rPr>
+              <w:t xml:space="preserve">The 43 supplementary species pages</w:t>
+            </w:r>
+          </w:p>
+          <w:p>
+            <w:pPr>
+              <w:spacing w:after="30" w:line="252"/>
+            </w:pPr>
+            <w:r>
+              <w:rPr>
+                <w:rFonts w:ascii="Arial" w:cs="Arial" w:eastAsia="Arial" w:hAnsi="Arial"/>
+                <w:b w:val="false"/>
+                <w:bCs w:val="false"/>
+                <w:color w:val="000000"/>
+                <w:sz w:val="19"/>
+                <w:szCs w:val="19"/>
+              </w:rPr>
+              <w:t xml:space="preserve">Home page with the group pictures and the Use the key overlay</w:t>
+            </w:r>
+          </w:p>
+          <w:p>
+            <w:pPr>
+              <w:spacing w:after="30" w:line="252"/>
+            </w:pPr>
+            <w:r>
+              <w:rPr>
+                <w:rFonts w:ascii="Arial" w:cs="Arial" w:eastAsia="Arial" w:hAnsi="Arial"/>
+                <w:b w:val="false"/>
+                <w:bCs w:val="false"/>
+                <w:color w:val="000000"/>
+                <w:sz w:val="19"/>
+                <w:szCs w:val="19"/>
+              </w:rPr>
+              <w:t xml:space="preserve">Instructions, Purpose, History, References, Contact, Copyright, Special Features, Barcoding</w:t>
+            </w:r>
+          </w:p>
+          <w:p>
+            <w:pPr>
+              <w:spacing w:after="30" w:line="252"/>
+            </w:pPr>
+            <w:r>
+              <w:rPr>
+                <w:rFonts w:ascii="Arial" w:cs="Arial" w:eastAsia="Arial" w:hAnsi="Arial"/>
+                <w:b w:val="false"/>
+                <w:bCs w:val="false"/>
+                <w:color w:val="000000"/>
+                <w:sz w:val="19"/>
+                <w:szCs w:val="19"/>
+              </w:rPr>
+              <w:t xml:space="preserve">Video page with collapsible clips, generated from the workbook</w:t>
+            </w:r>
+          </w:p>
+          <w:p>
+            <w:pPr>
+              <w:spacing w:after="30" w:line="252"/>
+            </w:pPr>
+            <w:r>
+              <w:rPr>
+                <w:rFonts w:ascii="Arial" w:cs="Arial" w:eastAsia="Arial" w:hAnsi="Arial"/>
+                <w:b w:val="false"/>
+                <w:bCs w:val="false"/>
+                <w:color w:val="000000"/>
+                <w:sz w:val="19"/>
+                <w:szCs w:val="19"/>
+              </w:rPr>
+              <w:t xml:space="preserve">Footer wording in the workbook's settings sheet</w:t>
+            </w:r>
+          </w:p>
+          <w:p>
+            <w:pPr>
+              <w:spacing w:after="30" w:line="252"/>
+            </w:pPr>
+            <w:r>
+              <w:rPr>
+                <w:rFonts w:ascii="Arial" w:cs="Arial" w:eastAsia="Arial" w:hAnsi="Arial"/>
+                <w:b w:val="false"/>
+                <w:bCs w:val="false"/>
+                <w:color w:val="000000"/>
+                <w:sz w:val="19"/>
+                <w:szCs w:val="19"/>
+              </w:rPr>
+              <w:t xml:space="preserve">Published for review on GitHub Pages at https://jvthaney.github.io/cfbkey-test/</w:t>
             </w:r>
           </w:p>
           <w:p>
@@ -9143,119 +13701,119 @@
                 <w:sz w:val="19"/>
                 <w:szCs w:val="19"/>
               </w:rPr>
-              <w:t xml:space="preserve">Labels for the picture-only key choices, and reviewing the key wording</w:t>
-            </w:r>
-          </w:p>
-          <w:p>
-            <w:pPr>
-              <w:spacing w:after="30" w:line="252"/>
-            </w:pPr>
-            <w:r>
-              <w:rPr>
-                <w:rFonts w:ascii="Arial" w:cs="Arial" w:eastAsia="Arial" w:hAnsi="Arial"/>
-                <w:b w:val="false"/>
-                <w:bCs w:val="false"/>
-                <w:color w:val="000000"/>
-                <w:sz w:val="19"/>
-                <w:szCs w:val="19"/>
-              </w:rPr>
-              <w:t xml:space="preserve">Groups pages (an outline of the groups, linking into the key)</w:t>
-            </w:r>
-          </w:p>
-          <w:p>
-            <w:pPr>
-              <w:spacing w:after="30" w:line="252"/>
-            </w:pPr>
-            <w:r>
-              <w:rPr>
-                <w:rFonts w:ascii="Arial" w:cs="Arial" w:eastAsia="Arial" w:hAnsi="Arial"/>
-                <w:b w:val="false"/>
-                <w:bCs w:val="false"/>
-                <w:color w:val="000000"/>
-                <w:sz w:val="19"/>
-                <w:szCs w:val="19"/>
-              </w:rPr>
-              <w:t xml:space="preserve">The 43 supplementary species pages (data, sequences, extra figures)</w:t>
-            </w:r>
-          </w:p>
-          <w:p>
-            <w:pPr>
-              <w:spacing w:after="30" w:line="252"/>
-            </w:pPr>
-            <w:r>
-              <w:rPr>
-                <w:rFonts w:ascii="Arial" w:cs="Arial" w:eastAsia="Arial" w:hAnsi="Arial"/>
-                <w:b w:val="false"/>
-                <w:bCs w:val="false"/>
-                <w:color w:val="000000"/>
-                <w:sz w:val="19"/>
-                <w:szCs w:val="19"/>
-              </w:rPr>
-              <w:t xml:space="preserve">Anatomy diagrams</w:t>
-            </w:r>
-          </w:p>
-          <w:p>
-            <w:pPr>
-              <w:spacing w:after="30" w:line="252"/>
-            </w:pPr>
-            <w:r>
-              <w:rPr>
-                <w:rFonts w:ascii="Arial" w:cs="Arial" w:eastAsia="Arial" w:hAnsi="Arial"/>
-                <w:b w:val="false"/>
-                <w:bCs w:val="false"/>
-                <w:color w:val="000000"/>
-                <w:sz w:val="19"/>
-                <w:szCs w:val="19"/>
-              </w:rPr>
-              <w:t xml:space="preserve">Review of all converted text pages and all alt text</w:t>
-            </w:r>
-          </w:p>
-          <w:p>
-            <w:pPr>
-              <w:spacing w:after="30" w:line="252"/>
-            </w:pPr>
-            <w:r>
-              <w:rPr>
-                <w:rFonts w:ascii="Arial" w:cs="Arial" w:eastAsia="Arial" w:hAnsi="Arial"/>
-                <w:b w:val="false"/>
-                <w:bCs w:val="false"/>
-                <w:color w:val="000000"/>
-                <w:sz w:val="19"/>
-                <w:szCs w:val="19"/>
-              </w:rPr>
-              <w:t xml:space="preserve">Publishing (GitHub Pages) and a stable web address</w:t>
-            </w:r>
-          </w:p>
-          <w:p>
-            <w:pPr>
-              <w:spacing w:after="30" w:line="252"/>
-            </w:pPr>
-            <w:r>
-              <w:rPr>
-                <w:rFonts w:ascii="Arial" w:cs="Arial" w:eastAsia="Arial" w:hAnsi="Arial"/>
-                <w:b w:val="false"/>
-                <w:bCs w:val="false"/>
-                <w:color w:val="000000"/>
-                <w:sz w:val="19"/>
-                <w:szCs w:val="19"/>
-              </w:rPr>
-              <w:t xml:space="preserve">Visitor analytics</w:t>
-            </w:r>
-          </w:p>
-          <w:p>
-            <w:pPr>
-              <w:spacing w:after="30" w:line="252"/>
-            </w:pPr>
-            <w:r>
-              <w:rPr>
-                <w:rFonts w:ascii="Arial" w:cs="Arial" w:eastAsia="Arial" w:hAnsi="Arial"/>
-                <w:b w:val="false"/>
-                <w:bCs w:val="false"/>
-                <w:color w:val="000000"/>
-                <w:sz w:val="19"/>
-                <w:szCs w:val="19"/>
-              </w:rPr>
-              <w:t xml:space="preserve">License and credit wording (waiting on Amanda and UNH)</w:t>
+              <w:t xml:space="preserve">Review of the draft alt text: about 1,100 pictures and 315 detail figures</w:t>
+            </w:r>
+          </w:p>
+          <w:p>
+            <w:pPr>
+              <w:spacing w:after="30" w:line="252"/>
+            </w:pPr>
+            <w:r>
+              <w:rPr>
+                <w:rFonts w:ascii="Arial" w:cs="Arial" w:eastAsia="Arial" w:hAnsi="Arial"/>
+                <w:b w:val="false"/>
+                <w:bCs w:val="false"/>
+                <w:color w:val="000000"/>
+                <w:sz w:val="19"/>
+                <w:szCs w:val="19"/>
+              </w:rPr>
+              <w:t xml:space="preserve">Descriptions for the video clips that have none</w:t>
+            </w:r>
+          </w:p>
+          <w:p>
+            <w:pPr>
+              <w:spacing w:after="30" w:line="252"/>
+            </w:pPr>
+            <w:r>
+              <w:rPr>
+                <w:rFonts w:ascii="Arial" w:cs="Arial" w:eastAsia="Arial" w:hAnsi="Arial"/>
+                <w:b w:val="false"/>
+                <w:bCs w:val="false"/>
+                <w:color w:val="000000"/>
+                <w:sz w:val="19"/>
+                <w:szCs w:val="19"/>
+              </w:rPr>
+              <w:t xml:space="preserve">Labels for the picture-only key choices (about 9)</w:t>
+            </w:r>
+          </w:p>
+          <w:p>
+            <w:pPr>
+              <w:spacing w:after="30" w:line="252"/>
+            </w:pPr>
+            <w:r>
+              <w:rPr>
+                <w:rFonts w:ascii="Arial" w:cs="Arial" w:eastAsia="Arial" w:hAnsi="Arial"/>
+                <w:b w:val="false"/>
+                <w:bCs w:val="false"/>
+                <w:color w:val="000000"/>
+                <w:sz w:val="19"/>
+                <w:szCs w:val="19"/>
+              </w:rPr>
+              <w:t xml:space="preserve">Review of the converted text pages</w:t>
+            </w:r>
+          </w:p>
+          <w:p>
+            <w:pPr>
+              <w:spacing w:after="30" w:line="252"/>
+            </w:pPr>
+            <w:r>
+              <w:rPr>
+                <w:rFonts w:ascii="Arial" w:cs="Arial" w:eastAsia="Arial" w:hAnsi="Arial"/>
+                <w:b w:val="false"/>
+                <w:bCs w:val="false"/>
+                <w:color w:val="000000"/>
+                <w:sz w:val="19"/>
+                <w:szCs w:val="19"/>
+              </w:rPr>
+              <w:t xml:space="preserve">Transferring the finished site back to UNH hosting, and keeping the old web addresses working</w:t>
+            </w:r>
+          </w:p>
+          <w:p>
+            <w:pPr>
+              <w:spacing w:after="30" w:line="252"/>
+            </w:pPr>
+            <w:r>
+              <w:rPr>
+                <w:rFonts w:ascii="Arial" w:cs="Arial" w:eastAsia="Arial" w:hAnsi="Arial"/>
+                <w:b w:val="false"/>
+                <w:bCs w:val="false"/>
+                <w:color w:val="000000"/>
+                <w:sz w:val="19"/>
+                <w:szCs w:val="19"/>
+              </w:rPr>
+              <w:t xml:space="preserve">Switching on visitor counting (GoatCounter is ready; remove --noindex)</w:t>
+            </w:r>
+          </w:p>
+          <w:p>
+            <w:pPr>
+              <w:spacing w:after="30" w:line="252"/>
+            </w:pPr>
+            <w:r>
+              <w:rPr>
+                <w:rFonts w:ascii="Arial" w:cs="Arial" w:eastAsia="Arial" w:hAnsi="Arial"/>
+                <w:b w:val="false"/>
+                <w:bCs w:val="false"/>
+                <w:color w:val="000000"/>
+                <w:sz w:val="19"/>
+                <w:szCs w:val="19"/>
+              </w:rPr>
+              <w:t xml:space="preserve">License and credit wording (waiting on Jim, Amanda and UNH)</w:t>
+            </w:r>
+          </w:p>
+          <w:p>
+            <w:pPr>
+              <w:spacing w:after="30" w:line="252"/>
+            </w:pPr>
+            <w:r>
+              <w:rPr>
+                <w:rFonts w:ascii="Arial" w:cs="Arial" w:eastAsia="Arial" w:hAnsi="Arial"/>
+                <w:b w:val="false"/>
+                <w:bCs w:val="false"/>
+                <w:color w:val="000000"/>
+                <w:sz w:val="19"/>
+                <w:szCs w:val="19"/>
+              </w:rPr>
+              <w:t xml:space="preserve">The Version 6.0 paragraph on the History page</w:t>
             </w:r>
           </w:p>
         </w:tc>
@@ -9270,7 +13828,7 @@
         <w:rPr>
           <w:rFonts w:ascii="Arial" w:cs="Arial" w:eastAsia="Arial" w:hAnsi="Arial"/>
         </w:rPr>
-        <w:t xml:space="preserve">10. When something goes wrong</w:t>
+        <w:t xml:space="preserve">12. When something goes wrong</w:t>
       </w:r>
     </w:p>
     <w:tbl>
@@ -9439,7 +13997,7 @@
                 <w:sz w:val="17"/>
                 <w:szCs w:val="17"/>
               </w:rPr>
-              <w:t xml:space="preserve">"$ZK/cfbkey_workbook.xlsx"</w:t>
+              <w:t xml:space="preserve">"$ZK/data/cfbkey_workbook.xlsx"</w:t>
             </w:r>
             <w:r>
               <w:rPr>
@@ -9955,6 +14513,291 @@
                 <w:szCs w:val="19"/>
               </w:rPr>
               <w:t xml:space="preserve"> and the file must exist there.</w:t>
+            </w:r>
+          </w:p>
+        </w:tc>
+      </w:tr>
+      <w:tr>
+        <w:trPr>
+          <w:cantSplit/>
+        </w:trPr>
+        <w:tc>
+          <w:tcPr>
+            <w:tcW w:type="dxa" w:w="3300"/>
+            <w:tcBorders>
+              <w:top w:val="single" w:color="BFBFBF" w:sz="4"/>
+              <w:left w:val="single" w:color="BFBFBF" w:sz="4"/>
+              <w:bottom w:val="single" w:color="BFBFBF" w:sz="4"/>
+              <w:right w:val="single" w:color="BFBFBF" w:sz="4"/>
+            </w:tcBorders>
+            <w:tcMar>
+              <w:top w:type="dxa" w:w="70"/>
+              <w:left w:type="dxa" w:w="100"/>
+              <w:bottom w:type="dxa" w:w="70"/>
+              <w:right w:type="dxa" w:w="100"/>
+            </w:tcMar>
+          </w:tcPr>
+          <w:p>
+            <w:pPr>
+              <w:spacing w:after="30" w:line="252"/>
+            </w:pPr>
+            <w:r>
+              <w:rPr>
+                <w:rFonts w:ascii="Arial" w:cs="Arial" w:eastAsia="Arial" w:hAnsi="Arial"/>
+                <w:b w:val="false"/>
+                <w:bCs w:val="false"/>
+                <w:color w:val="000000"/>
+                <w:sz w:val="19"/>
+                <w:szCs w:val="19"/>
+              </w:rPr>
+              <w:t xml:space="preserve">My template or styling change does not appear</w:t>
+            </w:r>
+          </w:p>
+        </w:tc>
+        <w:tc>
+          <w:tcPr>
+            <w:tcW w:type="dxa" w:w="6060"/>
+            <w:tcBorders>
+              <w:top w:val="single" w:color="BFBFBF" w:sz="4"/>
+              <w:left w:val="single" w:color="BFBFBF" w:sz="4"/>
+              <w:bottom w:val="single" w:color="BFBFBF" w:sz="4"/>
+              <w:right w:val="single" w:color="BFBFBF" w:sz="4"/>
+            </w:tcBorders>
+            <w:tcMar>
+              <w:top w:type="dxa" w:w="70"/>
+              <w:left w:type="dxa" w:w="100"/>
+              <w:bottom w:type="dxa" w:w="70"/>
+              <w:right w:type="dxa" w:w="100"/>
+            </w:tcMar>
+          </w:tcPr>
+          <w:p>
+            <w:pPr>
+              <w:spacing w:after="30" w:line="252"/>
+            </w:pPr>
+            <w:r>
+              <w:rPr>
+                <w:rFonts w:ascii="Arial" w:cs="Arial" w:eastAsia="Arial" w:hAnsi="Arial"/>
+                <w:b w:val="false"/>
+                <w:bCs w:val="false"/>
+                <w:color w:val="000000"/>
+                <w:sz w:val="19"/>
+                <w:szCs w:val="19"/>
+              </w:rPr>
+              <w:t xml:space="preserve">If </w:t>
+            </w:r>
+            <w:r>
+              <w:rPr>
+                <w:rFonts w:ascii="Courier New" w:cs="Courier New" w:eastAsia="Courier New" w:hAnsi="Courier New"/>
+                <w:b w:val="false"/>
+                <w:bCs w:val="false"/>
+                <w:color w:val="000000"/>
+                <w:sz w:val="17"/>
+                <w:szCs w:val="17"/>
+              </w:rPr>
+              <w:t xml:space="preserve">site_src/</w:t>
+            </w:r>
+            <w:r>
+              <w:rPr>
+                <w:rFonts w:ascii="Arial" w:cs="Arial" w:eastAsia="Arial" w:hAnsi="Arial"/>
+                <w:b w:val="false"/>
+                <w:bCs w:val="false"/>
+                <w:color w:val="000000"/>
+                <w:sz w:val="19"/>
+                <w:szCs w:val="19"/>
+              </w:rPr>
+              <w:t xml:space="preserve"> exists it overrides the built-in templates. Delete </w:t>
+            </w:r>
+            <w:r>
+              <w:rPr>
+                <w:rFonts w:ascii="Courier New" w:cs="Courier New" w:eastAsia="Courier New" w:hAnsi="Courier New"/>
+                <w:b w:val="false"/>
+                <w:bCs w:val="false"/>
+                <w:color w:val="000000"/>
+                <w:sz w:val="17"/>
+                <w:szCs w:val="17"/>
+              </w:rPr>
+              <w:t xml:space="preserve">site_src</w:t>
+            </w:r>
+            <w:r>
+              <w:rPr>
+                <w:rFonts w:ascii="Arial" w:cs="Arial" w:eastAsia="Arial" w:hAnsi="Arial"/>
+                <w:b w:val="false"/>
+                <w:bCs w:val="false"/>
+                <w:color w:val="000000"/>
+                <w:sz w:val="19"/>
+                <w:szCs w:val="19"/>
+              </w:rPr>
+              <w:t xml:space="preserve"> (and run </w:t>
+            </w:r>
+            <w:r>
+              <w:rPr>
+                <w:rFonts w:ascii="Courier New" w:cs="Courier New" w:eastAsia="Courier New" w:hAnsi="Courier New"/>
+                <w:b w:val="false"/>
+                <w:bCs w:val="false"/>
+                <w:color w:val="000000"/>
+                <w:sz w:val="17"/>
+                <w:szCs w:val="17"/>
+              </w:rPr>
+              <w:t xml:space="preserve">--init</w:t>
+            </w:r>
+            <w:r>
+              <w:rPr>
+                <w:rFonts w:ascii="Arial" w:cs="Arial" w:eastAsia="Arial" w:hAnsi="Arial"/>
+                <w:b w:val="false"/>
+                <w:bCs w:val="false"/>
+                <w:color w:val="000000"/>
+                <w:sz w:val="19"/>
+                <w:szCs w:val="19"/>
+              </w:rPr>
+              <w:t xml:space="preserve"> again only if you need it) to pick up changes that came with a new </w:t>
+            </w:r>
+            <w:r>
+              <w:rPr>
+                <w:rFonts w:ascii="Courier New" w:cs="Courier New" w:eastAsia="Courier New" w:hAnsi="Courier New"/>
+                <w:b w:val="false"/>
+                <w:bCs w:val="false"/>
+                <w:color w:val="000000"/>
+                <w:sz w:val="17"/>
+                <w:szCs w:val="17"/>
+              </w:rPr>
+              <w:t xml:space="preserve">build_site.py</w:t>
+            </w:r>
+            <w:r>
+              <w:rPr>
+                <w:rFonts w:ascii="Arial" w:cs="Arial" w:eastAsia="Arial" w:hAnsi="Arial"/>
+                <w:b w:val="false"/>
+                <w:bCs w:val="false"/>
+                <w:color w:val="000000"/>
+                <w:sz w:val="19"/>
+                <w:szCs w:val="19"/>
+              </w:rPr>
+              <w:t xml:space="preserve">.</w:t>
+            </w:r>
+          </w:p>
+        </w:tc>
+      </w:tr>
+      <w:tr>
+        <w:trPr>
+          <w:cantSplit/>
+        </w:trPr>
+        <w:tc>
+          <w:tcPr>
+            <w:tcW w:type="dxa" w:w="3300"/>
+            <w:tcBorders>
+              <w:top w:val="single" w:color="BFBFBF" w:sz="4"/>
+              <w:left w:val="single" w:color="BFBFBF" w:sz="4"/>
+              <w:bottom w:val="single" w:color="BFBFBF" w:sz="4"/>
+              <w:right w:val="single" w:color="BFBFBF" w:sz="4"/>
+            </w:tcBorders>
+            <w:tcMar>
+              <w:top w:type="dxa" w:w="70"/>
+              <w:left w:type="dxa" w:w="100"/>
+              <w:bottom w:type="dxa" w:w="70"/>
+              <w:right w:type="dxa" w:w="100"/>
+            </w:tcMar>
+          </w:tcPr>
+          <w:p>
+            <w:pPr>
+              <w:spacing w:after="30" w:line="252"/>
+            </w:pPr>
+            <w:r>
+              <w:rPr>
+                <w:rFonts w:ascii="Courier New" w:cs="Courier New" w:eastAsia="Courier New" w:hAnsi="Courier New"/>
+                <w:b w:val="false"/>
+                <w:bCs w:val="false"/>
+                <w:color w:val="000000"/>
+                <w:sz w:val="17"/>
+                <w:szCs w:val="17"/>
+              </w:rPr>
+              <w:t xml:space="preserve">Needs openpyxl</w:t>
+            </w:r>
+            <w:r>
+              <w:rPr>
+                <w:rFonts w:ascii="Arial" w:cs="Arial" w:eastAsia="Arial" w:hAnsi="Arial"/>
+                <w:b w:val="false"/>
+                <w:bCs w:val="false"/>
+                <w:color w:val="000000"/>
+                <w:sz w:val="19"/>
+                <w:szCs w:val="19"/>
+              </w:rPr>
+              <w:t xml:space="preserve"> or a similar message</w:t>
+            </w:r>
+          </w:p>
+        </w:tc>
+        <w:tc>
+          <w:tcPr>
+            <w:tcW w:type="dxa" w:w="6060"/>
+            <w:tcBorders>
+              <w:top w:val="single" w:color="BFBFBF" w:sz="4"/>
+              <w:left w:val="single" w:color="BFBFBF" w:sz="4"/>
+              <w:bottom w:val="single" w:color="BFBFBF" w:sz="4"/>
+              <w:right w:val="single" w:color="BFBFBF" w:sz="4"/>
+            </w:tcBorders>
+            <w:tcMar>
+              <w:top w:type="dxa" w:w="70"/>
+              <w:left w:type="dxa" w:w="100"/>
+              <w:bottom w:type="dxa" w:w="70"/>
+              <w:right w:type="dxa" w:w="100"/>
+            </w:tcMar>
+          </w:tcPr>
+          <w:p>
+            <w:pPr>
+              <w:spacing w:after="30" w:line="252"/>
+            </w:pPr>
+            <w:r>
+              <w:rPr>
+                <w:rFonts w:ascii="Arial" w:cs="Arial" w:eastAsia="Arial" w:hAnsi="Arial"/>
+                <w:b w:val="false"/>
+                <w:bCs w:val="false"/>
+                <w:color w:val="000000"/>
+                <w:sz w:val="19"/>
+                <w:szCs w:val="19"/>
+              </w:rPr>
+              <w:t xml:space="preserve">The command ran in the wrong environment. Run </w:t>
+            </w:r>
+            <w:r>
+              <w:rPr>
+                <w:rFonts w:ascii="Courier New" w:cs="Courier New" w:eastAsia="Courier New" w:hAnsi="Courier New"/>
+                <w:b w:val="false"/>
+                <w:bCs w:val="false"/>
+                <w:color w:val="000000"/>
+                <w:sz w:val="17"/>
+                <w:szCs w:val="17"/>
+              </w:rPr>
+              <w:t xml:space="preserve">conda activate video</w:t>
+            </w:r>
+            <w:r>
+              <w:rPr>
+                <w:rFonts w:ascii="Arial" w:cs="Arial" w:eastAsia="Arial" w:hAnsi="Arial"/>
+                <w:b w:val="false"/>
+                <w:bCs w:val="false"/>
+                <w:color w:val="000000"/>
+                <w:sz w:val="19"/>
+                <w:szCs w:val="19"/>
+              </w:rPr>
+              <w:t xml:space="preserve"> first, or use </w:t>
+            </w:r>
+            <w:r>
+              <w:rPr>
+                <w:rFonts w:ascii="Courier New" w:cs="Courier New" w:eastAsia="Courier New" w:hAnsi="Courier New"/>
+                <w:b w:val="false"/>
+                <w:bCs w:val="false"/>
+                <w:color w:val="000000"/>
+                <w:sz w:val="17"/>
+                <w:szCs w:val="17"/>
+              </w:rPr>
+              <w:t xml:space="preserve">bash Code/rebuild.sh</w:t>
+            </w:r>
+            <w:r>
+              <w:rPr>
+                <w:rFonts w:ascii="Arial" w:cs="Arial" w:eastAsia="Arial" w:hAnsi="Arial"/>
+                <w:b w:val="false"/>
+                <w:bCs w:val="false"/>
+                <w:color w:val="000000"/>
+                <w:sz w:val="19"/>
+                <w:szCs w:val="19"/>
+              </w:rPr>
+              <w:t xml:space="preserve">, which calls the right Python itself.</w:t>
             </w:r>
           </w:p>
         </w:tc>
@@ -10208,7 +15051,7 @@
           <w:sz w:val="18"/>
           <w:szCs w:val="18"/>
         </w:rPr>
-        <w:t xml:space="preserve">python "$ZK/Code/draft_alt_text.py" --workbook "$ZK/cfbkey_workbook.xlsx"</w:t>
+        <w:t xml:space="preserve">python "$ZK/Code/draft_alt_text.py" --workbook "$ZK/data/cfbkey_workbook.xlsx"</w:t>
       </w:r>
     </w:p>
     <w:sectPr>
@@ -10450,6 +15293,30 @@
       </w:pPr>
     </w:lvl>
   </w:abstractNum>
+  <w:abstractNum w:abstractNumId="4" w15:restartNumberingAfterBreak="0">
+    <w:multiLevelType w:val="hybridMultilevel"/>
+    <w:lvl w:ilvl="0" w15:tentative="1">
+      <w:start w:val="1"/>
+      <w:numFmt w:val="decimal"/>
+      <w:lvlText w:val="%1."/>
+      <w:lvlJc w:val="left"/>
+      <w:pPr>
+        <w:ind w:left="540" w:hanging="320"/>
+      </w:pPr>
+    </w:lvl>
+  </w:abstractNum>
+  <w:abstractNum w:abstractNumId="5" w15:restartNumberingAfterBreak="0">
+    <w:multiLevelType w:val="hybridMultilevel"/>
+    <w:lvl w:ilvl="0" w15:tentative="1">
+      <w:start w:val="1"/>
+      <w:numFmt w:val="decimal"/>
+      <w:lvlText w:val="%1."/>
+      <w:lvlJc w:val="left"/>
+      <w:pPr>
+        <w:ind w:left="540" w:hanging="320"/>
+      </w:pPr>
+    </w:lvl>
+  </w:abstractNum>
   <w:num w:numId="1">
     <w:abstractNumId w:val="1"/>
     <w:lvlOverride w:ilvl="0">
@@ -10457,12 +15324,24 @@
     </w:lvlOverride>
   </w:num>
   <w:num w:numId="2">
+    <w:abstractNumId w:val="5"/>
+    <w:lvlOverride w:ilvl="0">
+      <w:startOverride w:val="1"/>
+    </w:lvlOverride>
+  </w:num>
+  <w:num w:numId="3">
+    <w:abstractNumId w:val="4"/>
+    <w:lvlOverride w:ilvl="0">
+      <w:startOverride w:val="1"/>
+    </w:lvlOverride>
+  </w:num>
+  <w:num w:numId="4">
     <w:abstractNumId w:val="3"/>
     <w:lvlOverride w:ilvl="0">
       <w:startOverride w:val="1"/>
     </w:lvlOverride>
   </w:num>
-  <w:num w:numId="3">
+  <w:num w:numId="5">
     <w:abstractNumId w:val="2"/>
     <w:lvlOverride w:ilvl="0">
       <w:startOverride w:val="1"/>
